--- a/data_engineering/revisao_semanal/revisao_semanal.docx
+++ b/data_engineering/revisao_semanal/revisao_semanal.docx
@@ -7345,6 +7345,11 @@
       </w:r>
     </w:p>
     <w:p>
+      <w:pPr>
+        <w:pBdr>
+          <w:bottom w:val="single" w:sz="6" w:space="1" w:color="auto"/>
+        </w:pBdr>
+      </w:pPr>
       <w:r>
         <w:t xml:space="preserve">Esses “atributos” (país, valor, média, tempo) são </w:t>
       </w:r>
@@ -7367,6 +7372,3495 @@
       </w:r>
       <w:r>
         <w:t xml:space="preserve"> (limpas, consistentes, sem vazamento de dados, com datas corretas). Isso conecta total com Bronze/Silver/Gold: se a “média mensal” estiver errada, o modelo aprende errado.</w:t>
+      </w:r>
+    </w:p>
+    <w:p>
+      <w:pPr>
+        <w:pStyle w:val="Ttulo1"/>
+      </w:pPr>
+      <w:r>
+        <w:t>Semana 02/03 – 06/03</w:t>
+      </w:r>
+    </w:p>
+    <w:p>
+      <w:r>
+        <w:t xml:space="preserve">Segunda feira 02/03 – Python </w:t>
+      </w:r>
+    </w:p>
+    <w:p>
+      <w:pPr>
+        <w:rPr>
+          <w:b/>
+          <w:bCs/>
+        </w:rPr>
+      </w:pPr>
+      <w:r>
+        <w:rPr>
+          <w:rFonts w:ascii="Segoe UI Emoji" w:hAnsi="Segoe UI Emoji" w:cs="Segoe UI Emoji"/>
+          <w:b/>
+          <w:bCs/>
+        </w:rPr>
+        <w:t>📘</w:t>
+      </w:r>
+      <w:r>
+        <w:rPr>
+          <w:b/>
+          <w:bCs/>
+        </w:rPr>
+        <w:t xml:space="preserve"> FUNÇÕES EM PYTHON – REVISÃO COMPLETA</w:t>
+      </w:r>
+    </w:p>
+    <w:p>
+      <w:r>
+        <w:pict w14:anchorId="71905284">
+          <v:rect id="_x0000_i1263" style="width:0;height:1.5pt" o:hralign="center" o:hrstd="t" o:hr="t" fillcolor="#a0a0a0" stroked="f"/>
+        </w:pict>
+      </w:r>
+    </w:p>
+    <w:p>
+      <w:pPr>
+        <w:rPr>
+          <w:b/>
+          <w:bCs/>
+        </w:rPr>
+      </w:pPr>
+      <w:r>
+        <w:rPr>
+          <w:b/>
+          <w:bCs/>
+        </w:rPr>
+        <w:t>1️</w:t>
+      </w:r>
+      <w:r>
+        <w:rPr>
+          <w:rFonts w:ascii="Segoe UI Symbol" w:hAnsi="Segoe UI Symbol" w:cs="Segoe UI Symbol"/>
+          <w:b/>
+          <w:bCs/>
+        </w:rPr>
+        <w:t>⃣</w:t>
+      </w:r>
+      <w:r>
+        <w:rPr>
+          <w:b/>
+          <w:bCs/>
+        </w:rPr>
+        <w:t xml:space="preserve"> O QUE SÃO FUNÇÕES?</w:t>
+      </w:r>
+    </w:p>
+    <w:p>
+      <w:pPr>
+        <w:rPr>
+          <w:b/>
+          <w:bCs/>
+        </w:rPr>
+      </w:pPr>
+      <w:r>
+        <w:rPr>
+          <w:rFonts w:ascii="Segoe UI Emoji" w:hAnsi="Segoe UI Emoji" w:cs="Segoe UI Emoji"/>
+          <w:b/>
+          <w:bCs/>
+        </w:rPr>
+        <w:t>📌</w:t>
+      </w:r>
+      <w:r>
+        <w:rPr>
+          <w:b/>
+          <w:bCs/>
+        </w:rPr>
+        <w:t xml:space="preserve"> Conceito</w:t>
+      </w:r>
+    </w:p>
+    <w:p>
+      <w:r>
+        <w:t>Funções são blocos de código reutilizáveis que:</w:t>
+      </w:r>
+    </w:p>
+    <w:p>
+      <w:pPr>
+        <w:numPr>
+          <w:ilvl w:val="0"/>
+          <w:numId w:val="36"/>
+        </w:numPr>
+      </w:pPr>
+      <w:r>
+        <w:lastRenderedPageBreak/>
+        <w:t>Executam uma tarefa específica</w:t>
+      </w:r>
+    </w:p>
+    <w:p>
+      <w:pPr>
+        <w:numPr>
+          <w:ilvl w:val="0"/>
+          <w:numId w:val="36"/>
+        </w:numPr>
+      </w:pPr>
+      <w:r>
+        <w:t>Podem receber dados (parâmetros)</w:t>
+      </w:r>
+    </w:p>
+    <w:p>
+      <w:pPr>
+        <w:numPr>
+          <w:ilvl w:val="0"/>
+          <w:numId w:val="36"/>
+        </w:numPr>
+      </w:pPr>
+      <w:r>
+        <w:t>Podem retornar resultados</w:t>
+      </w:r>
+    </w:p>
+    <w:p>
+      <w:pPr>
+        <w:numPr>
+          <w:ilvl w:val="0"/>
+          <w:numId w:val="36"/>
+        </w:numPr>
+      </w:pPr>
+      <w:r>
+        <w:t>Evitam repetição de código</w:t>
+      </w:r>
+    </w:p>
+    <w:p>
+      <w:pPr>
+        <w:numPr>
+          <w:ilvl w:val="0"/>
+          <w:numId w:val="36"/>
+        </w:numPr>
+      </w:pPr>
+      <w:r>
+        <w:t>Melhoram organização e legibilidade</w:t>
+      </w:r>
+    </w:p>
+    <w:p>
+      <w:r>
+        <w:t>Estrutura básica:</w:t>
+      </w:r>
+    </w:p>
+    <w:p>
+      <w:proofErr w:type="spellStart"/>
+      <w:r>
+        <w:t>def</w:t>
+      </w:r>
+      <w:proofErr w:type="spellEnd"/>
+      <w:r>
+        <w:t xml:space="preserve"> </w:t>
+      </w:r>
+      <w:proofErr w:type="spellStart"/>
+      <w:r>
+        <w:t>nome_da_</w:t>
+      </w:r>
+      <w:proofErr w:type="gramStart"/>
+      <w:r>
+        <w:t>funcao</w:t>
+      </w:r>
+      <w:proofErr w:type="spellEnd"/>
+      <w:r>
+        <w:t>(</w:t>
+      </w:r>
+      <w:proofErr w:type="gramEnd"/>
+      <w:r>
+        <w:t>):</w:t>
+      </w:r>
+      <w:r>
+        <w:br/>
+        <w:t xml:space="preserve">    </w:t>
+      </w:r>
+      <w:proofErr w:type="spellStart"/>
+      <w:r>
+        <w:t>instrucoes</w:t>
+      </w:r>
+      <w:proofErr w:type="spellEnd"/>
+    </w:p>
+    <w:p>
+      <w:r>
+        <w:pict w14:anchorId="48BA887D">
+          <v:rect id="_x0000_i1264" style="width:0;height:1.5pt" o:hralign="center" o:hrstd="t" o:hr="t" fillcolor="#a0a0a0" stroked="f"/>
+        </w:pict>
+      </w:r>
+    </w:p>
+    <w:p>
+      <w:pPr>
+        <w:rPr>
+          <w:b/>
+          <w:bCs/>
+        </w:rPr>
+      </w:pPr>
+      <w:r>
+        <w:rPr>
+          <w:rFonts w:ascii="Segoe UI Emoji" w:hAnsi="Segoe UI Emoji" w:cs="Segoe UI Emoji"/>
+          <w:b/>
+          <w:bCs/>
+        </w:rPr>
+        <w:t>🧠</w:t>
+      </w:r>
+      <w:r>
+        <w:rPr>
+          <w:b/>
+          <w:bCs/>
+        </w:rPr>
+        <w:t xml:space="preserve"> Por que funções são importantes?</w:t>
+      </w:r>
+    </w:p>
+    <w:p>
+      <w:r>
+        <w:t>Imagine na sua arquitetura do Grupo Colina:</w:t>
+      </w:r>
+    </w:p>
+    <w:p>
+      <w:r>
+        <w:t>Você vai calcular média de inadimplência, cancelamento, score de crédito…</w:t>
+      </w:r>
+    </w:p>
+    <w:p>
+      <w:r>
+        <w:t>Se você repetir o mesmo cálculo várias vezes no código, isso vira:</w:t>
+      </w:r>
+    </w:p>
+    <w:p>
+      <w:r>
+        <w:rPr>
+          <w:rFonts w:ascii="Segoe UI Emoji" w:hAnsi="Segoe UI Emoji" w:cs="Segoe UI Emoji"/>
+        </w:rPr>
+        <w:t>❌</w:t>
+      </w:r>
+      <w:r>
+        <w:t xml:space="preserve"> Código duplicado</w:t>
+      </w:r>
+      <w:r>
+        <w:br/>
+      </w:r>
+      <w:r>
+        <w:rPr>
+          <w:rFonts w:ascii="Segoe UI Emoji" w:hAnsi="Segoe UI Emoji" w:cs="Segoe UI Emoji"/>
+        </w:rPr>
+        <w:t>❌</w:t>
+      </w:r>
+      <w:r>
+        <w:t xml:space="preserve"> Dif</w:t>
+      </w:r>
+      <w:r>
+        <w:rPr>
+          <w:rFonts w:ascii="Aptos" w:hAnsi="Aptos" w:cs="Aptos"/>
+        </w:rPr>
+        <w:t>í</w:t>
+      </w:r>
+      <w:r>
+        <w:t>cil manuten</w:t>
+      </w:r>
+      <w:r>
+        <w:rPr>
+          <w:rFonts w:ascii="Aptos" w:hAnsi="Aptos" w:cs="Aptos"/>
+        </w:rPr>
+        <w:t>çã</w:t>
+      </w:r>
+      <w:r>
+        <w:t>o</w:t>
+      </w:r>
+      <w:r>
+        <w:br/>
+      </w:r>
+      <w:r>
+        <w:rPr>
+          <w:rFonts w:ascii="Segoe UI Emoji" w:hAnsi="Segoe UI Emoji" w:cs="Segoe UI Emoji"/>
+        </w:rPr>
+        <w:t>❌</w:t>
+      </w:r>
+      <w:r>
+        <w:t xml:space="preserve"> Alto risco de erro</w:t>
+      </w:r>
+    </w:p>
+    <w:p>
+      <w:r>
+        <w:t>Funções resolvem isso.</w:t>
+      </w:r>
+    </w:p>
+    <w:p>
+      <w:r>
+        <w:pict w14:anchorId="37130B09">
+          <v:rect id="_x0000_i1265" style="width:0;height:1.5pt" o:hralign="center" o:hrstd="t" o:hr="t" fillcolor="#a0a0a0" stroked="f"/>
+        </w:pict>
+      </w:r>
+    </w:p>
+    <w:p>
+      <w:pPr>
+        <w:rPr>
+          <w:b/>
+          <w:bCs/>
+          <w:lang w:val="en-US"/>
+        </w:rPr>
+      </w:pPr>
+      <w:r>
+        <w:rPr>
+          <w:b/>
+          <w:bCs/>
+          <w:lang w:val="en-US"/>
+        </w:rPr>
+        <w:t>2</w:t>
+      </w:r>
+      <w:r>
+        <w:rPr>
+          <w:b/>
+          <w:bCs/>
+        </w:rPr>
+        <w:t>️</w:t>
+      </w:r>
+      <w:r>
+        <w:rPr>
+          <w:rFonts w:ascii="Segoe UI Symbol" w:hAnsi="Segoe UI Symbol" w:cs="Segoe UI Symbol"/>
+          <w:b/>
+          <w:bCs/>
+          <w:lang w:val="en-US"/>
+        </w:rPr>
+        <w:t>⃣</w:t>
+      </w:r>
+      <w:r>
+        <w:rPr>
+          <w:b/>
+          <w:bCs/>
+          <w:lang w:val="en-US"/>
+        </w:rPr>
+        <w:t xml:space="preserve"> BUILT-IN FUNCTIONS (FUNÇÕES EMBUTIDAS)</w:t>
+      </w:r>
+    </w:p>
+    <w:p>
+      <w:r>
+        <w:t>São funções que já existem no Python.</w:t>
+      </w:r>
+    </w:p>
+    <w:p>
+      <w:r>
+        <w:t>Exemplos:</w:t>
+      </w:r>
+    </w:p>
+    <w:p>
+      <w:pPr>
+        <w:numPr>
+          <w:ilvl w:val="0"/>
+          <w:numId w:val="37"/>
+        </w:numPr>
+      </w:pPr>
+      <w:proofErr w:type="gramStart"/>
+      <w:r>
+        <w:t>sum(</w:t>
+      </w:r>
+      <w:proofErr w:type="gramEnd"/>
+      <w:r>
+        <w:t>)</w:t>
+      </w:r>
+    </w:p>
+    <w:p>
+      <w:pPr>
+        <w:numPr>
+          <w:ilvl w:val="0"/>
+          <w:numId w:val="37"/>
+        </w:numPr>
+      </w:pPr>
+      <w:proofErr w:type="spellStart"/>
+      <w:proofErr w:type="gramStart"/>
+      <w:r>
+        <w:t>len</w:t>
+      </w:r>
+      <w:proofErr w:type="spellEnd"/>
+      <w:r>
+        <w:t>(</w:t>
+      </w:r>
+      <w:proofErr w:type="gramEnd"/>
+      <w:r>
+        <w:t>)</w:t>
+      </w:r>
+    </w:p>
+    <w:p>
+      <w:pPr>
+        <w:numPr>
+          <w:ilvl w:val="0"/>
+          <w:numId w:val="37"/>
+        </w:numPr>
+      </w:pPr>
+      <w:proofErr w:type="gramStart"/>
+      <w:r>
+        <w:t>round(</w:t>
+      </w:r>
+      <w:proofErr w:type="gramEnd"/>
+      <w:r>
+        <w:t>)</w:t>
+      </w:r>
+    </w:p>
+    <w:p>
+      <w:pPr>
+        <w:numPr>
+          <w:ilvl w:val="0"/>
+          <w:numId w:val="37"/>
+        </w:numPr>
+      </w:pPr>
+      <w:proofErr w:type="spellStart"/>
+      <w:proofErr w:type="gramStart"/>
+      <w:r>
+        <w:t>type</w:t>
+      </w:r>
+      <w:proofErr w:type="spellEnd"/>
+      <w:r>
+        <w:t>(</w:t>
+      </w:r>
+      <w:proofErr w:type="gramEnd"/>
+      <w:r>
+        <w:t>)</w:t>
+      </w:r>
+    </w:p>
+    <w:p>
+      <w:pPr>
+        <w:numPr>
+          <w:ilvl w:val="0"/>
+          <w:numId w:val="37"/>
+        </w:numPr>
+      </w:pPr>
+      <w:proofErr w:type="gramStart"/>
+      <w:r>
+        <w:t>print(</w:t>
+      </w:r>
+      <w:proofErr w:type="gramEnd"/>
+      <w:r>
+        <w:t>)</w:t>
+      </w:r>
+    </w:p>
+    <w:p>
+      <w:pPr>
+        <w:numPr>
+          <w:ilvl w:val="0"/>
+          <w:numId w:val="37"/>
+        </w:numPr>
+      </w:pPr>
+      <w:proofErr w:type="spellStart"/>
+      <w:proofErr w:type="gramStart"/>
+      <w:r>
+        <w:t>map</w:t>
+      </w:r>
+      <w:proofErr w:type="spellEnd"/>
+      <w:r>
+        <w:t>(</w:t>
+      </w:r>
+      <w:proofErr w:type="gramEnd"/>
+      <w:r>
+        <w:t>)</w:t>
+      </w:r>
+    </w:p>
+    <w:p>
+      <w:pPr>
+        <w:numPr>
+          <w:ilvl w:val="0"/>
+          <w:numId w:val="37"/>
+        </w:numPr>
+      </w:pPr>
+      <w:proofErr w:type="spellStart"/>
+      <w:proofErr w:type="gramStart"/>
+      <w:r>
+        <w:t>filter</w:t>
+      </w:r>
+      <w:proofErr w:type="spellEnd"/>
+      <w:r>
+        <w:t>(</w:t>
+      </w:r>
+      <w:proofErr w:type="gramEnd"/>
+      <w:r>
+        <w:t>)</w:t>
+      </w:r>
+    </w:p>
+    <w:p>
+      <w:r>
+        <w:pict w14:anchorId="709B3A20">
+          <v:rect id="_x0000_i1266" style="width:0;height:1.5pt" o:hralign="center" o:hrstd="t" o:hr="t" fillcolor="#a0a0a0" stroked="f"/>
+        </w:pict>
+      </w:r>
+    </w:p>
+    <w:p>
+      <w:pPr>
+        <w:rPr>
+          <w:b/>
+          <w:bCs/>
+        </w:rPr>
+      </w:pPr>
+      <w:r>
+        <w:rPr>
+          <w:rFonts w:ascii="Segoe UI Emoji" w:hAnsi="Segoe UI Emoji" w:cs="Segoe UI Emoji"/>
+          <w:b/>
+          <w:bCs/>
+        </w:rPr>
+        <w:lastRenderedPageBreak/>
+        <w:t>📌</w:t>
+      </w:r>
+      <w:r>
+        <w:rPr>
+          <w:b/>
+          <w:bCs/>
+        </w:rPr>
+        <w:t xml:space="preserve"> Exemplo: Média com </w:t>
+      </w:r>
+      <w:proofErr w:type="spellStart"/>
+      <w:r>
+        <w:rPr>
+          <w:b/>
+          <w:bCs/>
+        </w:rPr>
+        <w:t>Built</w:t>
+      </w:r>
+      <w:proofErr w:type="spellEnd"/>
+      <w:r>
+        <w:rPr>
+          <w:b/>
+          <w:bCs/>
+        </w:rPr>
+        <w:t>-in</w:t>
+      </w:r>
+    </w:p>
+    <w:p>
+      <w:r>
+        <w:t>notas = {'1º Trimestre': 8.5, '2º Trimestre': 9.5, '3º Trimestre': 7}</w:t>
+      </w:r>
+      <w:r>
+        <w:br/>
+      </w:r>
+      <w:r>
+        <w:br/>
+      </w:r>
+      <w:proofErr w:type="spellStart"/>
+      <w:r>
+        <w:t>somatorio</w:t>
+      </w:r>
+      <w:proofErr w:type="spellEnd"/>
+      <w:r>
+        <w:t xml:space="preserve"> = sum(</w:t>
+      </w:r>
+      <w:proofErr w:type="spellStart"/>
+      <w:proofErr w:type="gramStart"/>
+      <w:r>
+        <w:t>notas.values</w:t>
+      </w:r>
+      <w:proofErr w:type="spellEnd"/>
+      <w:proofErr w:type="gramEnd"/>
+      <w:r>
+        <w:t>())</w:t>
+      </w:r>
+      <w:r>
+        <w:br/>
+      </w:r>
+      <w:proofErr w:type="spellStart"/>
+      <w:r>
+        <w:t>qtd_notas</w:t>
+      </w:r>
+      <w:proofErr w:type="spellEnd"/>
+      <w:r>
+        <w:t xml:space="preserve"> = </w:t>
+      </w:r>
+      <w:proofErr w:type="spellStart"/>
+      <w:r>
+        <w:t>len</w:t>
+      </w:r>
+      <w:proofErr w:type="spellEnd"/>
+      <w:r>
+        <w:t>(notas)</w:t>
+      </w:r>
+      <w:r>
+        <w:br/>
+      </w:r>
+      <w:proofErr w:type="gramStart"/>
+      <w:r>
+        <w:t>media</w:t>
+      </w:r>
+      <w:proofErr w:type="gramEnd"/>
+      <w:r>
+        <w:t xml:space="preserve"> = </w:t>
+      </w:r>
+      <w:proofErr w:type="gramStart"/>
+      <w:r>
+        <w:t>round(</w:t>
+      </w:r>
+      <w:proofErr w:type="spellStart"/>
+      <w:proofErr w:type="gramEnd"/>
+      <w:r>
+        <w:t>somatorio</w:t>
+      </w:r>
+      <w:proofErr w:type="spellEnd"/>
+      <w:r>
+        <w:t xml:space="preserve"> / </w:t>
+      </w:r>
+      <w:proofErr w:type="spellStart"/>
+      <w:r>
+        <w:t>qtd_notas</w:t>
+      </w:r>
+      <w:proofErr w:type="spellEnd"/>
+      <w:r>
+        <w:t>, 1)</w:t>
+      </w:r>
+      <w:r>
+        <w:br/>
+      </w:r>
+      <w:r>
+        <w:br/>
+        <w:t>print(</w:t>
+      </w:r>
+      <w:proofErr w:type="gramStart"/>
+      <w:r>
+        <w:t>media</w:t>
+      </w:r>
+      <w:proofErr w:type="gramEnd"/>
+      <w:r>
+        <w:t>)</w:t>
+      </w:r>
+    </w:p>
+    <w:p>
+      <w:r>
+        <w:pict w14:anchorId="0E11C002">
+          <v:rect id="_x0000_i1267" style="width:0;height:1.5pt" o:hralign="center" o:hrstd="t" o:hr="t" fillcolor="#a0a0a0" stroked="f"/>
+        </w:pict>
+      </w:r>
+    </w:p>
+    <w:p>
+      <w:pPr>
+        <w:rPr>
+          <w:b/>
+          <w:bCs/>
+        </w:rPr>
+      </w:pPr>
+      <w:r>
+        <w:rPr>
+          <w:rFonts w:ascii="Segoe UI Emoji" w:hAnsi="Segoe UI Emoji" w:cs="Segoe UI Emoji"/>
+          <w:b/>
+          <w:bCs/>
+        </w:rPr>
+        <w:t>🧠</w:t>
+      </w:r>
+      <w:r>
+        <w:rPr>
+          <w:b/>
+          <w:bCs/>
+        </w:rPr>
+        <w:t xml:space="preserve"> O que aconteceu aqui?</w:t>
+      </w:r>
+    </w:p>
+    <w:p>
+      <w:pPr>
+        <w:numPr>
+          <w:ilvl w:val="0"/>
+          <w:numId w:val="38"/>
+        </w:numPr>
+      </w:pPr>
+      <w:proofErr w:type="gramStart"/>
+      <w:r>
+        <w:t>.</w:t>
+      </w:r>
+      <w:proofErr w:type="spellStart"/>
+      <w:r>
+        <w:t>values</w:t>
+      </w:r>
+      <w:proofErr w:type="spellEnd"/>
+      <w:proofErr w:type="gramEnd"/>
+      <w:r>
+        <w:t>() → pega só os valores do dicionário</w:t>
+      </w:r>
+    </w:p>
+    <w:p>
+      <w:pPr>
+        <w:numPr>
+          <w:ilvl w:val="0"/>
+          <w:numId w:val="38"/>
+        </w:numPr>
+      </w:pPr>
+      <w:proofErr w:type="gramStart"/>
+      <w:r>
+        <w:t>sum(</w:t>
+      </w:r>
+      <w:proofErr w:type="gramEnd"/>
+      <w:r>
+        <w:t>) → soma os valores</w:t>
+      </w:r>
+    </w:p>
+    <w:p>
+      <w:pPr>
+        <w:numPr>
+          <w:ilvl w:val="0"/>
+          <w:numId w:val="38"/>
+        </w:numPr>
+      </w:pPr>
+      <w:proofErr w:type="spellStart"/>
+      <w:proofErr w:type="gramStart"/>
+      <w:r>
+        <w:t>len</w:t>
+      </w:r>
+      <w:proofErr w:type="spellEnd"/>
+      <w:r>
+        <w:t>(</w:t>
+      </w:r>
+      <w:proofErr w:type="gramEnd"/>
+      <w:r>
+        <w:t>) → conta quantidade</w:t>
+      </w:r>
+    </w:p>
+    <w:p>
+      <w:pPr>
+        <w:numPr>
+          <w:ilvl w:val="0"/>
+          <w:numId w:val="38"/>
+        </w:numPr>
+      </w:pPr>
+      <w:proofErr w:type="gramStart"/>
+      <w:r>
+        <w:t>round(</w:t>
+      </w:r>
+      <w:proofErr w:type="gramEnd"/>
+      <w:r>
+        <w:t>valor, casas) → arredonda</w:t>
+      </w:r>
+    </w:p>
+    <w:p>
+      <w:r>
+        <w:pict w14:anchorId="59FFD33C">
+          <v:rect id="_x0000_i1268" style="width:0;height:1.5pt" o:hralign="center" o:hrstd="t" o:hr="t" fillcolor="#a0a0a0" stroked="f"/>
+        </w:pict>
+      </w:r>
+    </w:p>
+    <w:p>
+      <w:pPr>
+        <w:rPr>
+          <w:b/>
+          <w:bCs/>
+        </w:rPr>
+      </w:pPr>
+      <w:r>
+        <w:rPr>
+          <w:rFonts w:ascii="Segoe UI Emoji" w:hAnsi="Segoe UI Emoji" w:cs="Segoe UI Emoji"/>
+          <w:b/>
+          <w:bCs/>
+        </w:rPr>
+        <w:t>❓</w:t>
+      </w:r>
+      <w:r>
+        <w:rPr>
+          <w:b/>
+          <w:bCs/>
+        </w:rPr>
+        <w:t xml:space="preserve"> Perguntas para fixação</w:t>
+      </w:r>
+    </w:p>
+    <w:p>
+      <w:pPr>
+        <w:numPr>
+          <w:ilvl w:val="0"/>
+          <w:numId w:val="39"/>
+        </w:numPr>
+      </w:pPr>
+      <w:r>
+        <w:t xml:space="preserve">Por que </w:t>
+      </w:r>
+      <w:proofErr w:type="gramStart"/>
+      <w:r>
+        <w:t>usamos .</w:t>
+      </w:r>
+      <w:proofErr w:type="spellStart"/>
+      <w:r>
+        <w:t>values</w:t>
+      </w:r>
+      <w:proofErr w:type="spellEnd"/>
+      <w:proofErr w:type="gramEnd"/>
+      <w:r>
+        <w:t>() e não o dicionário inteiro?</w:t>
+      </w:r>
+    </w:p>
+    <w:p>
+      <w:pPr>
+        <w:numPr>
+          <w:ilvl w:val="0"/>
+          <w:numId w:val="39"/>
+        </w:numPr>
+      </w:pPr>
+      <w:proofErr w:type="spellStart"/>
+      <w:r>
+        <w:t>len</w:t>
+      </w:r>
+      <w:proofErr w:type="spellEnd"/>
+      <w:r>
+        <w:t xml:space="preserve">(notas) retorna o </w:t>
+      </w:r>
+      <w:proofErr w:type="spellStart"/>
+      <w:r>
+        <w:t>quê</w:t>
+      </w:r>
+      <w:proofErr w:type="spellEnd"/>
+      <w:r>
+        <w:t xml:space="preserve"> exatamente?</w:t>
+      </w:r>
+    </w:p>
+    <w:p>
+      <w:pPr>
+        <w:numPr>
+          <w:ilvl w:val="0"/>
+          <w:numId w:val="39"/>
+        </w:numPr>
+      </w:pPr>
+      <w:r>
+        <w:t>O que acontece se a lista estiver vazia?</w:t>
+      </w:r>
+    </w:p>
+    <w:p>
+      <w:r>
+        <w:pict w14:anchorId="46577BB7">
+          <v:rect id="_x0000_i1269" style="width:0;height:1.5pt" o:hralign="center" o:hrstd="t" o:hr="t" fillcolor="#a0a0a0" stroked="f"/>
+        </w:pict>
+      </w:r>
+    </w:p>
+    <w:p>
+      <w:pPr>
+        <w:rPr>
+          <w:b/>
+          <w:bCs/>
+        </w:rPr>
+      </w:pPr>
+      <w:r>
+        <w:rPr>
+          <w:rFonts w:ascii="Segoe UI Emoji" w:hAnsi="Segoe UI Emoji" w:cs="Segoe UI Emoji"/>
+          <w:b/>
+          <w:bCs/>
+        </w:rPr>
+        <w:t>🧩</w:t>
+      </w:r>
+      <w:r>
+        <w:rPr>
+          <w:b/>
+          <w:bCs/>
+        </w:rPr>
+        <w:t xml:space="preserve"> Mini desafio</w:t>
+      </w:r>
+    </w:p>
+    <w:p>
+      <w:r>
+        <w:t>Faça uma função que receba um dicionário com faturamento mensal e retorne a média anual.</w:t>
+      </w:r>
+    </w:p>
+    <w:p>
+      <w:r>
+        <w:pict w14:anchorId="2531E9EF">
+          <v:rect id="_x0000_i1270" style="width:0;height:1.5pt" o:hralign="center" o:hrstd="t" o:hr="t" fillcolor="#a0a0a0" stroked="f"/>
+        </w:pict>
+      </w:r>
+    </w:p>
+    <w:p>
+      <w:pPr>
+        <w:rPr>
+          <w:b/>
+          <w:bCs/>
+        </w:rPr>
+      </w:pPr>
+      <w:r>
+        <w:rPr>
+          <w:b/>
+          <w:bCs/>
+        </w:rPr>
+        <w:t>3️</w:t>
+      </w:r>
+      <w:r>
+        <w:rPr>
+          <w:rFonts w:ascii="Segoe UI Symbol" w:hAnsi="Segoe UI Symbol" w:cs="Segoe UI Symbol"/>
+          <w:b/>
+          <w:bCs/>
+        </w:rPr>
+        <w:t>⃣</w:t>
+      </w:r>
+      <w:r>
+        <w:rPr>
+          <w:b/>
+          <w:bCs/>
+        </w:rPr>
+        <w:t xml:space="preserve"> FUNÇÕES SEM PARÂMETROS</w:t>
+      </w:r>
+    </w:p>
+    <w:p>
+      <w:proofErr w:type="spellStart"/>
+      <w:r>
+        <w:t>def</w:t>
+      </w:r>
+      <w:proofErr w:type="spellEnd"/>
+      <w:r>
+        <w:t xml:space="preserve"> </w:t>
+      </w:r>
+      <w:proofErr w:type="gramStart"/>
+      <w:r>
+        <w:t>media(</w:t>
+      </w:r>
+      <w:proofErr w:type="gramEnd"/>
+      <w:r>
+        <w:t>):</w:t>
+      </w:r>
+      <w:r>
+        <w:br/>
+        <w:t xml:space="preserve">    </w:t>
+      </w:r>
+      <w:proofErr w:type="gramStart"/>
+      <w:r>
+        <w:t>calculo</w:t>
+      </w:r>
+      <w:proofErr w:type="gramEnd"/>
+      <w:r>
+        <w:t xml:space="preserve"> = (10 + 9 + 8) / 3</w:t>
+      </w:r>
+      <w:r>
+        <w:br/>
+        <w:t xml:space="preserve">    print(</w:t>
+      </w:r>
+      <w:proofErr w:type="gramStart"/>
+      <w:r>
+        <w:t>calculo</w:t>
+      </w:r>
+      <w:proofErr w:type="gramEnd"/>
+      <w:r>
+        <w:t>)</w:t>
+      </w:r>
+    </w:p>
+    <w:p>
+      <w:r>
+        <w:t>Ela sempre retorna o mesmo valor.</w:t>
+      </w:r>
+    </w:p>
+    <w:p>
+      <w:r>
+        <w:rPr>
+          <w:rFonts w:ascii="Segoe UI Emoji" w:hAnsi="Segoe UI Emoji" w:cs="Segoe UI Emoji"/>
+        </w:rPr>
+        <w:t>📌</w:t>
+      </w:r>
+      <w:r>
+        <w:t xml:space="preserve"> Uso:</w:t>
+      </w:r>
+    </w:p>
+    <w:p>
+      <w:proofErr w:type="gramStart"/>
+      <w:r>
+        <w:lastRenderedPageBreak/>
+        <w:t>media(</w:t>
+      </w:r>
+      <w:proofErr w:type="gramEnd"/>
+      <w:r>
+        <w:t>)</w:t>
+      </w:r>
+    </w:p>
+    <w:p>
+      <w:r>
+        <w:pict w14:anchorId="06E8301F">
+          <v:rect id="_x0000_i1271" style="width:0;height:1.5pt" o:hralign="center" o:hrstd="t" o:hr="t" fillcolor="#a0a0a0" stroked="f"/>
+        </w:pict>
+      </w:r>
+    </w:p>
+    <w:p>
+      <w:pPr>
+        <w:rPr>
+          <w:b/>
+          <w:bCs/>
+        </w:rPr>
+      </w:pPr>
+      <w:r>
+        <w:rPr>
+          <w:rFonts w:ascii="Segoe UI Symbol" w:hAnsi="Segoe UI Symbol" w:cs="Segoe UI Symbol"/>
+          <w:b/>
+          <w:bCs/>
+        </w:rPr>
+        <w:t>⚠</w:t>
+      </w:r>
+      <w:r>
+        <w:rPr>
+          <w:b/>
+          <w:bCs/>
+        </w:rPr>
+        <w:t xml:space="preserve"> Problema</w:t>
+      </w:r>
+    </w:p>
+    <w:p>
+      <w:r>
+        <w:t>Funções sem parâmetros são pouco flexíveis.</w:t>
+      </w:r>
+    </w:p>
+    <w:p>
+      <w:r>
+        <w:pict w14:anchorId="148AD4E1">
+          <v:rect id="_x0000_i1272" style="width:0;height:1.5pt" o:hralign="center" o:hrstd="t" o:hr="t" fillcolor="#a0a0a0" stroked="f"/>
+        </w:pict>
+      </w:r>
+    </w:p>
+    <w:p>
+      <w:pPr>
+        <w:rPr>
+          <w:b/>
+          <w:bCs/>
+        </w:rPr>
+      </w:pPr>
+      <w:r>
+        <w:rPr>
+          <w:b/>
+          <w:bCs/>
+        </w:rPr>
+        <w:t>4️</w:t>
+      </w:r>
+      <w:r>
+        <w:rPr>
+          <w:rFonts w:ascii="Segoe UI Symbol" w:hAnsi="Segoe UI Symbol" w:cs="Segoe UI Symbol"/>
+          <w:b/>
+          <w:bCs/>
+        </w:rPr>
+        <w:t>⃣</w:t>
+      </w:r>
+      <w:r>
+        <w:rPr>
+          <w:b/>
+          <w:bCs/>
+        </w:rPr>
+        <w:t xml:space="preserve"> FUNÇÕES COM PARÂMETROS</w:t>
+      </w:r>
+    </w:p>
+    <w:p>
+      <w:r>
+        <w:t>Estrutura:</w:t>
+      </w:r>
+    </w:p>
+    <w:p>
+      <w:proofErr w:type="spellStart"/>
+      <w:r>
+        <w:t>def</w:t>
+      </w:r>
+      <w:proofErr w:type="spellEnd"/>
+      <w:r>
+        <w:t xml:space="preserve"> </w:t>
+      </w:r>
+      <w:proofErr w:type="gramStart"/>
+      <w:r>
+        <w:t>nome(</w:t>
+      </w:r>
+      <w:proofErr w:type="gramEnd"/>
+      <w:r>
+        <w:t>param1, param2):</w:t>
+      </w:r>
+      <w:r>
+        <w:br/>
+        <w:t xml:space="preserve">    </w:t>
+      </w:r>
+      <w:proofErr w:type="spellStart"/>
+      <w:r>
+        <w:t>instrucoes</w:t>
+      </w:r>
+      <w:proofErr w:type="spellEnd"/>
+    </w:p>
+    <w:p>
+      <w:r>
+        <w:t>Exemplo:</w:t>
+      </w:r>
+    </w:p>
+    <w:p>
+      <w:proofErr w:type="spellStart"/>
+      <w:r>
+        <w:t>def</w:t>
+      </w:r>
+      <w:proofErr w:type="spellEnd"/>
+      <w:r>
+        <w:t xml:space="preserve"> </w:t>
+      </w:r>
+      <w:proofErr w:type="gramStart"/>
+      <w:r>
+        <w:t>media(</w:t>
+      </w:r>
+      <w:proofErr w:type="gramEnd"/>
+      <w:r>
+        <w:t>n1, n2, n3):</w:t>
+      </w:r>
+      <w:r>
+        <w:br/>
+        <w:t xml:space="preserve">    </w:t>
+      </w:r>
+      <w:proofErr w:type="gramStart"/>
+      <w:r>
+        <w:t>calculo</w:t>
+      </w:r>
+      <w:proofErr w:type="gramEnd"/>
+      <w:r>
+        <w:t xml:space="preserve"> = (n1 + n2 + n3) / 3</w:t>
+      </w:r>
+      <w:r>
+        <w:br/>
+        <w:t xml:space="preserve">    print(</w:t>
+      </w:r>
+      <w:proofErr w:type="gramStart"/>
+      <w:r>
+        <w:t>calculo</w:t>
+      </w:r>
+      <w:proofErr w:type="gramEnd"/>
+      <w:r>
+        <w:t>)</w:t>
+      </w:r>
+    </w:p>
+    <w:p>
+      <w:r>
+        <w:pict w14:anchorId="2D157762">
+          <v:rect id="_x0000_i1273" style="width:0;height:1.5pt" o:hralign="center" o:hrstd="t" o:hr="t" fillcolor="#a0a0a0" stroked="f"/>
+        </w:pict>
+      </w:r>
+    </w:p>
+    <w:p>
+      <w:pPr>
+        <w:rPr>
+          <w:b/>
+          <w:bCs/>
+        </w:rPr>
+      </w:pPr>
+      <w:r>
+        <w:rPr>
+          <w:rFonts w:ascii="Segoe UI Emoji" w:hAnsi="Segoe UI Emoji" w:cs="Segoe UI Emoji"/>
+          <w:b/>
+          <w:bCs/>
+        </w:rPr>
+        <w:t>🧠</w:t>
+      </w:r>
+      <w:r>
+        <w:rPr>
+          <w:b/>
+          <w:bCs/>
+        </w:rPr>
+        <w:t xml:space="preserve"> Conceito importante</w:t>
+      </w:r>
+    </w:p>
+    <w:p>
+      <w:pPr>
+        <w:numPr>
+          <w:ilvl w:val="0"/>
+          <w:numId w:val="40"/>
+        </w:numPr>
+      </w:pPr>
+      <w:r>
+        <w:rPr>
+          <w:b/>
+          <w:bCs/>
+        </w:rPr>
+        <w:t>Parâmetro</w:t>
+      </w:r>
+      <w:r>
+        <w:t xml:space="preserve"> → nome dentro da função</w:t>
+      </w:r>
+    </w:p>
+    <w:p>
+      <w:pPr>
+        <w:numPr>
+          <w:ilvl w:val="0"/>
+          <w:numId w:val="40"/>
+        </w:numPr>
+      </w:pPr>
+      <w:r>
+        <w:rPr>
+          <w:b/>
+          <w:bCs/>
+        </w:rPr>
+        <w:t>Argumento</w:t>
+      </w:r>
+      <w:r>
+        <w:t xml:space="preserve"> → valor passado na chamada</w:t>
+      </w:r>
+    </w:p>
+    <w:p>
+      <w:proofErr w:type="gramStart"/>
+      <w:r>
+        <w:t>media(</w:t>
+      </w:r>
+      <w:proofErr w:type="gramEnd"/>
+      <w:r>
+        <w:t>3, 6, 9)</w:t>
+      </w:r>
+    </w:p>
+    <w:p>
+      <w:r>
+        <w:t>3, 6, 9 → argumentos</w:t>
+      </w:r>
+      <w:r>
+        <w:br/>
+        <w:t>n1, n2, n3 → parâmetros</w:t>
+      </w:r>
+    </w:p>
+    <w:p>
+      <w:r>
+        <w:pict w14:anchorId="2B91B48F">
+          <v:rect id="_x0000_i1274" style="width:0;height:1.5pt" o:hralign="center" o:hrstd="t" o:hr="t" fillcolor="#a0a0a0" stroked="f"/>
+        </w:pict>
+      </w:r>
+    </w:p>
+    <w:p>
+      <w:pPr>
+        <w:rPr>
+          <w:b/>
+          <w:bCs/>
+        </w:rPr>
+      </w:pPr>
+      <w:r>
+        <w:rPr>
+          <w:rFonts w:ascii="Segoe UI Emoji" w:hAnsi="Segoe UI Emoji" w:cs="Segoe UI Emoji"/>
+          <w:b/>
+          <w:bCs/>
+        </w:rPr>
+        <w:t>❓</w:t>
+      </w:r>
+      <w:r>
+        <w:rPr>
+          <w:b/>
+          <w:bCs/>
+        </w:rPr>
+        <w:t xml:space="preserve"> Perguntas estilo entrevista</w:t>
+      </w:r>
+    </w:p>
+    <w:p>
+      <w:pPr>
+        <w:numPr>
+          <w:ilvl w:val="0"/>
+          <w:numId w:val="41"/>
+        </w:numPr>
+      </w:pPr>
+      <w:r>
+        <w:t>O que acontece se eu passar menos argumentos que parâmetros?</w:t>
+      </w:r>
+    </w:p>
+    <w:p>
+      <w:pPr>
+        <w:numPr>
+          <w:ilvl w:val="0"/>
+          <w:numId w:val="41"/>
+        </w:numPr>
+      </w:pPr>
+      <w:r>
+        <w:t>Posso passar mais argumentos?</w:t>
+      </w:r>
+    </w:p>
+    <w:p>
+      <w:pPr>
+        <w:numPr>
+          <w:ilvl w:val="0"/>
+          <w:numId w:val="41"/>
+        </w:numPr>
+      </w:pPr>
+      <w:r>
+        <w:t>A ordem importa?</w:t>
+      </w:r>
+    </w:p>
+    <w:p>
+      <w:r>
+        <w:pict w14:anchorId="0FC89025">
+          <v:rect id="_x0000_i1275" style="width:0;height:1.5pt" o:hralign="center" o:hrstd="t" o:hr="t" fillcolor="#a0a0a0" stroked="f"/>
+        </w:pict>
+      </w:r>
+    </w:p>
+    <w:p>
+      <w:pPr>
+        <w:rPr>
+          <w:b/>
+          <w:bCs/>
+        </w:rPr>
+      </w:pPr>
+      <w:r>
+        <w:rPr>
+          <w:b/>
+          <w:bCs/>
+        </w:rPr>
+        <w:t>5️</w:t>
+      </w:r>
+      <w:r>
+        <w:rPr>
+          <w:rFonts w:ascii="Segoe UI Symbol" w:hAnsi="Segoe UI Symbol" w:cs="Segoe UI Symbol"/>
+          <w:b/>
+          <w:bCs/>
+        </w:rPr>
+        <w:t>⃣</w:t>
+      </w:r>
+      <w:r>
+        <w:rPr>
+          <w:b/>
+          <w:bCs/>
+        </w:rPr>
+        <w:t xml:space="preserve"> ESCOPO (GLOBAL </w:t>
+      </w:r>
+      <w:proofErr w:type="spellStart"/>
+      <w:r>
+        <w:rPr>
+          <w:b/>
+          <w:bCs/>
+        </w:rPr>
+        <w:t>vs</w:t>
+      </w:r>
+      <w:proofErr w:type="spellEnd"/>
+      <w:r>
+        <w:rPr>
+          <w:b/>
+          <w:bCs/>
+        </w:rPr>
+        <w:t xml:space="preserve"> LOCAL)</w:t>
+      </w:r>
+    </w:p>
+    <w:p>
+      <w:pPr>
+        <w:rPr>
+          <w:b/>
+          <w:bCs/>
+        </w:rPr>
+      </w:pPr>
+      <w:r>
+        <w:rPr>
+          <w:rFonts w:ascii="Segoe UI Emoji" w:hAnsi="Segoe UI Emoji" w:cs="Segoe UI Emoji"/>
+          <w:b/>
+          <w:bCs/>
+        </w:rPr>
+        <w:t>📌</w:t>
+      </w:r>
+      <w:r>
+        <w:rPr>
+          <w:b/>
+          <w:bCs/>
+        </w:rPr>
+        <w:t xml:space="preserve"> Conceito</w:t>
+      </w:r>
+    </w:p>
+    <w:p>
+      <w:r>
+        <w:t>Escopo define onde a variável existe.</w:t>
+      </w:r>
+    </w:p>
+    <w:p>
+      <w:pPr>
+        <w:numPr>
+          <w:ilvl w:val="0"/>
+          <w:numId w:val="42"/>
+        </w:numPr>
+      </w:pPr>
+      <w:r>
+        <w:lastRenderedPageBreak/>
+        <w:t>Global → fora da função</w:t>
+      </w:r>
+    </w:p>
+    <w:p>
+      <w:pPr>
+        <w:numPr>
+          <w:ilvl w:val="0"/>
+          <w:numId w:val="42"/>
+        </w:numPr>
+      </w:pPr>
+      <w:r>
+        <w:t>Local → dentro da função</w:t>
+      </w:r>
+    </w:p>
+    <w:p>
+      <w:r>
+        <w:pict w14:anchorId="1C4E85C7">
+          <v:rect id="_x0000_i1276" style="width:0;height:1.5pt" o:hralign="center" o:hrstd="t" o:hr="t" fillcolor="#a0a0a0" stroked="f"/>
+        </w:pict>
+      </w:r>
+    </w:p>
+    <w:p>
+      <w:pPr>
+        <w:rPr>
+          <w:b/>
+          <w:bCs/>
+        </w:rPr>
+      </w:pPr>
+      <w:r>
+        <w:rPr>
+          <w:b/>
+          <w:bCs/>
+        </w:rPr>
+        <w:t>Exemplo:</w:t>
+      </w:r>
+    </w:p>
+    <w:p>
+      <w:r>
+        <w:t>x = 7</w:t>
+      </w:r>
+      <w:r>
+        <w:br/>
+      </w:r>
+      <w:r>
+        <w:br/>
+      </w:r>
+      <w:proofErr w:type="spellStart"/>
+      <w:r>
+        <w:t>def</w:t>
+      </w:r>
+      <w:proofErr w:type="spellEnd"/>
+      <w:r>
+        <w:t xml:space="preserve"> </w:t>
+      </w:r>
+      <w:proofErr w:type="gramStart"/>
+      <w:r>
+        <w:t>soma(</w:t>
+      </w:r>
+      <w:proofErr w:type="gramEnd"/>
+      <w:r>
+        <w:t>):</w:t>
+      </w:r>
+      <w:r>
+        <w:br/>
+        <w:t xml:space="preserve">    y = 9</w:t>
+      </w:r>
+      <w:r>
+        <w:br/>
+        <w:t xml:space="preserve">    </w:t>
+      </w:r>
+      <w:proofErr w:type="gramStart"/>
+      <w:r>
+        <w:t>print(</w:t>
+      </w:r>
+      <w:proofErr w:type="gramEnd"/>
+      <w:r>
+        <w:t>x + y)</w:t>
+      </w:r>
+    </w:p>
+    <w:p>
+      <w:r>
+        <w:t>Funciona.</w:t>
+      </w:r>
+    </w:p>
+    <w:p>
+      <w:r>
+        <w:t>Mas:</w:t>
+      </w:r>
+    </w:p>
+    <w:p>
+      <w:r>
+        <w:t>print(y)</w:t>
+      </w:r>
+    </w:p>
+    <w:p>
+      <w:r>
+        <w:rPr>
+          <w:rFonts w:ascii="Segoe UI Emoji" w:hAnsi="Segoe UI Emoji" w:cs="Segoe UI Emoji"/>
+        </w:rPr>
+        <w:t>❌</w:t>
+      </w:r>
+      <w:r>
+        <w:t xml:space="preserve"> Erro → y só existe dentro da função.</w:t>
+      </w:r>
+    </w:p>
+    <w:p>
+      <w:r>
+        <w:pict w14:anchorId="0B6EEED3">
+          <v:rect id="_x0000_i1277" style="width:0;height:1.5pt" o:hralign="center" o:hrstd="t" o:hr="t" fillcolor="#a0a0a0" stroked="f"/>
+        </w:pict>
+      </w:r>
+    </w:p>
+    <w:p>
+      <w:pPr>
+        <w:rPr>
+          <w:b/>
+          <w:bCs/>
+        </w:rPr>
+      </w:pPr>
+      <w:r>
+        <w:rPr>
+          <w:rFonts w:ascii="Segoe UI Emoji" w:hAnsi="Segoe UI Emoji" w:cs="Segoe UI Emoji"/>
+          <w:b/>
+          <w:bCs/>
+        </w:rPr>
+        <w:t>🧠</w:t>
+      </w:r>
+      <w:r>
+        <w:rPr>
+          <w:b/>
+          <w:bCs/>
+        </w:rPr>
+        <w:t xml:space="preserve"> Conexão com Data </w:t>
+      </w:r>
+      <w:proofErr w:type="spellStart"/>
+      <w:r>
+        <w:rPr>
+          <w:b/>
+          <w:bCs/>
+        </w:rPr>
+        <w:t>Engineering</w:t>
+      </w:r>
+      <w:proofErr w:type="spellEnd"/>
+    </w:p>
+    <w:p>
+      <w:r>
+        <w:t>Imagine:</w:t>
+      </w:r>
+    </w:p>
+    <w:p>
+      <w:r>
+        <w:t xml:space="preserve">Você cria uma variável </w:t>
+      </w:r>
+      <w:proofErr w:type="spellStart"/>
+      <w:r>
+        <w:t>df</w:t>
+      </w:r>
+      <w:proofErr w:type="spellEnd"/>
+      <w:r>
+        <w:t xml:space="preserve"> dentro de uma função ETL.</w:t>
+      </w:r>
+      <w:r>
+        <w:br/>
+        <w:t>Ela só existe ali.</w:t>
+      </w:r>
+    </w:p>
+    <w:p>
+      <w:r>
+        <w:t>Fora dela → erro.</w:t>
+      </w:r>
+    </w:p>
+    <w:p>
+      <w:r>
+        <w:pict w14:anchorId="39CCCBBA">
+          <v:rect id="_x0000_i1278" style="width:0;height:1.5pt" o:hralign="center" o:hrstd="t" o:hr="t" fillcolor="#a0a0a0" stroked="f"/>
+        </w:pict>
+      </w:r>
+    </w:p>
+    <w:p>
+      <w:pPr>
+        <w:rPr>
+          <w:b/>
+          <w:bCs/>
+        </w:rPr>
+      </w:pPr>
+      <w:r>
+        <w:rPr>
+          <w:rFonts w:ascii="Segoe UI Emoji" w:hAnsi="Segoe UI Emoji" w:cs="Segoe UI Emoji"/>
+          <w:b/>
+          <w:bCs/>
+        </w:rPr>
+        <w:t>❓</w:t>
+      </w:r>
+      <w:r>
+        <w:rPr>
+          <w:b/>
+          <w:bCs/>
+        </w:rPr>
+        <w:t xml:space="preserve"> Perguntas</w:t>
+      </w:r>
+    </w:p>
+    <w:p>
+      <w:pPr>
+        <w:numPr>
+          <w:ilvl w:val="0"/>
+          <w:numId w:val="43"/>
+        </w:numPr>
+      </w:pPr>
+      <w:r>
+        <w:t>Por que variáveis locais são importantes?</w:t>
+      </w:r>
+    </w:p>
+    <w:p>
+      <w:pPr>
+        <w:numPr>
+          <w:ilvl w:val="0"/>
+          <w:numId w:val="43"/>
+        </w:numPr>
+      </w:pPr>
+      <w:r>
+        <w:t xml:space="preserve">O que é </w:t>
+      </w:r>
+      <w:proofErr w:type="spellStart"/>
+      <w:r>
+        <w:t>NameError</w:t>
+      </w:r>
+      <w:proofErr w:type="spellEnd"/>
+      <w:r>
+        <w:t>?</w:t>
+      </w:r>
+    </w:p>
+    <w:p>
+      <w:pPr>
+        <w:numPr>
+          <w:ilvl w:val="0"/>
+          <w:numId w:val="43"/>
+        </w:numPr>
+      </w:pPr>
+      <w:r>
+        <w:t>Quando faz sentido usar variável global?</w:t>
+      </w:r>
+    </w:p>
+    <w:p>
+      <w:r>
+        <w:pict w14:anchorId="00B06575">
+          <v:rect id="_x0000_i1279" style="width:0;height:1.5pt" o:hralign="center" o:hrstd="t" o:hr="t" fillcolor="#a0a0a0" stroked="f"/>
+        </w:pict>
+      </w:r>
+    </w:p>
+    <w:p>
+      <w:pPr>
+        <w:rPr>
+          <w:b/>
+          <w:bCs/>
+        </w:rPr>
+      </w:pPr>
+      <w:r>
+        <w:rPr>
+          <w:b/>
+          <w:bCs/>
+        </w:rPr>
+        <w:t>6️</w:t>
+      </w:r>
+      <w:r>
+        <w:rPr>
+          <w:rFonts w:ascii="Segoe UI Symbol" w:hAnsi="Segoe UI Symbol" w:cs="Segoe UI Symbol"/>
+          <w:b/>
+          <w:bCs/>
+        </w:rPr>
+        <w:t>⃣</w:t>
+      </w:r>
+      <w:r>
+        <w:rPr>
+          <w:b/>
+          <w:bCs/>
+        </w:rPr>
+        <w:t xml:space="preserve"> RETURN (A PARTE MAIS IMPORTANTE)</w:t>
+      </w:r>
+    </w:p>
+    <w:p>
+      <w:proofErr w:type="gramStart"/>
+      <w:r>
+        <w:t>print(</w:t>
+      </w:r>
+      <w:proofErr w:type="gramEnd"/>
+      <w:r>
+        <w:t>) mostra.</w:t>
+      </w:r>
+      <w:r>
+        <w:br/>
+      </w:r>
+      <w:proofErr w:type="spellStart"/>
+      <w:r>
+        <w:t>return</w:t>
+      </w:r>
+      <w:proofErr w:type="spellEnd"/>
+      <w:r>
+        <w:t xml:space="preserve"> devolve valor.</w:t>
+      </w:r>
+    </w:p>
+    <w:p>
+      <w:r>
+        <w:pict w14:anchorId="0A30E68A">
+          <v:rect id="_x0000_i1280" style="width:0;height:1.5pt" o:hralign="center" o:hrstd="t" o:hr="t" fillcolor="#a0a0a0" stroked="f"/>
+        </w:pict>
+      </w:r>
+    </w:p>
+    <w:p>
+      <w:pPr>
+        <w:rPr>
+          <w:b/>
+          <w:bCs/>
+        </w:rPr>
+      </w:pPr>
+      <w:r>
+        <w:rPr>
+          <w:b/>
+          <w:bCs/>
+        </w:rPr>
+        <w:t>Errado:</w:t>
+      </w:r>
+    </w:p>
+    <w:p>
+      <w:proofErr w:type="spellStart"/>
+      <w:r>
+        <w:lastRenderedPageBreak/>
+        <w:t>def</w:t>
+      </w:r>
+      <w:proofErr w:type="spellEnd"/>
+      <w:r>
+        <w:t xml:space="preserve"> </w:t>
+      </w:r>
+      <w:proofErr w:type="gramStart"/>
+      <w:r>
+        <w:t>media</w:t>
+      </w:r>
+      <w:proofErr w:type="gramEnd"/>
+      <w:r>
+        <w:t>(lista):</w:t>
+      </w:r>
+      <w:r>
+        <w:br/>
+        <w:t xml:space="preserve">    </w:t>
+      </w:r>
+      <w:proofErr w:type="gramStart"/>
+      <w:r>
+        <w:t>calculo</w:t>
+      </w:r>
+      <w:proofErr w:type="gramEnd"/>
+      <w:r>
+        <w:t xml:space="preserve"> = sum(lista) / </w:t>
+      </w:r>
+      <w:proofErr w:type="spellStart"/>
+      <w:r>
+        <w:t>len</w:t>
+      </w:r>
+      <w:proofErr w:type="spellEnd"/>
+      <w:r>
+        <w:t>(lista)</w:t>
+      </w:r>
+      <w:r>
+        <w:br/>
+        <w:t xml:space="preserve">    print(</w:t>
+      </w:r>
+      <w:proofErr w:type="gramStart"/>
+      <w:r>
+        <w:t>calculo</w:t>
+      </w:r>
+      <w:proofErr w:type="gramEnd"/>
+      <w:r>
+        <w:t>)</w:t>
+      </w:r>
+    </w:p>
+    <w:p>
+      <w:r>
+        <w:t>Não salva valor.</w:t>
+      </w:r>
+    </w:p>
+    <w:p>
+      <w:r>
+        <w:pict w14:anchorId="1108F5FB">
+          <v:rect id="_x0000_i1281" style="width:0;height:1.5pt" o:hralign="center" o:hrstd="t" o:hr="t" fillcolor="#a0a0a0" stroked="f"/>
+        </w:pict>
+      </w:r>
+    </w:p>
+    <w:p>
+      <w:pPr>
+        <w:rPr>
+          <w:b/>
+          <w:bCs/>
+        </w:rPr>
+      </w:pPr>
+      <w:r>
+        <w:rPr>
+          <w:b/>
+          <w:bCs/>
+        </w:rPr>
+        <w:t>Certo:</w:t>
+      </w:r>
+    </w:p>
+    <w:p>
+      <w:proofErr w:type="spellStart"/>
+      <w:r>
+        <w:t>def</w:t>
+      </w:r>
+      <w:proofErr w:type="spellEnd"/>
+      <w:r>
+        <w:t xml:space="preserve"> </w:t>
+      </w:r>
+      <w:proofErr w:type="gramStart"/>
+      <w:r>
+        <w:t>media</w:t>
+      </w:r>
+      <w:proofErr w:type="gramEnd"/>
+      <w:r>
+        <w:t>(lista):</w:t>
+      </w:r>
+      <w:r>
+        <w:br/>
+        <w:t xml:space="preserve">    </w:t>
+      </w:r>
+      <w:proofErr w:type="gramStart"/>
+      <w:r>
+        <w:t>calculo</w:t>
+      </w:r>
+      <w:proofErr w:type="gramEnd"/>
+      <w:r>
+        <w:t xml:space="preserve"> = sum(lista) / </w:t>
+      </w:r>
+      <w:proofErr w:type="spellStart"/>
+      <w:r>
+        <w:t>len</w:t>
+      </w:r>
+      <w:proofErr w:type="spellEnd"/>
+      <w:r>
+        <w:t>(lista)</w:t>
+      </w:r>
+      <w:r>
+        <w:br/>
+        <w:t xml:space="preserve">    </w:t>
+      </w:r>
+      <w:proofErr w:type="spellStart"/>
+      <w:r>
+        <w:t>return</w:t>
+      </w:r>
+      <w:proofErr w:type="spellEnd"/>
+      <w:r>
+        <w:t xml:space="preserve"> </w:t>
+      </w:r>
+      <w:proofErr w:type="gramStart"/>
+      <w:r>
+        <w:t>calculo</w:t>
+      </w:r>
+      <w:proofErr w:type="gramEnd"/>
+    </w:p>
+    <w:p>
+      <w:r>
+        <w:t>Agora podemos:</w:t>
+      </w:r>
+    </w:p>
+    <w:p>
+      <w:r>
+        <w:t xml:space="preserve">resultado = </w:t>
+      </w:r>
+      <w:proofErr w:type="gramStart"/>
+      <w:r>
+        <w:t>media</w:t>
+      </w:r>
+      <w:proofErr w:type="gramEnd"/>
+      <w:r>
+        <w:t>(notas)</w:t>
+      </w:r>
+    </w:p>
+    <w:p>
+      <w:r>
+        <w:pict w14:anchorId="1FD165DB">
+          <v:rect id="_x0000_i1282" style="width:0;height:1.5pt" o:hralign="center" o:hrstd="t" o:hr="t" fillcolor="#a0a0a0" stroked="f"/>
+        </w:pict>
+      </w:r>
+    </w:p>
+    <w:p>
+      <w:pPr>
+        <w:rPr>
+          <w:b/>
+          <w:bCs/>
+        </w:rPr>
+      </w:pPr>
+      <w:r>
+        <w:rPr>
+          <w:rFonts w:ascii="Segoe UI Emoji" w:hAnsi="Segoe UI Emoji" w:cs="Segoe UI Emoji"/>
+          <w:b/>
+          <w:bCs/>
+        </w:rPr>
+        <w:t>🧠</w:t>
+      </w:r>
+      <w:r>
+        <w:rPr>
+          <w:b/>
+          <w:bCs/>
+        </w:rPr>
+        <w:t xml:space="preserve"> Regra de ouro</w:t>
+      </w:r>
+    </w:p>
+    <w:p>
+      <w:r>
+        <w:t xml:space="preserve">Se você quer usar o resultado depois → use </w:t>
+      </w:r>
+      <w:proofErr w:type="spellStart"/>
+      <w:r>
+        <w:t>return</w:t>
+      </w:r>
+      <w:proofErr w:type="spellEnd"/>
+      <w:r>
+        <w:t>.</w:t>
+      </w:r>
+    </w:p>
+    <w:p>
+      <w:r>
+        <w:pict w14:anchorId="3F3D3F37">
+          <v:rect id="_x0000_i1283" style="width:0;height:1.5pt" o:hralign="center" o:hrstd="t" o:hr="t" fillcolor="#a0a0a0" stroked="f"/>
+        </w:pict>
+      </w:r>
+    </w:p>
+    <w:p>
+      <w:pPr>
+        <w:rPr>
+          <w:b/>
+          <w:bCs/>
+        </w:rPr>
+      </w:pPr>
+      <w:r>
+        <w:rPr>
+          <w:b/>
+          <w:bCs/>
+        </w:rPr>
+        <w:t>7️</w:t>
+      </w:r>
+      <w:r>
+        <w:rPr>
+          <w:rFonts w:ascii="Segoe UI Symbol" w:hAnsi="Segoe UI Symbol" w:cs="Segoe UI Symbol"/>
+          <w:b/>
+          <w:bCs/>
+        </w:rPr>
+        <w:t>⃣</w:t>
+      </w:r>
+      <w:r>
+        <w:rPr>
+          <w:b/>
+          <w:bCs/>
+        </w:rPr>
+        <w:t xml:space="preserve"> RETORNANDO MAIS DE UM VALOR</w:t>
+      </w:r>
+    </w:p>
+    <w:p>
+      <w:r>
+        <w:t>Python permite retornar tupla.</w:t>
+      </w:r>
+    </w:p>
+    <w:p>
+      <w:proofErr w:type="spellStart"/>
+      <w:r>
+        <w:t>def</w:t>
+      </w:r>
+      <w:proofErr w:type="spellEnd"/>
+      <w:r>
+        <w:t xml:space="preserve"> boletim(lista):</w:t>
+      </w:r>
+      <w:r>
+        <w:br/>
+        <w:t xml:space="preserve">    </w:t>
+      </w:r>
+      <w:proofErr w:type="gramStart"/>
+      <w:r>
+        <w:t>media</w:t>
+      </w:r>
+      <w:proofErr w:type="gramEnd"/>
+      <w:r>
+        <w:t xml:space="preserve"> = sum(lista) / </w:t>
+      </w:r>
+      <w:proofErr w:type="spellStart"/>
+      <w:r>
+        <w:t>len</w:t>
+      </w:r>
+      <w:proofErr w:type="spellEnd"/>
+      <w:r>
+        <w:t>(lista)</w:t>
+      </w:r>
+      <w:r>
+        <w:br/>
+        <w:t xml:space="preserve">    </w:t>
+      </w:r>
+      <w:r>
+        <w:br/>
+        <w:t xml:space="preserve">    </w:t>
+      </w:r>
+      <w:proofErr w:type="spellStart"/>
+      <w:r>
+        <w:t>if</w:t>
+      </w:r>
+      <w:proofErr w:type="spellEnd"/>
+      <w:r>
+        <w:t xml:space="preserve"> </w:t>
+      </w:r>
+      <w:proofErr w:type="gramStart"/>
+      <w:r>
+        <w:t>media</w:t>
+      </w:r>
+      <w:proofErr w:type="gramEnd"/>
+      <w:r>
+        <w:t xml:space="preserve"> &gt;= 6:</w:t>
+      </w:r>
+      <w:r>
+        <w:br/>
+        <w:t xml:space="preserve">        </w:t>
+      </w:r>
+      <w:proofErr w:type="spellStart"/>
+      <w:r>
+        <w:t>situacao</w:t>
+      </w:r>
+      <w:proofErr w:type="spellEnd"/>
+      <w:r>
+        <w:t xml:space="preserve"> = "Aprovado(a)"</w:t>
+      </w:r>
+      <w:r>
+        <w:br/>
+        <w:t xml:space="preserve">    </w:t>
+      </w:r>
+      <w:proofErr w:type="spellStart"/>
+      <w:r>
+        <w:t>else</w:t>
+      </w:r>
+      <w:proofErr w:type="spellEnd"/>
+      <w:r>
+        <w:t>:</w:t>
+      </w:r>
+      <w:r>
+        <w:br/>
+        <w:t xml:space="preserve">        </w:t>
+      </w:r>
+      <w:proofErr w:type="spellStart"/>
+      <w:r>
+        <w:t>situacao</w:t>
+      </w:r>
+      <w:proofErr w:type="spellEnd"/>
+      <w:r>
+        <w:t xml:space="preserve"> = "Reprovado(a)"</w:t>
+      </w:r>
+      <w:r>
+        <w:br/>
+        <w:t xml:space="preserve">    </w:t>
+      </w:r>
+      <w:r>
+        <w:br/>
+        <w:t xml:space="preserve">    </w:t>
+      </w:r>
+      <w:proofErr w:type="spellStart"/>
+      <w:r>
+        <w:t>return</w:t>
+      </w:r>
+      <w:proofErr w:type="spellEnd"/>
+      <w:r>
+        <w:t xml:space="preserve"> </w:t>
+      </w:r>
+      <w:proofErr w:type="gramStart"/>
+      <w:r>
+        <w:t>media</w:t>
+      </w:r>
+      <w:proofErr w:type="gramEnd"/>
+      <w:r>
+        <w:t xml:space="preserve">, </w:t>
+      </w:r>
+      <w:proofErr w:type="spellStart"/>
+      <w:r>
+        <w:t>situacao</w:t>
+      </w:r>
+      <w:proofErr w:type="spellEnd"/>
+    </w:p>
+    <w:p>
+      <w:r>
+        <w:t>Uso:</w:t>
+      </w:r>
+    </w:p>
+    <w:p>
+      <w:proofErr w:type="gramStart"/>
+      <w:r>
+        <w:t>media</w:t>
+      </w:r>
+      <w:proofErr w:type="gramEnd"/>
+      <w:r>
+        <w:t xml:space="preserve">, </w:t>
+      </w:r>
+      <w:proofErr w:type="spellStart"/>
+      <w:r>
+        <w:t>situacao</w:t>
+      </w:r>
+      <w:proofErr w:type="spellEnd"/>
+      <w:r>
+        <w:t xml:space="preserve"> = boletim(notas)</w:t>
+      </w:r>
+    </w:p>
+    <w:p>
+      <w:r>
+        <w:pict w14:anchorId="2BAEE91A">
+          <v:rect id="_x0000_i1284" style="width:0;height:1.5pt" o:hralign="center" o:hrstd="t" o:hr="t" fillcolor="#a0a0a0" stroked="f"/>
+        </w:pict>
+      </w:r>
+    </w:p>
+    <w:p>
+      <w:pPr>
+        <w:rPr>
+          <w:b/>
+          <w:bCs/>
+        </w:rPr>
+      </w:pPr>
+      <w:r>
+        <w:rPr>
+          <w:rFonts w:ascii="Segoe UI Emoji" w:hAnsi="Segoe UI Emoji" w:cs="Segoe UI Emoji"/>
+          <w:b/>
+          <w:bCs/>
+        </w:rPr>
+        <w:t>🧠</w:t>
+      </w:r>
+      <w:r>
+        <w:rPr>
+          <w:b/>
+          <w:bCs/>
+        </w:rPr>
+        <w:t xml:space="preserve"> Muito importante</w:t>
+      </w:r>
+    </w:p>
+    <w:p>
+      <w:r>
+        <w:t>Isso é desempacotamento de tupla.</w:t>
+      </w:r>
+    </w:p>
+    <w:p>
+      <w:r>
+        <w:pict w14:anchorId="70314A95">
+          <v:rect id="_x0000_i1285" style="width:0;height:1.5pt" o:hralign="center" o:hrstd="t" o:hr="t" fillcolor="#a0a0a0" stroked="f"/>
+        </w:pict>
+      </w:r>
+    </w:p>
+    <w:p>
+      <w:pPr>
+        <w:rPr>
+          <w:b/>
+          <w:bCs/>
+        </w:rPr>
+      </w:pPr>
+      <w:r>
+        <w:rPr>
+          <w:b/>
+          <w:bCs/>
+        </w:rPr>
+        <w:lastRenderedPageBreak/>
+        <w:t>8️</w:t>
+      </w:r>
+      <w:r>
+        <w:rPr>
+          <w:rFonts w:ascii="Segoe UI Symbol" w:hAnsi="Segoe UI Symbol" w:cs="Segoe UI Symbol"/>
+          <w:b/>
+          <w:bCs/>
+        </w:rPr>
+        <w:t>⃣</w:t>
+      </w:r>
+      <w:r>
+        <w:rPr>
+          <w:b/>
+          <w:bCs/>
+        </w:rPr>
+        <w:t xml:space="preserve"> TYPE HINT</w:t>
+      </w:r>
+    </w:p>
+    <w:p>
+      <w:r>
+        <w:t>Melhora legibilidade.</w:t>
+      </w:r>
+    </w:p>
+    <w:p>
+      <w:proofErr w:type="spellStart"/>
+      <w:r>
+        <w:t>def</w:t>
+      </w:r>
+      <w:proofErr w:type="spellEnd"/>
+      <w:r>
+        <w:t xml:space="preserve"> </w:t>
+      </w:r>
+      <w:proofErr w:type="gramStart"/>
+      <w:r>
+        <w:t>media(</w:t>
+      </w:r>
+      <w:proofErr w:type="gramEnd"/>
+      <w:r>
+        <w:t xml:space="preserve">lista: </w:t>
+      </w:r>
+      <w:proofErr w:type="spellStart"/>
+      <w:r>
+        <w:t>list</w:t>
+      </w:r>
+      <w:proofErr w:type="spellEnd"/>
+      <w:r>
+        <w:t xml:space="preserve">) -&gt; </w:t>
+      </w:r>
+      <w:proofErr w:type="spellStart"/>
+      <w:r>
+        <w:t>float</w:t>
+      </w:r>
+      <w:proofErr w:type="spellEnd"/>
+      <w:r>
+        <w:t>:</w:t>
+      </w:r>
+      <w:r>
+        <w:br/>
+        <w:t xml:space="preserve">    </w:t>
+      </w:r>
+      <w:proofErr w:type="spellStart"/>
+      <w:r>
+        <w:t>return</w:t>
+      </w:r>
+      <w:proofErr w:type="spellEnd"/>
+      <w:r>
+        <w:t xml:space="preserve"> sum(lista) / </w:t>
+      </w:r>
+      <w:proofErr w:type="spellStart"/>
+      <w:r>
+        <w:t>len</w:t>
+      </w:r>
+      <w:proofErr w:type="spellEnd"/>
+      <w:r>
+        <w:t>(lista)</w:t>
+      </w:r>
+    </w:p>
+    <w:p>
+      <w:r>
+        <w:pict w14:anchorId="2E07228D">
+          <v:rect id="_x0000_i1286" style="width:0;height:1.5pt" o:hralign="center" o:hrstd="t" o:hr="t" fillcolor="#a0a0a0" stroked="f"/>
+        </w:pict>
+      </w:r>
+    </w:p>
+    <w:p>
+      <w:pPr>
+        <w:rPr>
+          <w:b/>
+          <w:bCs/>
+        </w:rPr>
+      </w:pPr>
+      <w:r>
+        <w:rPr>
+          <w:rFonts w:ascii="Segoe UI Emoji" w:hAnsi="Segoe UI Emoji" w:cs="Segoe UI Emoji"/>
+          <w:b/>
+          <w:bCs/>
+        </w:rPr>
+        <w:t>🧠</w:t>
+      </w:r>
+      <w:r>
+        <w:rPr>
+          <w:b/>
+          <w:bCs/>
+        </w:rPr>
+        <w:t xml:space="preserve"> Por que isso é importante?</w:t>
+      </w:r>
+    </w:p>
+    <w:p>
+      <w:r>
+        <w:t>Em projetos grandes:</w:t>
+      </w:r>
+    </w:p>
+    <w:p>
+      <w:pPr>
+        <w:numPr>
+          <w:ilvl w:val="0"/>
+          <w:numId w:val="44"/>
+        </w:numPr>
+      </w:pPr>
+      <w:r>
+        <w:t>Facilita manutenção</w:t>
+      </w:r>
+    </w:p>
+    <w:p>
+      <w:pPr>
+        <w:numPr>
+          <w:ilvl w:val="0"/>
+          <w:numId w:val="44"/>
+        </w:numPr>
+      </w:pPr>
+      <w:r>
+        <w:t>Ajuda IDE</w:t>
+      </w:r>
+    </w:p>
+    <w:p>
+      <w:pPr>
+        <w:numPr>
+          <w:ilvl w:val="0"/>
+          <w:numId w:val="44"/>
+        </w:numPr>
+      </w:pPr>
+      <w:r>
+        <w:t>Ajuda time</w:t>
+      </w:r>
+    </w:p>
+    <w:p>
+      <w:pPr>
+        <w:numPr>
+          <w:ilvl w:val="0"/>
+          <w:numId w:val="44"/>
+        </w:numPr>
+      </w:pPr>
+      <w:r>
+        <w:t>Evita erro de tipo</w:t>
+      </w:r>
+    </w:p>
+    <w:p>
+      <w:r>
+        <w:pict w14:anchorId="62C54EC4">
+          <v:rect id="_x0000_i1287" style="width:0;height:1.5pt" o:hralign="center" o:hrstd="t" o:hr="t" fillcolor="#a0a0a0" stroked="f"/>
+        </w:pict>
+      </w:r>
+    </w:p>
+    <w:p>
+      <w:pPr>
+        <w:rPr>
+          <w:b/>
+          <w:bCs/>
+        </w:rPr>
+      </w:pPr>
+      <w:r>
+        <w:rPr>
+          <w:b/>
+          <w:bCs/>
+        </w:rPr>
+        <w:t>9️</w:t>
+      </w:r>
+      <w:r>
+        <w:rPr>
+          <w:rFonts w:ascii="Segoe UI Symbol" w:hAnsi="Segoe UI Symbol" w:cs="Segoe UI Symbol"/>
+          <w:b/>
+          <w:bCs/>
+        </w:rPr>
+        <w:t>⃣</w:t>
+      </w:r>
+      <w:r>
+        <w:rPr>
+          <w:b/>
+          <w:bCs/>
+        </w:rPr>
+        <w:t xml:space="preserve"> DEFAULT VALUE</w:t>
+      </w:r>
+    </w:p>
+    <w:p>
+      <w:r>
+        <w:t>Valor padrão.</w:t>
+      </w:r>
+    </w:p>
+    <w:p>
+      <w:proofErr w:type="spellStart"/>
+      <w:r>
+        <w:t>def</w:t>
+      </w:r>
+      <w:proofErr w:type="spellEnd"/>
+      <w:r>
+        <w:t xml:space="preserve"> </w:t>
+      </w:r>
+      <w:proofErr w:type="gramStart"/>
+      <w:r>
+        <w:t>media(</w:t>
+      </w:r>
+      <w:proofErr w:type="gramEnd"/>
+      <w:r>
+        <w:t xml:space="preserve">lista: </w:t>
+      </w:r>
+      <w:proofErr w:type="spellStart"/>
+      <w:r>
+        <w:t>list</w:t>
+      </w:r>
+      <w:proofErr w:type="spellEnd"/>
+      <w:r>
+        <w:t xml:space="preserve"> = [0]) -&gt; </w:t>
+      </w:r>
+      <w:proofErr w:type="spellStart"/>
+      <w:r>
+        <w:t>float</w:t>
+      </w:r>
+      <w:proofErr w:type="spellEnd"/>
+      <w:r>
+        <w:t>:</w:t>
+      </w:r>
+      <w:r>
+        <w:br/>
+        <w:t xml:space="preserve">    </w:t>
+      </w:r>
+      <w:proofErr w:type="spellStart"/>
+      <w:r>
+        <w:t>return</w:t>
+      </w:r>
+      <w:proofErr w:type="spellEnd"/>
+      <w:r>
+        <w:t xml:space="preserve"> sum(lista) / </w:t>
+      </w:r>
+      <w:proofErr w:type="spellStart"/>
+      <w:r>
+        <w:t>len</w:t>
+      </w:r>
+      <w:proofErr w:type="spellEnd"/>
+      <w:r>
+        <w:t>(lista)</w:t>
+      </w:r>
+    </w:p>
+    <w:p>
+      <w:r>
+        <w:t>Se ninguém passar nada:</w:t>
+      </w:r>
+    </w:p>
+    <w:p>
+      <w:proofErr w:type="gramStart"/>
+      <w:r>
+        <w:t>media(</w:t>
+      </w:r>
+      <w:proofErr w:type="gramEnd"/>
+      <w:r>
+        <w:t>)</w:t>
+      </w:r>
+    </w:p>
+    <w:p>
+      <w:r>
+        <w:t>Retorna 0.0</w:t>
+      </w:r>
+    </w:p>
+    <w:p>
+      <w:r>
+        <w:pict w14:anchorId="466BA359">
+          <v:rect id="_x0000_i1288" style="width:0;height:1.5pt" o:hralign="center" o:hrstd="t" o:hr="t" fillcolor="#a0a0a0" stroked="f"/>
+        </w:pict>
+      </w:r>
+    </w:p>
+    <w:p>
+      <w:pPr>
+        <w:rPr>
+          <w:b/>
+          <w:bCs/>
+        </w:rPr>
+      </w:pPr>
+      <w:r>
+        <w:rPr>
+          <w:rFonts w:ascii="Segoe UI Emoji" w:hAnsi="Segoe UI Emoji" w:cs="Segoe UI Emoji"/>
+          <w:b/>
+          <w:bCs/>
+        </w:rPr>
+        <w:t>🔟</w:t>
+      </w:r>
+      <w:r>
+        <w:rPr>
+          <w:b/>
+          <w:bCs/>
+        </w:rPr>
+        <w:t xml:space="preserve"> DOCSTRING</w:t>
+      </w:r>
+    </w:p>
+    <w:p>
+      <w:r>
+        <w:t>Documentação da função.</w:t>
+      </w:r>
+    </w:p>
+    <w:p>
+      <w:proofErr w:type="spellStart"/>
+      <w:r>
+        <w:t>def</w:t>
+      </w:r>
+      <w:proofErr w:type="spellEnd"/>
+      <w:r>
+        <w:t xml:space="preserve"> </w:t>
+      </w:r>
+      <w:proofErr w:type="gramStart"/>
+      <w:r>
+        <w:t>media(</w:t>
+      </w:r>
+      <w:proofErr w:type="gramEnd"/>
+      <w:r>
+        <w:t xml:space="preserve">lista: </w:t>
+      </w:r>
+      <w:proofErr w:type="spellStart"/>
+      <w:r>
+        <w:t>list</w:t>
+      </w:r>
+      <w:proofErr w:type="spellEnd"/>
+      <w:r>
+        <w:t xml:space="preserve"> = [0]) -&gt; </w:t>
+      </w:r>
+      <w:proofErr w:type="spellStart"/>
+      <w:r>
+        <w:t>float</w:t>
+      </w:r>
+      <w:proofErr w:type="spellEnd"/>
+      <w:r>
+        <w:t>:</w:t>
+      </w:r>
+      <w:r>
+        <w:br/>
+        <w:t xml:space="preserve">    """</w:t>
+      </w:r>
+      <w:r>
+        <w:br/>
+        <w:t xml:space="preserve">    Calcula média de uma lista de notas.</w:t>
+      </w:r>
+      <w:r>
+        <w:br/>
+        <w:t xml:space="preserve">    </w:t>
+      </w:r>
+      <w:r>
+        <w:br/>
+        <w:t xml:space="preserve">    lista: </w:t>
+      </w:r>
+      <w:proofErr w:type="spellStart"/>
+      <w:r>
+        <w:t>list</w:t>
+      </w:r>
+      <w:proofErr w:type="spellEnd"/>
+      <w:r>
+        <w:br/>
+        <w:t xml:space="preserve">        Lista com notas.</w:t>
+      </w:r>
+      <w:r>
+        <w:br/>
+        <w:t xml:space="preserve">    </w:t>
+      </w:r>
+      <w:r>
+        <w:br/>
+        <w:t xml:space="preserve">    </w:t>
+      </w:r>
+      <w:proofErr w:type="spellStart"/>
+      <w:r>
+        <w:t>return</w:t>
+      </w:r>
+      <w:proofErr w:type="spellEnd"/>
+      <w:r>
+        <w:t xml:space="preserve">: </w:t>
+      </w:r>
+      <w:proofErr w:type="spellStart"/>
+      <w:r>
+        <w:t>float</w:t>
+      </w:r>
+      <w:proofErr w:type="spellEnd"/>
+      <w:r>
+        <w:br/>
+        <w:t xml:space="preserve">        Média calculada.</w:t>
+      </w:r>
+      <w:r>
+        <w:br/>
+      </w:r>
+      <w:r>
+        <w:lastRenderedPageBreak/>
+        <w:t xml:space="preserve">    """</w:t>
+      </w:r>
+      <w:r>
+        <w:br/>
+        <w:t xml:space="preserve">    </w:t>
+      </w:r>
+      <w:proofErr w:type="spellStart"/>
+      <w:r>
+        <w:t>return</w:t>
+      </w:r>
+      <w:proofErr w:type="spellEnd"/>
+      <w:r>
+        <w:t xml:space="preserve"> sum(lista) / </w:t>
+      </w:r>
+      <w:proofErr w:type="spellStart"/>
+      <w:r>
+        <w:t>len</w:t>
+      </w:r>
+      <w:proofErr w:type="spellEnd"/>
+      <w:r>
+        <w:t>(lista)</w:t>
+      </w:r>
+    </w:p>
+    <w:p>
+      <w:r>
+        <w:t>Uso:</w:t>
+      </w:r>
+    </w:p>
+    <w:p>
+      <w:r>
+        <w:t>help(</w:t>
+      </w:r>
+      <w:proofErr w:type="gramStart"/>
+      <w:r>
+        <w:t>media</w:t>
+      </w:r>
+      <w:proofErr w:type="gramEnd"/>
+      <w:r>
+        <w:t>)</w:t>
+      </w:r>
+    </w:p>
+    <w:p>
+      <w:r>
+        <w:pict w14:anchorId="2A66679F">
+          <v:rect id="_x0000_i1289" style="width:0;height:1.5pt" o:hralign="center" o:hrstd="t" o:hr="t" fillcolor="#a0a0a0" stroked="f"/>
+        </w:pict>
+      </w:r>
+    </w:p>
+    <w:p>
+      <w:pPr>
+        <w:rPr>
+          <w:b/>
+          <w:bCs/>
+        </w:rPr>
+      </w:pPr>
+      <w:r>
+        <w:rPr>
+          <w:b/>
+          <w:bCs/>
+        </w:rPr>
+        <w:t>1️</w:t>
+      </w:r>
+      <w:r>
+        <w:rPr>
+          <w:rFonts w:ascii="Segoe UI Symbol" w:hAnsi="Segoe UI Symbol" w:cs="Segoe UI Symbol"/>
+          <w:b/>
+          <w:bCs/>
+        </w:rPr>
+        <w:t>⃣</w:t>
+      </w:r>
+      <w:r>
+        <w:rPr>
+          <w:b/>
+          <w:bCs/>
+        </w:rPr>
+        <w:t>1️</w:t>
+      </w:r>
+      <w:r>
+        <w:rPr>
+          <w:rFonts w:ascii="Segoe UI Symbol" w:hAnsi="Segoe UI Symbol" w:cs="Segoe UI Symbol"/>
+          <w:b/>
+          <w:bCs/>
+        </w:rPr>
+        <w:t>⃣</w:t>
+      </w:r>
+      <w:r>
+        <w:rPr>
+          <w:b/>
+          <w:bCs/>
+        </w:rPr>
+        <w:t xml:space="preserve"> FUNÇÕES LAMBDA</w:t>
+      </w:r>
+    </w:p>
+    <w:p>
+      <w:r>
+        <w:t>Função anônima, simples, de uma linha.</w:t>
+      </w:r>
+    </w:p>
+    <w:p>
+      <w:r>
+        <w:t>Formato:</w:t>
+      </w:r>
+    </w:p>
+    <w:p>
+      <w:r>
+        <w:t xml:space="preserve">lambda </w:t>
+      </w:r>
+      <w:proofErr w:type="spellStart"/>
+      <w:r>
+        <w:t>parametro</w:t>
+      </w:r>
+      <w:proofErr w:type="spellEnd"/>
+      <w:r>
+        <w:t xml:space="preserve">: </w:t>
+      </w:r>
+      <w:proofErr w:type="spellStart"/>
+      <w:r>
+        <w:t>expressao</w:t>
+      </w:r>
+      <w:proofErr w:type="spellEnd"/>
+    </w:p>
+    <w:p>
+      <w:r>
+        <w:t>Exemplo:</w:t>
+      </w:r>
+    </w:p>
+    <w:p>
+      <w:r>
+        <w:t>qualitativo = lambda x: x + 0.5</w:t>
+      </w:r>
+    </w:p>
+    <w:p>
+      <w:r>
+        <w:pict w14:anchorId="35A213E2">
+          <v:rect id="_x0000_i1290" style="width:0;height:1.5pt" o:hralign="center" o:hrstd="t" o:hr="t" fillcolor="#a0a0a0" stroked="f"/>
+        </w:pict>
+      </w:r>
+    </w:p>
+    <w:p>
+      <w:pPr>
+        <w:rPr>
+          <w:b/>
+          <w:bCs/>
+        </w:rPr>
+      </w:pPr>
+      <w:r>
+        <w:rPr>
+          <w:b/>
+          <w:bCs/>
+        </w:rPr>
+        <w:t>1️</w:t>
+      </w:r>
+      <w:r>
+        <w:rPr>
+          <w:rFonts w:ascii="Segoe UI Symbol" w:hAnsi="Segoe UI Symbol" w:cs="Segoe UI Symbol"/>
+          <w:b/>
+          <w:bCs/>
+        </w:rPr>
+        <w:t>⃣</w:t>
+      </w:r>
+      <w:r>
+        <w:rPr>
+          <w:b/>
+          <w:bCs/>
+        </w:rPr>
+        <w:t>2️</w:t>
+      </w:r>
+      <w:r>
+        <w:rPr>
+          <w:rFonts w:ascii="Segoe UI Symbol" w:hAnsi="Segoe UI Symbol" w:cs="Segoe UI Symbol"/>
+          <w:b/>
+          <w:bCs/>
+        </w:rPr>
+        <w:t>⃣</w:t>
+      </w:r>
+      <w:r>
+        <w:rPr>
+          <w:b/>
+          <w:bCs/>
+        </w:rPr>
+        <w:t xml:space="preserve"> LAMBDA + MAP</w:t>
+      </w:r>
+    </w:p>
+    <w:p>
+      <w:r>
+        <w:t>Muito usado em Data Science.</w:t>
+      </w:r>
+    </w:p>
+    <w:p>
+      <w:r>
+        <w:t>notas = [6.0, 7.0, 9.0, 5.5, 8.0]</w:t>
+      </w:r>
+      <w:r>
+        <w:br/>
+        <w:t>qualitativo = 0.5</w:t>
+      </w:r>
+      <w:r>
+        <w:br/>
+      </w:r>
+      <w:r>
+        <w:br/>
+      </w:r>
+      <w:proofErr w:type="spellStart"/>
+      <w:r>
+        <w:t>notas_atualizadas</w:t>
+      </w:r>
+      <w:proofErr w:type="spellEnd"/>
+      <w:r>
+        <w:t xml:space="preserve"> = </w:t>
+      </w:r>
+      <w:proofErr w:type="spellStart"/>
+      <w:proofErr w:type="gramStart"/>
+      <w:r>
+        <w:t>list</w:t>
+      </w:r>
+      <w:proofErr w:type="spellEnd"/>
+      <w:r>
+        <w:t>(</w:t>
+      </w:r>
+      <w:proofErr w:type="spellStart"/>
+      <w:r>
+        <w:t>map</w:t>
+      </w:r>
+      <w:proofErr w:type="spellEnd"/>
+      <w:r>
+        <w:t>(</w:t>
+      </w:r>
+      <w:proofErr w:type="gramEnd"/>
+      <w:r>
+        <w:t>lambda x: x + qualitativo, notas))</w:t>
+      </w:r>
+    </w:p>
+    <w:p>
+      <w:r>
+        <w:t>Resultado:</w:t>
+      </w:r>
+    </w:p>
+    <w:p>
+      <w:r>
+        <w:t>[6.5, 7.5, 9.5, 6.0, 8.5]</w:t>
+      </w:r>
+    </w:p>
+    <w:p>
+      <w:r>
+        <w:pict w14:anchorId="25E185C4">
+          <v:rect id="_x0000_i1291" style="width:0;height:1.5pt" o:hralign="center" o:hrstd="t" o:hr="t" fillcolor="#a0a0a0" stroked="f"/>
+        </w:pict>
+      </w:r>
+    </w:p>
+    <w:p>
+      <w:pPr>
+        <w:rPr>
+          <w:b/>
+          <w:bCs/>
+        </w:rPr>
+      </w:pPr>
+      <w:r>
+        <w:rPr>
+          <w:rFonts w:ascii="Segoe UI Emoji" w:hAnsi="Segoe UI Emoji" w:cs="Segoe UI Emoji"/>
+          <w:b/>
+          <w:bCs/>
+        </w:rPr>
+        <w:t>🧠</w:t>
+      </w:r>
+      <w:r>
+        <w:rPr>
+          <w:b/>
+          <w:bCs/>
+        </w:rPr>
+        <w:t xml:space="preserve"> O que o </w:t>
+      </w:r>
+      <w:proofErr w:type="spellStart"/>
+      <w:r>
+        <w:rPr>
+          <w:b/>
+          <w:bCs/>
+        </w:rPr>
+        <w:t>map</w:t>
+      </w:r>
+      <w:proofErr w:type="spellEnd"/>
+      <w:r>
+        <w:rPr>
+          <w:b/>
+          <w:bCs/>
+        </w:rPr>
+        <w:t xml:space="preserve"> faz?</w:t>
+      </w:r>
+    </w:p>
+    <w:p>
+      <w:r>
+        <w:t>Ele aplica a função para cada elemento do iterável.</w:t>
+      </w:r>
+    </w:p>
+    <w:p>
+      <w:r>
+        <w:pict w14:anchorId="57D580AD">
+          <v:rect id="_x0000_i1292" style="width:0;height:1.5pt" o:hralign="center" o:hrstd="t" o:hr="t" fillcolor="#a0a0a0" stroked="f"/>
+        </w:pict>
+      </w:r>
+    </w:p>
+    <w:p>
+      <w:pPr>
+        <w:rPr>
+          <w:b/>
+          <w:bCs/>
+        </w:rPr>
+      </w:pPr>
+      <w:r>
+        <w:rPr>
+          <w:b/>
+          <w:bCs/>
+        </w:rPr>
+        <w:t>1️</w:t>
+      </w:r>
+      <w:r>
+        <w:rPr>
+          <w:rFonts w:ascii="Segoe UI Symbol" w:hAnsi="Segoe UI Symbol" w:cs="Segoe UI Symbol"/>
+          <w:b/>
+          <w:bCs/>
+        </w:rPr>
+        <w:t>⃣</w:t>
+      </w:r>
+      <w:r>
+        <w:rPr>
+          <w:b/>
+          <w:bCs/>
+        </w:rPr>
+        <w:t>3️</w:t>
+      </w:r>
+      <w:r>
+        <w:rPr>
+          <w:rFonts w:ascii="Segoe UI Symbol" w:hAnsi="Segoe UI Symbol" w:cs="Segoe UI Symbol"/>
+          <w:b/>
+          <w:bCs/>
+        </w:rPr>
+        <w:t>⃣</w:t>
+      </w:r>
+      <w:r>
+        <w:rPr>
+          <w:b/>
+          <w:bCs/>
+        </w:rPr>
+        <w:t xml:space="preserve"> LAMBDA + FILTER</w:t>
+      </w:r>
+    </w:p>
+    <w:p>
+      <w:r>
+        <w:t>Filtra valores.</w:t>
+      </w:r>
+    </w:p>
+    <w:p>
+      <w:r>
+        <w:t xml:space="preserve">frase = "Aprender Python aqui na </w:t>
+      </w:r>
+      <w:proofErr w:type="spellStart"/>
+      <w:r>
+        <w:t>Alura</w:t>
+      </w:r>
+      <w:proofErr w:type="spellEnd"/>
+      <w:r>
+        <w:t xml:space="preserve"> é muito bom"</w:t>
+      </w:r>
+      <w:r>
+        <w:br/>
+        <w:t xml:space="preserve">palavras = </w:t>
+      </w:r>
+      <w:proofErr w:type="spellStart"/>
+      <w:proofErr w:type="gramStart"/>
+      <w:r>
+        <w:t>frase.split</w:t>
+      </w:r>
+      <w:proofErr w:type="spellEnd"/>
+      <w:proofErr w:type="gramEnd"/>
+      <w:r>
+        <w:t>()</w:t>
+      </w:r>
+      <w:r>
+        <w:br/>
+      </w:r>
+      <w:r>
+        <w:br/>
+        <w:t xml:space="preserve">filtradas = </w:t>
+      </w:r>
+      <w:proofErr w:type="spellStart"/>
+      <w:proofErr w:type="gramStart"/>
+      <w:r>
+        <w:t>list</w:t>
+      </w:r>
+      <w:proofErr w:type="spellEnd"/>
+      <w:r>
+        <w:t>(</w:t>
+      </w:r>
+      <w:proofErr w:type="spellStart"/>
+      <w:r>
+        <w:t>filter</w:t>
+      </w:r>
+      <w:proofErr w:type="spellEnd"/>
+      <w:r>
+        <w:t>(</w:t>
+      </w:r>
+      <w:proofErr w:type="gramEnd"/>
+      <w:r>
+        <w:t xml:space="preserve">lambda x: </w:t>
+      </w:r>
+      <w:proofErr w:type="spellStart"/>
+      <w:r>
+        <w:t>len</w:t>
+      </w:r>
+      <w:proofErr w:type="spellEnd"/>
+      <w:r>
+        <w:t>(x) &gt;= 5, palavras))</w:t>
+      </w:r>
+    </w:p>
+    <w:p>
+      <w:r>
+        <w:lastRenderedPageBreak/>
+        <w:pict w14:anchorId="34B649D6">
+          <v:rect id="_x0000_i1293" style="width:0;height:1.5pt" o:hralign="center" o:hrstd="t" o:hr="t" fillcolor="#a0a0a0" stroked="f"/>
+        </w:pict>
+      </w:r>
+    </w:p>
+    <w:p>
+      <w:pPr>
+        <w:rPr>
+          <w:b/>
+          <w:bCs/>
+        </w:rPr>
+      </w:pPr>
+      <w:r>
+        <w:rPr>
+          <w:rFonts w:ascii="Segoe UI Emoji" w:hAnsi="Segoe UI Emoji" w:cs="Segoe UI Emoji"/>
+          <w:b/>
+          <w:bCs/>
+        </w:rPr>
+        <w:t>💥</w:t>
+      </w:r>
+      <w:r>
+        <w:rPr>
+          <w:b/>
+          <w:bCs/>
+        </w:rPr>
+        <w:t xml:space="preserve"> DESAFIOS COM EXPLICAÇÃO CONCEITUAL</w:t>
+      </w:r>
+    </w:p>
+    <w:p>
+      <w:r>
+        <w:t>Vou deixar aqui a linha de raciocínio para cada um:</w:t>
+      </w:r>
+    </w:p>
+    <w:p>
+      <w:r>
+        <w:pict w14:anchorId="503B5A2D">
+          <v:rect id="_x0000_i1294" style="width:0;height:1.5pt" o:hralign="center" o:hrstd="t" o:hr="t" fillcolor="#a0a0a0" stroked="f"/>
+        </w:pict>
+      </w:r>
+    </w:p>
+    <w:p>
+      <w:pPr>
+        <w:rPr>
+          <w:b/>
+          <w:bCs/>
+        </w:rPr>
+      </w:pPr>
+      <w:r>
+        <w:rPr>
+          <w:rFonts w:ascii="Segoe UI Emoji" w:hAnsi="Segoe UI Emoji" w:cs="Segoe UI Emoji"/>
+          <w:b/>
+          <w:bCs/>
+        </w:rPr>
+        <w:t>🧩</w:t>
+      </w:r>
+      <w:r>
+        <w:rPr>
+          <w:b/>
+          <w:bCs/>
+        </w:rPr>
+        <w:t xml:space="preserve"> Desafio 5 – Skatista</w:t>
+      </w:r>
+    </w:p>
+    <w:p>
+      <w:r>
+        <w:t>Etapas:</w:t>
+      </w:r>
+    </w:p>
+    <w:p>
+      <w:pPr>
+        <w:numPr>
+          <w:ilvl w:val="0"/>
+          <w:numId w:val="45"/>
+        </w:numPr>
+      </w:pPr>
+      <w:r>
+        <w:t>Receber 5 notas</w:t>
+      </w:r>
+    </w:p>
+    <w:p>
+      <w:pPr>
+        <w:numPr>
+          <w:ilvl w:val="0"/>
+          <w:numId w:val="45"/>
+        </w:numPr>
+      </w:pPr>
+      <w:r>
+        <w:t>Remover maior</w:t>
+      </w:r>
+    </w:p>
+    <w:p>
+      <w:pPr>
+        <w:numPr>
+          <w:ilvl w:val="0"/>
+          <w:numId w:val="45"/>
+        </w:numPr>
+      </w:pPr>
+      <w:r>
+        <w:t>Remover menor</w:t>
+      </w:r>
+    </w:p>
+    <w:p>
+      <w:pPr>
+        <w:numPr>
+          <w:ilvl w:val="0"/>
+          <w:numId w:val="45"/>
+        </w:numPr>
+      </w:pPr>
+      <w:r>
+        <w:t>Calcular média</w:t>
+      </w:r>
+    </w:p>
+    <w:p>
+      <w:r>
+        <w:t>Pergunta para você:</w:t>
+      </w:r>
+    </w:p>
+    <w:p>
+      <w:r>
+        <w:t>Por que remover maior e menor aumenta justiça estatística?</w:t>
+      </w:r>
+    </w:p>
+    <w:p>
+      <w:r>
+        <w:pict w14:anchorId="0FFF5C79">
+          <v:rect id="_x0000_i1295" style="width:0;height:1.5pt" o:hralign="center" o:hrstd="t" o:hr="t" fillcolor="#a0a0a0" stroked="f"/>
+        </w:pict>
+      </w:r>
+    </w:p>
+    <w:p>
+      <w:pPr>
+        <w:rPr>
+          <w:b/>
+          <w:bCs/>
+        </w:rPr>
+      </w:pPr>
+      <w:r>
+        <w:rPr>
+          <w:rFonts w:ascii="Segoe UI Emoji" w:hAnsi="Segoe UI Emoji" w:cs="Segoe UI Emoji"/>
+          <w:b/>
+          <w:bCs/>
+        </w:rPr>
+        <w:t>🧩</w:t>
+      </w:r>
+      <w:r>
+        <w:rPr>
+          <w:b/>
+          <w:bCs/>
+        </w:rPr>
+        <w:t xml:space="preserve"> Desafio 8 – Futebol</w:t>
+      </w:r>
+    </w:p>
+    <w:p>
+      <w:r>
+        <w:t>Você precisa:</w:t>
+      </w:r>
+    </w:p>
+    <w:p>
+      <w:pPr>
+        <w:numPr>
+          <w:ilvl w:val="0"/>
+          <w:numId w:val="46"/>
+        </w:numPr>
+      </w:pPr>
+      <w:r>
+        <w:t>Comparar gols</w:t>
+      </w:r>
+    </w:p>
+    <w:p>
+      <w:pPr>
+        <w:numPr>
+          <w:ilvl w:val="0"/>
+          <w:numId w:val="46"/>
+        </w:numPr>
+      </w:pPr>
+      <w:r>
+        <w:t>Somar pontos</w:t>
+      </w:r>
+    </w:p>
+    <w:p>
+      <w:pPr>
+        <w:numPr>
+          <w:ilvl w:val="0"/>
+          <w:numId w:val="46"/>
+        </w:numPr>
+      </w:pPr>
+      <w:r>
+        <w:t>Calcular aproveitamento</w:t>
+      </w:r>
+    </w:p>
+    <w:p>
+      <w:r>
+        <w:t>Fórmula:</w:t>
+      </w:r>
+    </w:p>
+    <w:p>
+      <w:r>
+        <w:t>aproveitamento = (pontos / (jogos * 3)) * 100</w:t>
+      </w:r>
+    </w:p>
+    <w:p>
+      <w:r>
+        <w:pict w14:anchorId="528B458E">
+          <v:rect id="_x0000_i1296" style="width:0;height:1.5pt" o:hralign="center" o:hrstd="t" o:hr="t" fillcolor="#a0a0a0" stroked="f"/>
+        </w:pict>
+      </w:r>
+    </w:p>
+    <w:p>
+      <w:pPr>
+        <w:rPr>
+          <w:b/>
+          <w:bCs/>
+        </w:rPr>
+      </w:pPr>
+      <w:r>
+        <w:rPr>
+          <w:rFonts w:ascii="Segoe UI Emoji" w:hAnsi="Segoe UI Emoji" w:cs="Segoe UI Emoji"/>
+          <w:b/>
+          <w:bCs/>
+        </w:rPr>
+        <w:t>🧠</w:t>
+      </w:r>
+      <w:r>
+        <w:rPr>
+          <w:b/>
+          <w:bCs/>
+        </w:rPr>
+        <w:t xml:space="preserve"> Conexão com sua realidade</w:t>
+      </w:r>
+    </w:p>
+    <w:p>
+      <w:r>
+        <w:t>Isso é literalmente KPI.</w:t>
+      </w:r>
+    </w:p>
+    <w:p>
+      <w:r>
+        <w:t>Você está:</w:t>
+      </w:r>
+    </w:p>
+    <w:p>
+      <w:pPr>
+        <w:numPr>
+          <w:ilvl w:val="0"/>
+          <w:numId w:val="47"/>
+        </w:numPr>
+      </w:pPr>
+      <w:r>
+        <w:t>Transformando dados brutos</w:t>
+      </w:r>
+    </w:p>
+    <w:p>
+      <w:pPr>
+        <w:numPr>
+          <w:ilvl w:val="0"/>
+          <w:numId w:val="47"/>
+        </w:numPr>
+      </w:pPr>
+      <w:r>
+        <w:t>Aplicando regra de negócio</w:t>
+      </w:r>
+    </w:p>
+    <w:p>
+      <w:pPr>
+        <w:numPr>
+          <w:ilvl w:val="0"/>
+          <w:numId w:val="47"/>
+        </w:numPr>
+      </w:pPr>
+      <w:r>
+        <w:t>Retornando indicador</w:t>
+      </w:r>
+    </w:p>
+    <w:p>
+      <w:r>
+        <w:t>Exatamente o que você fará no Grupo Colina.</w:t>
+      </w:r>
+    </w:p>
+    <w:p>
+      <w:r>
+        <w:lastRenderedPageBreak/>
+        <w:pict w14:anchorId="43F829E2">
+          <v:rect id="_x0000_i1297" style="width:0;height:1.5pt" o:hralign="center" o:hrstd="t" o:hr="t" fillcolor="#a0a0a0" stroked="f"/>
+        </w:pict>
+      </w:r>
+    </w:p>
+    <w:p>
+      <w:pPr>
+        <w:rPr>
+          <w:b/>
+          <w:bCs/>
+        </w:rPr>
+      </w:pPr>
+      <w:r>
+        <w:rPr>
+          <w:rFonts w:ascii="Segoe UI Emoji" w:hAnsi="Segoe UI Emoji" w:cs="Segoe UI Emoji"/>
+          <w:b/>
+          <w:bCs/>
+        </w:rPr>
+        <w:t>🎯</w:t>
+      </w:r>
+      <w:r>
+        <w:rPr>
+          <w:b/>
+          <w:bCs/>
+        </w:rPr>
+        <w:t xml:space="preserve"> DESAFIO FINAL PARA VOCÊ REVISAR AMANHÃ</w:t>
+      </w:r>
+    </w:p>
+    <w:p>
+      <w:r>
+        <w:t>Sem olhar a aula:</w:t>
+      </w:r>
+    </w:p>
+    <w:p>
+      <w:pPr>
+        <w:numPr>
+          <w:ilvl w:val="0"/>
+          <w:numId w:val="48"/>
+        </w:numPr>
+      </w:pPr>
+      <w:r>
+        <w:t>Crie uma função que calcule taxa de inadimplência.</w:t>
+      </w:r>
+    </w:p>
+    <w:p>
+      <w:pPr>
+        <w:numPr>
+          <w:ilvl w:val="0"/>
+          <w:numId w:val="48"/>
+        </w:numPr>
+      </w:pPr>
+      <w:r>
+        <w:t>Crie uma função que classifique cliente como:</w:t>
+      </w:r>
+    </w:p>
+    <w:p>
+      <w:pPr>
+        <w:numPr>
+          <w:ilvl w:val="1"/>
+          <w:numId w:val="48"/>
+        </w:numPr>
+      </w:pPr>
+      <w:r>
+        <w:t>"Risco Alto"</w:t>
+      </w:r>
+    </w:p>
+    <w:p>
+      <w:pPr>
+        <w:numPr>
+          <w:ilvl w:val="1"/>
+          <w:numId w:val="48"/>
+        </w:numPr>
+      </w:pPr>
+      <w:r>
+        <w:t>"Risco Médio"</w:t>
+      </w:r>
+    </w:p>
+    <w:p>
+      <w:pPr>
+        <w:numPr>
+          <w:ilvl w:val="1"/>
+          <w:numId w:val="48"/>
+        </w:numPr>
+      </w:pPr>
+      <w:r>
+        <w:t>"Risco Baixo"</w:t>
+      </w:r>
+    </w:p>
+    <w:p>
+      <w:pPr>
+        <w:numPr>
+          <w:ilvl w:val="0"/>
+          <w:numId w:val="48"/>
+        </w:numPr>
+      </w:pPr>
+      <w:r>
+        <w:t xml:space="preserve">Use </w:t>
+      </w:r>
+      <w:proofErr w:type="spellStart"/>
+      <w:r>
+        <w:t>type</w:t>
+      </w:r>
+      <w:proofErr w:type="spellEnd"/>
+      <w:r>
+        <w:t xml:space="preserve"> </w:t>
+      </w:r>
+      <w:proofErr w:type="spellStart"/>
+      <w:r>
+        <w:t>hint</w:t>
+      </w:r>
+      <w:proofErr w:type="spellEnd"/>
+      <w:r>
+        <w:t>.</w:t>
+      </w:r>
+    </w:p>
+    <w:p>
+      <w:pPr>
+        <w:numPr>
+          <w:ilvl w:val="0"/>
+          <w:numId w:val="48"/>
+        </w:numPr>
+      </w:pPr>
+      <w:r>
+        <w:t xml:space="preserve">Use </w:t>
+      </w:r>
+      <w:proofErr w:type="spellStart"/>
+      <w:r>
+        <w:t>docstring</w:t>
+      </w:r>
+      <w:proofErr w:type="spellEnd"/>
+      <w:r>
+        <w:t>.</w:t>
+      </w:r>
+    </w:p>
+    <w:p>
+      <w:pPr>
+        <w:numPr>
+          <w:ilvl w:val="0"/>
+          <w:numId w:val="48"/>
+        </w:numPr>
+      </w:pPr>
+      <w:r>
+        <w:t>Retorne mais de um valor.</w:t>
+      </w:r>
+    </w:p>
+    <w:p>
+      <w:pPr>
+        <w:numPr>
+          <w:ilvl w:val="0"/>
+          <w:numId w:val="48"/>
+        </w:numPr>
+      </w:pPr>
+      <w:r>
+        <w:t>Use lambda em algum ponto.</w:t>
+      </w:r>
+    </w:p>
+    <w:p>
+      <w:r>
+        <w:pict w14:anchorId="226BA004">
+          <v:rect id="_x0000_i1298" style="width:0;height:1.5pt" o:hralign="center" o:hrstd="t" o:hr="t" fillcolor="#a0a0a0" stroked="f"/>
+        </w:pict>
+      </w:r>
+    </w:p>
+    <w:p>
+      <w:pPr>
+        <w:rPr>
+          <w:b/>
+          <w:bCs/>
+        </w:rPr>
+      </w:pPr>
+      <w:r>
+        <w:rPr>
+          <w:rFonts w:ascii="Segoe UI Emoji" w:hAnsi="Segoe UI Emoji" w:cs="Segoe UI Emoji"/>
+          <w:b/>
+          <w:bCs/>
+        </w:rPr>
+        <w:t>🏆</w:t>
+      </w:r>
+      <w:r>
+        <w:rPr>
+          <w:b/>
+          <w:bCs/>
+        </w:rPr>
+        <w:t xml:space="preserve"> PERGUNTAS NÍVEL ENTREVISTA</w:t>
+      </w:r>
+    </w:p>
+    <w:p>
+      <w:pPr>
+        <w:numPr>
+          <w:ilvl w:val="0"/>
+          <w:numId w:val="49"/>
+        </w:numPr>
+      </w:pPr>
+      <w:r>
+        <w:t xml:space="preserve">Qual a diferença entre print e </w:t>
+      </w:r>
+      <w:proofErr w:type="spellStart"/>
+      <w:r>
+        <w:t>return</w:t>
+      </w:r>
+      <w:proofErr w:type="spellEnd"/>
+      <w:r>
+        <w:t>?</w:t>
+      </w:r>
+    </w:p>
+    <w:p>
+      <w:pPr>
+        <w:numPr>
+          <w:ilvl w:val="0"/>
+          <w:numId w:val="49"/>
+        </w:numPr>
+      </w:pPr>
+      <w:r>
+        <w:t>O que é escopo?</w:t>
+      </w:r>
+    </w:p>
+    <w:p>
+      <w:pPr>
+        <w:numPr>
+          <w:ilvl w:val="0"/>
+          <w:numId w:val="49"/>
+        </w:numPr>
+      </w:pPr>
+      <w:r>
+        <w:t>O que é desempacotamento?</w:t>
+      </w:r>
+    </w:p>
+    <w:p>
+      <w:pPr>
+        <w:numPr>
+          <w:ilvl w:val="0"/>
+          <w:numId w:val="49"/>
+        </w:numPr>
+      </w:pPr>
+      <w:r>
+        <w:t>Quando usar lambda?</w:t>
+      </w:r>
+    </w:p>
+    <w:p>
+      <w:pPr>
+        <w:numPr>
+          <w:ilvl w:val="0"/>
+          <w:numId w:val="49"/>
+        </w:numPr>
+      </w:pPr>
+      <w:r>
+        <w:t>Por que documentar função?</w:t>
+      </w:r>
+    </w:p>
+    <w:p>
+      <w:pPr>
+        <w:numPr>
+          <w:ilvl w:val="0"/>
+          <w:numId w:val="49"/>
+        </w:numPr>
+      </w:pPr>
+      <w:r>
+        <w:t xml:space="preserve">O que é </w:t>
+      </w:r>
+      <w:proofErr w:type="spellStart"/>
+      <w:r>
+        <w:t>type</w:t>
+      </w:r>
+      <w:proofErr w:type="spellEnd"/>
+      <w:r>
+        <w:t xml:space="preserve"> </w:t>
+      </w:r>
+      <w:proofErr w:type="spellStart"/>
+      <w:r>
+        <w:t>hint</w:t>
+      </w:r>
+      <w:proofErr w:type="spellEnd"/>
+      <w:r>
+        <w:t>?</w:t>
+      </w:r>
+    </w:p>
+    <w:p>
+      <w:pPr>
+        <w:numPr>
+          <w:ilvl w:val="0"/>
+          <w:numId w:val="49"/>
+        </w:numPr>
+      </w:pPr>
+      <w:r>
+        <w:t>O que acontece se eu modificar variável global dentro da função?</w:t>
       </w:r>
     </w:p>
     <w:p/>
@@ -7647,6 +11141,155 @@
     </w:lvl>
   </w:abstractNum>
   <w:abstractNum w:abstractNumId="2" w15:restartNumberingAfterBreak="0">
+    <w:nsid w:val="06175D84"/>
+    <w:multiLevelType w:val="multilevel"/>
+    <w:tmpl w:val="B054381E"/>
+    <w:lvl w:ilvl="0">
+      <w:start w:val="1"/>
+      <w:numFmt w:val="bullet"/>
+      <w:lvlText w:val=""/>
+      <w:lvlJc w:val="left"/>
+      <w:pPr>
+        <w:tabs>
+          <w:tab w:val="num" w:pos="720"/>
+        </w:tabs>
+        <w:ind w:left="720" w:hanging="360"/>
+      </w:pPr>
+      <w:rPr>
+        <w:rFonts w:ascii="Symbol" w:hAnsi="Symbol" w:hint="default"/>
+        <w:sz w:val="20"/>
+      </w:rPr>
+    </w:lvl>
+    <w:lvl w:ilvl="1" w:tentative="1">
+      <w:start w:val="1"/>
+      <w:numFmt w:val="bullet"/>
+      <w:lvlText w:val="o"/>
+      <w:lvlJc w:val="left"/>
+      <w:pPr>
+        <w:tabs>
+          <w:tab w:val="num" w:pos="1440"/>
+        </w:tabs>
+        <w:ind w:left="1440" w:hanging="360"/>
+      </w:pPr>
+      <w:rPr>
+        <w:rFonts w:ascii="Courier New" w:hAnsi="Courier New" w:hint="default"/>
+        <w:sz w:val="20"/>
+      </w:rPr>
+    </w:lvl>
+    <w:lvl w:ilvl="2" w:tentative="1">
+      <w:start w:val="1"/>
+      <w:numFmt w:val="bullet"/>
+      <w:lvlText w:val=""/>
+      <w:lvlJc w:val="left"/>
+      <w:pPr>
+        <w:tabs>
+          <w:tab w:val="num" w:pos="2160"/>
+        </w:tabs>
+        <w:ind w:left="2160" w:hanging="360"/>
+      </w:pPr>
+      <w:rPr>
+        <w:rFonts w:ascii="Wingdings" w:hAnsi="Wingdings" w:hint="default"/>
+        <w:sz w:val="20"/>
+      </w:rPr>
+    </w:lvl>
+    <w:lvl w:ilvl="3" w:tentative="1">
+      <w:start w:val="1"/>
+      <w:numFmt w:val="bullet"/>
+      <w:lvlText w:val=""/>
+      <w:lvlJc w:val="left"/>
+      <w:pPr>
+        <w:tabs>
+          <w:tab w:val="num" w:pos="2880"/>
+        </w:tabs>
+        <w:ind w:left="2880" w:hanging="360"/>
+      </w:pPr>
+      <w:rPr>
+        <w:rFonts w:ascii="Wingdings" w:hAnsi="Wingdings" w:hint="default"/>
+        <w:sz w:val="20"/>
+      </w:rPr>
+    </w:lvl>
+    <w:lvl w:ilvl="4" w:tentative="1">
+      <w:start w:val="1"/>
+      <w:numFmt w:val="bullet"/>
+      <w:lvlText w:val=""/>
+      <w:lvlJc w:val="left"/>
+      <w:pPr>
+        <w:tabs>
+          <w:tab w:val="num" w:pos="3600"/>
+        </w:tabs>
+        <w:ind w:left="3600" w:hanging="360"/>
+      </w:pPr>
+      <w:rPr>
+        <w:rFonts w:ascii="Wingdings" w:hAnsi="Wingdings" w:hint="default"/>
+        <w:sz w:val="20"/>
+      </w:rPr>
+    </w:lvl>
+    <w:lvl w:ilvl="5" w:tentative="1">
+      <w:start w:val="1"/>
+      <w:numFmt w:val="bullet"/>
+      <w:lvlText w:val=""/>
+      <w:lvlJc w:val="left"/>
+      <w:pPr>
+        <w:tabs>
+          <w:tab w:val="num" w:pos="4320"/>
+        </w:tabs>
+        <w:ind w:left="4320" w:hanging="360"/>
+      </w:pPr>
+      <w:rPr>
+        <w:rFonts w:ascii="Wingdings" w:hAnsi="Wingdings" w:hint="default"/>
+        <w:sz w:val="20"/>
+      </w:rPr>
+    </w:lvl>
+    <w:lvl w:ilvl="6" w:tentative="1">
+      <w:start w:val="1"/>
+      <w:numFmt w:val="bullet"/>
+      <w:lvlText w:val=""/>
+      <w:lvlJc w:val="left"/>
+      <w:pPr>
+        <w:tabs>
+          <w:tab w:val="num" w:pos="5040"/>
+        </w:tabs>
+        <w:ind w:left="5040" w:hanging="360"/>
+      </w:pPr>
+      <w:rPr>
+        <w:rFonts w:ascii="Wingdings" w:hAnsi="Wingdings" w:hint="default"/>
+        <w:sz w:val="20"/>
+      </w:rPr>
+    </w:lvl>
+    <w:lvl w:ilvl="7" w:tentative="1">
+      <w:start w:val="1"/>
+      <w:numFmt w:val="bullet"/>
+      <w:lvlText w:val=""/>
+      <w:lvlJc w:val="left"/>
+      <w:pPr>
+        <w:tabs>
+          <w:tab w:val="num" w:pos="5760"/>
+        </w:tabs>
+        <w:ind w:left="5760" w:hanging="360"/>
+      </w:pPr>
+      <w:rPr>
+        <w:rFonts w:ascii="Wingdings" w:hAnsi="Wingdings" w:hint="default"/>
+        <w:sz w:val="20"/>
+      </w:rPr>
+    </w:lvl>
+    <w:lvl w:ilvl="8" w:tentative="1">
+      <w:start w:val="1"/>
+      <w:numFmt w:val="bullet"/>
+      <w:lvlText w:val=""/>
+      <w:lvlJc w:val="left"/>
+      <w:pPr>
+        <w:tabs>
+          <w:tab w:val="num" w:pos="6480"/>
+        </w:tabs>
+        <w:ind w:left="6480" w:hanging="360"/>
+      </w:pPr>
+      <w:rPr>
+        <w:rFonts w:ascii="Wingdings" w:hAnsi="Wingdings" w:hint="default"/>
+        <w:sz w:val="20"/>
+      </w:rPr>
+    </w:lvl>
+  </w:abstractNum>
+  <w:abstractNum w:abstractNumId="3" w15:restartNumberingAfterBreak="0">
     <w:nsid w:val="08AC65F0"/>
     <w:multiLevelType w:val="multilevel"/>
     <w:tmpl w:val="D44ACF98"/>
@@ -7795,7 +11438,7 @@
       </w:rPr>
     </w:lvl>
   </w:abstractNum>
-  <w:abstractNum w:abstractNumId="3" w15:restartNumberingAfterBreak="0">
+  <w:abstractNum w:abstractNumId="4" w15:restartNumberingAfterBreak="0">
     <w:nsid w:val="08ED13BB"/>
     <w:multiLevelType w:val="multilevel"/>
     <w:tmpl w:val="478A09E6"/>
@@ -7944,7 +11587,7 @@
       </w:rPr>
     </w:lvl>
   </w:abstractNum>
-  <w:abstractNum w:abstractNumId="4" w15:restartNumberingAfterBreak="0">
+  <w:abstractNum w:abstractNumId="5" w15:restartNumberingAfterBreak="0">
     <w:nsid w:val="0EDA00BB"/>
     <w:multiLevelType w:val="multilevel"/>
     <w:tmpl w:val="73E4837E"/>
@@ -8057,7 +11700,7 @@
       </w:pPr>
     </w:lvl>
   </w:abstractNum>
-  <w:abstractNum w:abstractNumId="5" w15:restartNumberingAfterBreak="0">
+  <w:abstractNum w:abstractNumId="6" w15:restartNumberingAfterBreak="0">
     <w:nsid w:val="0F5559E8"/>
     <w:multiLevelType w:val="multilevel"/>
     <w:tmpl w:val="D068A3D8"/>
@@ -8170,7 +11813,269 @@
       </w:pPr>
     </w:lvl>
   </w:abstractNum>
-  <w:abstractNum w:abstractNumId="6" w15:restartNumberingAfterBreak="0">
+  <w:abstractNum w:abstractNumId="7" w15:restartNumberingAfterBreak="0">
+    <w:nsid w:val="10BD4A84"/>
+    <w:multiLevelType w:val="multilevel"/>
+    <w:tmpl w:val="C096C2DC"/>
+    <w:lvl w:ilvl="0">
+      <w:start w:val="1"/>
+      <w:numFmt w:val="decimal"/>
+      <w:lvlText w:val="%1."/>
+      <w:lvlJc w:val="left"/>
+      <w:pPr>
+        <w:tabs>
+          <w:tab w:val="num" w:pos="720"/>
+        </w:tabs>
+        <w:ind w:left="720" w:hanging="360"/>
+      </w:pPr>
+    </w:lvl>
+    <w:lvl w:ilvl="1" w:tentative="1">
+      <w:start w:val="1"/>
+      <w:numFmt w:val="decimal"/>
+      <w:lvlText w:val="%2."/>
+      <w:lvlJc w:val="left"/>
+      <w:pPr>
+        <w:tabs>
+          <w:tab w:val="num" w:pos="1440"/>
+        </w:tabs>
+        <w:ind w:left="1440" w:hanging="360"/>
+      </w:pPr>
+    </w:lvl>
+    <w:lvl w:ilvl="2" w:tentative="1">
+      <w:start w:val="1"/>
+      <w:numFmt w:val="decimal"/>
+      <w:lvlText w:val="%3."/>
+      <w:lvlJc w:val="left"/>
+      <w:pPr>
+        <w:tabs>
+          <w:tab w:val="num" w:pos="2160"/>
+        </w:tabs>
+        <w:ind w:left="2160" w:hanging="360"/>
+      </w:pPr>
+    </w:lvl>
+    <w:lvl w:ilvl="3" w:tentative="1">
+      <w:start w:val="1"/>
+      <w:numFmt w:val="decimal"/>
+      <w:lvlText w:val="%4."/>
+      <w:lvlJc w:val="left"/>
+      <w:pPr>
+        <w:tabs>
+          <w:tab w:val="num" w:pos="2880"/>
+        </w:tabs>
+        <w:ind w:left="2880" w:hanging="360"/>
+      </w:pPr>
+    </w:lvl>
+    <w:lvl w:ilvl="4" w:tentative="1">
+      <w:start w:val="1"/>
+      <w:numFmt w:val="decimal"/>
+      <w:lvlText w:val="%5."/>
+      <w:lvlJc w:val="left"/>
+      <w:pPr>
+        <w:tabs>
+          <w:tab w:val="num" w:pos="3600"/>
+        </w:tabs>
+        <w:ind w:left="3600" w:hanging="360"/>
+      </w:pPr>
+    </w:lvl>
+    <w:lvl w:ilvl="5" w:tentative="1">
+      <w:start w:val="1"/>
+      <w:numFmt w:val="decimal"/>
+      <w:lvlText w:val="%6."/>
+      <w:lvlJc w:val="left"/>
+      <w:pPr>
+        <w:tabs>
+          <w:tab w:val="num" w:pos="4320"/>
+        </w:tabs>
+        <w:ind w:left="4320" w:hanging="360"/>
+      </w:pPr>
+    </w:lvl>
+    <w:lvl w:ilvl="6" w:tentative="1">
+      <w:start w:val="1"/>
+      <w:numFmt w:val="decimal"/>
+      <w:lvlText w:val="%7."/>
+      <w:lvlJc w:val="left"/>
+      <w:pPr>
+        <w:tabs>
+          <w:tab w:val="num" w:pos="5040"/>
+        </w:tabs>
+        <w:ind w:left="5040" w:hanging="360"/>
+      </w:pPr>
+    </w:lvl>
+    <w:lvl w:ilvl="7" w:tentative="1">
+      <w:start w:val="1"/>
+      <w:numFmt w:val="decimal"/>
+      <w:lvlText w:val="%8."/>
+      <w:lvlJc w:val="left"/>
+      <w:pPr>
+        <w:tabs>
+          <w:tab w:val="num" w:pos="5760"/>
+        </w:tabs>
+        <w:ind w:left="5760" w:hanging="360"/>
+      </w:pPr>
+    </w:lvl>
+    <w:lvl w:ilvl="8" w:tentative="1">
+      <w:start w:val="1"/>
+      <w:numFmt w:val="decimal"/>
+      <w:lvlText w:val="%9."/>
+      <w:lvlJc w:val="left"/>
+      <w:pPr>
+        <w:tabs>
+          <w:tab w:val="num" w:pos="6480"/>
+        </w:tabs>
+        <w:ind w:left="6480" w:hanging="360"/>
+      </w:pPr>
+    </w:lvl>
+  </w:abstractNum>
+  <w:abstractNum w:abstractNumId="8" w15:restartNumberingAfterBreak="0">
+    <w:nsid w:val="1293383F"/>
+    <w:multiLevelType w:val="multilevel"/>
+    <w:tmpl w:val="FC9EF764"/>
+    <w:lvl w:ilvl="0">
+      <w:start w:val="1"/>
+      <w:numFmt w:val="bullet"/>
+      <w:lvlText w:val=""/>
+      <w:lvlJc w:val="left"/>
+      <w:pPr>
+        <w:tabs>
+          <w:tab w:val="num" w:pos="720"/>
+        </w:tabs>
+        <w:ind w:left="720" w:hanging="360"/>
+      </w:pPr>
+      <w:rPr>
+        <w:rFonts w:ascii="Symbol" w:hAnsi="Symbol" w:hint="default"/>
+        <w:sz w:val="20"/>
+      </w:rPr>
+    </w:lvl>
+    <w:lvl w:ilvl="1" w:tentative="1">
+      <w:start w:val="1"/>
+      <w:numFmt w:val="bullet"/>
+      <w:lvlText w:val="o"/>
+      <w:lvlJc w:val="left"/>
+      <w:pPr>
+        <w:tabs>
+          <w:tab w:val="num" w:pos="1440"/>
+        </w:tabs>
+        <w:ind w:left="1440" w:hanging="360"/>
+      </w:pPr>
+      <w:rPr>
+        <w:rFonts w:ascii="Courier New" w:hAnsi="Courier New" w:hint="default"/>
+        <w:sz w:val="20"/>
+      </w:rPr>
+    </w:lvl>
+    <w:lvl w:ilvl="2" w:tentative="1">
+      <w:start w:val="1"/>
+      <w:numFmt w:val="bullet"/>
+      <w:lvlText w:val=""/>
+      <w:lvlJc w:val="left"/>
+      <w:pPr>
+        <w:tabs>
+          <w:tab w:val="num" w:pos="2160"/>
+        </w:tabs>
+        <w:ind w:left="2160" w:hanging="360"/>
+      </w:pPr>
+      <w:rPr>
+        <w:rFonts w:ascii="Wingdings" w:hAnsi="Wingdings" w:hint="default"/>
+        <w:sz w:val="20"/>
+      </w:rPr>
+    </w:lvl>
+    <w:lvl w:ilvl="3" w:tentative="1">
+      <w:start w:val="1"/>
+      <w:numFmt w:val="bullet"/>
+      <w:lvlText w:val=""/>
+      <w:lvlJc w:val="left"/>
+      <w:pPr>
+        <w:tabs>
+          <w:tab w:val="num" w:pos="2880"/>
+        </w:tabs>
+        <w:ind w:left="2880" w:hanging="360"/>
+      </w:pPr>
+      <w:rPr>
+        <w:rFonts w:ascii="Wingdings" w:hAnsi="Wingdings" w:hint="default"/>
+        <w:sz w:val="20"/>
+      </w:rPr>
+    </w:lvl>
+    <w:lvl w:ilvl="4" w:tentative="1">
+      <w:start w:val="1"/>
+      <w:numFmt w:val="bullet"/>
+      <w:lvlText w:val=""/>
+      <w:lvlJc w:val="left"/>
+      <w:pPr>
+        <w:tabs>
+          <w:tab w:val="num" w:pos="3600"/>
+        </w:tabs>
+        <w:ind w:left="3600" w:hanging="360"/>
+      </w:pPr>
+      <w:rPr>
+        <w:rFonts w:ascii="Wingdings" w:hAnsi="Wingdings" w:hint="default"/>
+        <w:sz w:val="20"/>
+      </w:rPr>
+    </w:lvl>
+    <w:lvl w:ilvl="5" w:tentative="1">
+      <w:start w:val="1"/>
+      <w:numFmt w:val="bullet"/>
+      <w:lvlText w:val=""/>
+      <w:lvlJc w:val="left"/>
+      <w:pPr>
+        <w:tabs>
+          <w:tab w:val="num" w:pos="4320"/>
+        </w:tabs>
+        <w:ind w:left="4320" w:hanging="360"/>
+      </w:pPr>
+      <w:rPr>
+        <w:rFonts w:ascii="Wingdings" w:hAnsi="Wingdings" w:hint="default"/>
+        <w:sz w:val="20"/>
+      </w:rPr>
+    </w:lvl>
+    <w:lvl w:ilvl="6" w:tentative="1">
+      <w:start w:val="1"/>
+      <w:numFmt w:val="bullet"/>
+      <w:lvlText w:val=""/>
+      <w:lvlJc w:val="left"/>
+      <w:pPr>
+        <w:tabs>
+          <w:tab w:val="num" w:pos="5040"/>
+        </w:tabs>
+        <w:ind w:left="5040" w:hanging="360"/>
+      </w:pPr>
+      <w:rPr>
+        <w:rFonts w:ascii="Wingdings" w:hAnsi="Wingdings" w:hint="default"/>
+        <w:sz w:val="20"/>
+      </w:rPr>
+    </w:lvl>
+    <w:lvl w:ilvl="7" w:tentative="1">
+      <w:start w:val="1"/>
+      <w:numFmt w:val="bullet"/>
+      <w:lvlText w:val=""/>
+      <w:lvlJc w:val="left"/>
+      <w:pPr>
+        <w:tabs>
+          <w:tab w:val="num" w:pos="5760"/>
+        </w:tabs>
+        <w:ind w:left="5760" w:hanging="360"/>
+      </w:pPr>
+      <w:rPr>
+        <w:rFonts w:ascii="Wingdings" w:hAnsi="Wingdings" w:hint="default"/>
+        <w:sz w:val="20"/>
+      </w:rPr>
+    </w:lvl>
+    <w:lvl w:ilvl="8" w:tentative="1">
+      <w:start w:val="1"/>
+      <w:numFmt w:val="bullet"/>
+      <w:lvlText w:val=""/>
+      <w:lvlJc w:val="left"/>
+      <w:pPr>
+        <w:tabs>
+          <w:tab w:val="num" w:pos="6480"/>
+        </w:tabs>
+        <w:ind w:left="6480" w:hanging="360"/>
+      </w:pPr>
+      <w:rPr>
+        <w:rFonts w:ascii="Wingdings" w:hAnsi="Wingdings" w:hint="default"/>
+        <w:sz w:val="20"/>
+      </w:rPr>
+    </w:lvl>
+  </w:abstractNum>
+  <w:abstractNum w:abstractNumId="9" w15:restartNumberingAfterBreak="0">
     <w:nsid w:val="12B313AF"/>
     <w:multiLevelType w:val="multilevel"/>
     <w:tmpl w:val="A7E21830"/>
@@ -8319,7 +12224,156 @@
       </w:rPr>
     </w:lvl>
   </w:abstractNum>
-  <w:abstractNum w:abstractNumId="7" w15:restartNumberingAfterBreak="0">
+  <w:abstractNum w:abstractNumId="10" w15:restartNumberingAfterBreak="0">
+    <w:nsid w:val="150F0D25"/>
+    <w:multiLevelType w:val="multilevel"/>
+    <w:tmpl w:val="E22C5664"/>
+    <w:lvl w:ilvl="0">
+      <w:start w:val="1"/>
+      <w:numFmt w:val="bullet"/>
+      <w:lvlText w:val=""/>
+      <w:lvlJc w:val="left"/>
+      <w:pPr>
+        <w:tabs>
+          <w:tab w:val="num" w:pos="720"/>
+        </w:tabs>
+        <w:ind w:left="720" w:hanging="360"/>
+      </w:pPr>
+      <w:rPr>
+        <w:rFonts w:ascii="Symbol" w:hAnsi="Symbol" w:hint="default"/>
+        <w:sz w:val="20"/>
+      </w:rPr>
+    </w:lvl>
+    <w:lvl w:ilvl="1" w:tentative="1">
+      <w:start w:val="1"/>
+      <w:numFmt w:val="bullet"/>
+      <w:lvlText w:val="o"/>
+      <w:lvlJc w:val="left"/>
+      <w:pPr>
+        <w:tabs>
+          <w:tab w:val="num" w:pos="1440"/>
+        </w:tabs>
+        <w:ind w:left="1440" w:hanging="360"/>
+      </w:pPr>
+      <w:rPr>
+        <w:rFonts w:ascii="Courier New" w:hAnsi="Courier New" w:hint="default"/>
+        <w:sz w:val="20"/>
+      </w:rPr>
+    </w:lvl>
+    <w:lvl w:ilvl="2" w:tentative="1">
+      <w:start w:val="1"/>
+      <w:numFmt w:val="bullet"/>
+      <w:lvlText w:val=""/>
+      <w:lvlJc w:val="left"/>
+      <w:pPr>
+        <w:tabs>
+          <w:tab w:val="num" w:pos="2160"/>
+        </w:tabs>
+        <w:ind w:left="2160" w:hanging="360"/>
+      </w:pPr>
+      <w:rPr>
+        <w:rFonts w:ascii="Wingdings" w:hAnsi="Wingdings" w:hint="default"/>
+        <w:sz w:val="20"/>
+      </w:rPr>
+    </w:lvl>
+    <w:lvl w:ilvl="3" w:tentative="1">
+      <w:start w:val="1"/>
+      <w:numFmt w:val="bullet"/>
+      <w:lvlText w:val=""/>
+      <w:lvlJc w:val="left"/>
+      <w:pPr>
+        <w:tabs>
+          <w:tab w:val="num" w:pos="2880"/>
+        </w:tabs>
+        <w:ind w:left="2880" w:hanging="360"/>
+      </w:pPr>
+      <w:rPr>
+        <w:rFonts w:ascii="Wingdings" w:hAnsi="Wingdings" w:hint="default"/>
+        <w:sz w:val="20"/>
+      </w:rPr>
+    </w:lvl>
+    <w:lvl w:ilvl="4" w:tentative="1">
+      <w:start w:val="1"/>
+      <w:numFmt w:val="bullet"/>
+      <w:lvlText w:val=""/>
+      <w:lvlJc w:val="left"/>
+      <w:pPr>
+        <w:tabs>
+          <w:tab w:val="num" w:pos="3600"/>
+        </w:tabs>
+        <w:ind w:left="3600" w:hanging="360"/>
+      </w:pPr>
+      <w:rPr>
+        <w:rFonts w:ascii="Wingdings" w:hAnsi="Wingdings" w:hint="default"/>
+        <w:sz w:val="20"/>
+      </w:rPr>
+    </w:lvl>
+    <w:lvl w:ilvl="5" w:tentative="1">
+      <w:start w:val="1"/>
+      <w:numFmt w:val="bullet"/>
+      <w:lvlText w:val=""/>
+      <w:lvlJc w:val="left"/>
+      <w:pPr>
+        <w:tabs>
+          <w:tab w:val="num" w:pos="4320"/>
+        </w:tabs>
+        <w:ind w:left="4320" w:hanging="360"/>
+      </w:pPr>
+      <w:rPr>
+        <w:rFonts w:ascii="Wingdings" w:hAnsi="Wingdings" w:hint="default"/>
+        <w:sz w:val="20"/>
+      </w:rPr>
+    </w:lvl>
+    <w:lvl w:ilvl="6" w:tentative="1">
+      <w:start w:val="1"/>
+      <w:numFmt w:val="bullet"/>
+      <w:lvlText w:val=""/>
+      <w:lvlJc w:val="left"/>
+      <w:pPr>
+        <w:tabs>
+          <w:tab w:val="num" w:pos="5040"/>
+        </w:tabs>
+        <w:ind w:left="5040" w:hanging="360"/>
+      </w:pPr>
+      <w:rPr>
+        <w:rFonts w:ascii="Wingdings" w:hAnsi="Wingdings" w:hint="default"/>
+        <w:sz w:val="20"/>
+      </w:rPr>
+    </w:lvl>
+    <w:lvl w:ilvl="7" w:tentative="1">
+      <w:start w:val="1"/>
+      <w:numFmt w:val="bullet"/>
+      <w:lvlText w:val=""/>
+      <w:lvlJc w:val="left"/>
+      <w:pPr>
+        <w:tabs>
+          <w:tab w:val="num" w:pos="5760"/>
+        </w:tabs>
+        <w:ind w:left="5760" w:hanging="360"/>
+      </w:pPr>
+      <w:rPr>
+        <w:rFonts w:ascii="Wingdings" w:hAnsi="Wingdings" w:hint="default"/>
+        <w:sz w:val="20"/>
+      </w:rPr>
+    </w:lvl>
+    <w:lvl w:ilvl="8" w:tentative="1">
+      <w:start w:val="1"/>
+      <w:numFmt w:val="bullet"/>
+      <w:lvlText w:val=""/>
+      <w:lvlJc w:val="left"/>
+      <w:pPr>
+        <w:tabs>
+          <w:tab w:val="num" w:pos="6480"/>
+        </w:tabs>
+        <w:ind w:left="6480" w:hanging="360"/>
+      </w:pPr>
+      <w:rPr>
+        <w:rFonts w:ascii="Wingdings" w:hAnsi="Wingdings" w:hint="default"/>
+        <w:sz w:val="20"/>
+      </w:rPr>
+    </w:lvl>
+  </w:abstractNum>
+  <w:abstractNum w:abstractNumId="11" w15:restartNumberingAfterBreak="0">
     <w:nsid w:val="15644B4F"/>
     <w:multiLevelType w:val="multilevel"/>
     <w:tmpl w:val="8F1CB486"/>
@@ -8432,7 +12486,156 @@
       </w:pPr>
     </w:lvl>
   </w:abstractNum>
-  <w:abstractNum w:abstractNumId="8" w15:restartNumberingAfterBreak="0">
+  <w:abstractNum w:abstractNumId="12" w15:restartNumberingAfterBreak="0">
+    <w:nsid w:val="19D9483D"/>
+    <w:multiLevelType w:val="multilevel"/>
+    <w:tmpl w:val="07989D06"/>
+    <w:lvl w:ilvl="0">
+      <w:start w:val="1"/>
+      <w:numFmt w:val="bullet"/>
+      <w:lvlText w:val=""/>
+      <w:lvlJc w:val="left"/>
+      <w:pPr>
+        <w:tabs>
+          <w:tab w:val="num" w:pos="720"/>
+        </w:tabs>
+        <w:ind w:left="720" w:hanging="360"/>
+      </w:pPr>
+      <w:rPr>
+        <w:rFonts w:ascii="Symbol" w:hAnsi="Symbol" w:hint="default"/>
+        <w:sz w:val="20"/>
+      </w:rPr>
+    </w:lvl>
+    <w:lvl w:ilvl="1" w:tentative="1">
+      <w:start w:val="1"/>
+      <w:numFmt w:val="bullet"/>
+      <w:lvlText w:val="o"/>
+      <w:lvlJc w:val="left"/>
+      <w:pPr>
+        <w:tabs>
+          <w:tab w:val="num" w:pos="1440"/>
+        </w:tabs>
+        <w:ind w:left="1440" w:hanging="360"/>
+      </w:pPr>
+      <w:rPr>
+        <w:rFonts w:ascii="Courier New" w:hAnsi="Courier New" w:hint="default"/>
+        <w:sz w:val="20"/>
+      </w:rPr>
+    </w:lvl>
+    <w:lvl w:ilvl="2" w:tentative="1">
+      <w:start w:val="1"/>
+      <w:numFmt w:val="bullet"/>
+      <w:lvlText w:val=""/>
+      <w:lvlJc w:val="left"/>
+      <w:pPr>
+        <w:tabs>
+          <w:tab w:val="num" w:pos="2160"/>
+        </w:tabs>
+        <w:ind w:left="2160" w:hanging="360"/>
+      </w:pPr>
+      <w:rPr>
+        <w:rFonts w:ascii="Wingdings" w:hAnsi="Wingdings" w:hint="default"/>
+        <w:sz w:val="20"/>
+      </w:rPr>
+    </w:lvl>
+    <w:lvl w:ilvl="3" w:tentative="1">
+      <w:start w:val="1"/>
+      <w:numFmt w:val="bullet"/>
+      <w:lvlText w:val=""/>
+      <w:lvlJc w:val="left"/>
+      <w:pPr>
+        <w:tabs>
+          <w:tab w:val="num" w:pos="2880"/>
+        </w:tabs>
+        <w:ind w:left="2880" w:hanging="360"/>
+      </w:pPr>
+      <w:rPr>
+        <w:rFonts w:ascii="Wingdings" w:hAnsi="Wingdings" w:hint="default"/>
+        <w:sz w:val="20"/>
+      </w:rPr>
+    </w:lvl>
+    <w:lvl w:ilvl="4" w:tentative="1">
+      <w:start w:val="1"/>
+      <w:numFmt w:val="bullet"/>
+      <w:lvlText w:val=""/>
+      <w:lvlJc w:val="left"/>
+      <w:pPr>
+        <w:tabs>
+          <w:tab w:val="num" w:pos="3600"/>
+        </w:tabs>
+        <w:ind w:left="3600" w:hanging="360"/>
+      </w:pPr>
+      <w:rPr>
+        <w:rFonts w:ascii="Wingdings" w:hAnsi="Wingdings" w:hint="default"/>
+        <w:sz w:val="20"/>
+      </w:rPr>
+    </w:lvl>
+    <w:lvl w:ilvl="5" w:tentative="1">
+      <w:start w:val="1"/>
+      <w:numFmt w:val="bullet"/>
+      <w:lvlText w:val=""/>
+      <w:lvlJc w:val="left"/>
+      <w:pPr>
+        <w:tabs>
+          <w:tab w:val="num" w:pos="4320"/>
+        </w:tabs>
+        <w:ind w:left="4320" w:hanging="360"/>
+      </w:pPr>
+      <w:rPr>
+        <w:rFonts w:ascii="Wingdings" w:hAnsi="Wingdings" w:hint="default"/>
+        <w:sz w:val="20"/>
+      </w:rPr>
+    </w:lvl>
+    <w:lvl w:ilvl="6" w:tentative="1">
+      <w:start w:val="1"/>
+      <w:numFmt w:val="bullet"/>
+      <w:lvlText w:val=""/>
+      <w:lvlJc w:val="left"/>
+      <w:pPr>
+        <w:tabs>
+          <w:tab w:val="num" w:pos="5040"/>
+        </w:tabs>
+        <w:ind w:left="5040" w:hanging="360"/>
+      </w:pPr>
+      <w:rPr>
+        <w:rFonts w:ascii="Wingdings" w:hAnsi="Wingdings" w:hint="default"/>
+        <w:sz w:val="20"/>
+      </w:rPr>
+    </w:lvl>
+    <w:lvl w:ilvl="7" w:tentative="1">
+      <w:start w:val="1"/>
+      <w:numFmt w:val="bullet"/>
+      <w:lvlText w:val=""/>
+      <w:lvlJc w:val="left"/>
+      <w:pPr>
+        <w:tabs>
+          <w:tab w:val="num" w:pos="5760"/>
+        </w:tabs>
+        <w:ind w:left="5760" w:hanging="360"/>
+      </w:pPr>
+      <w:rPr>
+        <w:rFonts w:ascii="Wingdings" w:hAnsi="Wingdings" w:hint="default"/>
+        <w:sz w:val="20"/>
+      </w:rPr>
+    </w:lvl>
+    <w:lvl w:ilvl="8" w:tentative="1">
+      <w:start w:val="1"/>
+      <w:numFmt w:val="bullet"/>
+      <w:lvlText w:val=""/>
+      <w:lvlJc w:val="left"/>
+      <w:pPr>
+        <w:tabs>
+          <w:tab w:val="num" w:pos="6480"/>
+        </w:tabs>
+        <w:ind w:left="6480" w:hanging="360"/>
+      </w:pPr>
+      <w:rPr>
+        <w:rFonts w:ascii="Wingdings" w:hAnsi="Wingdings" w:hint="default"/>
+        <w:sz w:val="20"/>
+      </w:rPr>
+    </w:lvl>
+  </w:abstractNum>
+  <w:abstractNum w:abstractNumId="13" w15:restartNumberingAfterBreak="0">
     <w:nsid w:val="1F610CCA"/>
     <w:multiLevelType w:val="multilevel"/>
     <w:tmpl w:val="A24CDD40"/>
@@ -8545,7 +12748,7 @@
       </w:pPr>
     </w:lvl>
   </w:abstractNum>
-  <w:abstractNum w:abstractNumId="9" w15:restartNumberingAfterBreak="0">
+  <w:abstractNum w:abstractNumId="14" w15:restartNumberingAfterBreak="0">
     <w:nsid w:val="20256FA8"/>
     <w:multiLevelType w:val="multilevel"/>
     <w:tmpl w:val="BFC6B674"/>
@@ -8694,7 +12897,7 @@
       </w:rPr>
     </w:lvl>
   </w:abstractNum>
-  <w:abstractNum w:abstractNumId="10" w15:restartNumberingAfterBreak="0">
+  <w:abstractNum w:abstractNumId="15" w15:restartNumberingAfterBreak="0">
     <w:nsid w:val="243827E8"/>
     <w:multiLevelType w:val="multilevel"/>
     <w:tmpl w:val="46686D16"/>
@@ -8807,7 +13010,7 @@
       </w:pPr>
     </w:lvl>
   </w:abstractNum>
-  <w:abstractNum w:abstractNumId="11" w15:restartNumberingAfterBreak="0">
+  <w:abstractNum w:abstractNumId="16" w15:restartNumberingAfterBreak="0">
     <w:nsid w:val="28270BDC"/>
     <w:multiLevelType w:val="multilevel"/>
     <w:tmpl w:val="4F5AAA8E"/>
@@ -8920,7 +13123,7 @@
       </w:pPr>
     </w:lvl>
   </w:abstractNum>
-  <w:abstractNum w:abstractNumId="12" w15:restartNumberingAfterBreak="0">
+  <w:abstractNum w:abstractNumId="17" w15:restartNumberingAfterBreak="0">
     <w:nsid w:val="29F37C5B"/>
     <w:multiLevelType w:val="multilevel"/>
     <w:tmpl w:val="2572E310"/>
@@ -9069,7 +13272,7 @@
       </w:rPr>
     </w:lvl>
   </w:abstractNum>
-  <w:abstractNum w:abstractNumId="13" w15:restartNumberingAfterBreak="0">
+  <w:abstractNum w:abstractNumId="18" w15:restartNumberingAfterBreak="0">
     <w:nsid w:val="2EEF397D"/>
     <w:multiLevelType w:val="multilevel"/>
     <w:tmpl w:val="440CD970"/>
@@ -9218,7 +13421,7 @@
       </w:rPr>
     </w:lvl>
   </w:abstractNum>
-  <w:abstractNum w:abstractNumId="14" w15:restartNumberingAfterBreak="0">
+  <w:abstractNum w:abstractNumId="19" w15:restartNumberingAfterBreak="0">
     <w:nsid w:val="2F080706"/>
     <w:multiLevelType w:val="multilevel"/>
     <w:tmpl w:val="2A402D24"/>
@@ -9331,7 +13534,156 @@
       </w:pPr>
     </w:lvl>
   </w:abstractNum>
-  <w:abstractNum w:abstractNumId="15" w15:restartNumberingAfterBreak="0">
+  <w:abstractNum w:abstractNumId="20" w15:restartNumberingAfterBreak="0">
+    <w:nsid w:val="35803361"/>
+    <w:multiLevelType w:val="multilevel"/>
+    <w:tmpl w:val="87183D0A"/>
+    <w:lvl w:ilvl="0">
+      <w:start w:val="1"/>
+      <w:numFmt w:val="bullet"/>
+      <w:lvlText w:val=""/>
+      <w:lvlJc w:val="left"/>
+      <w:pPr>
+        <w:tabs>
+          <w:tab w:val="num" w:pos="720"/>
+        </w:tabs>
+        <w:ind w:left="720" w:hanging="360"/>
+      </w:pPr>
+      <w:rPr>
+        <w:rFonts w:ascii="Symbol" w:hAnsi="Symbol" w:hint="default"/>
+        <w:sz w:val="20"/>
+      </w:rPr>
+    </w:lvl>
+    <w:lvl w:ilvl="1" w:tentative="1">
+      <w:start w:val="1"/>
+      <w:numFmt w:val="bullet"/>
+      <w:lvlText w:val="o"/>
+      <w:lvlJc w:val="left"/>
+      <w:pPr>
+        <w:tabs>
+          <w:tab w:val="num" w:pos="1440"/>
+        </w:tabs>
+        <w:ind w:left="1440" w:hanging="360"/>
+      </w:pPr>
+      <w:rPr>
+        <w:rFonts w:ascii="Courier New" w:hAnsi="Courier New" w:hint="default"/>
+        <w:sz w:val="20"/>
+      </w:rPr>
+    </w:lvl>
+    <w:lvl w:ilvl="2" w:tentative="1">
+      <w:start w:val="1"/>
+      <w:numFmt w:val="bullet"/>
+      <w:lvlText w:val=""/>
+      <w:lvlJc w:val="left"/>
+      <w:pPr>
+        <w:tabs>
+          <w:tab w:val="num" w:pos="2160"/>
+        </w:tabs>
+        <w:ind w:left="2160" w:hanging="360"/>
+      </w:pPr>
+      <w:rPr>
+        <w:rFonts w:ascii="Wingdings" w:hAnsi="Wingdings" w:hint="default"/>
+        <w:sz w:val="20"/>
+      </w:rPr>
+    </w:lvl>
+    <w:lvl w:ilvl="3" w:tentative="1">
+      <w:start w:val="1"/>
+      <w:numFmt w:val="bullet"/>
+      <w:lvlText w:val=""/>
+      <w:lvlJc w:val="left"/>
+      <w:pPr>
+        <w:tabs>
+          <w:tab w:val="num" w:pos="2880"/>
+        </w:tabs>
+        <w:ind w:left="2880" w:hanging="360"/>
+      </w:pPr>
+      <w:rPr>
+        <w:rFonts w:ascii="Wingdings" w:hAnsi="Wingdings" w:hint="default"/>
+        <w:sz w:val="20"/>
+      </w:rPr>
+    </w:lvl>
+    <w:lvl w:ilvl="4" w:tentative="1">
+      <w:start w:val="1"/>
+      <w:numFmt w:val="bullet"/>
+      <w:lvlText w:val=""/>
+      <w:lvlJc w:val="left"/>
+      <w:pPr>
+        <w:tabs>
+          <w:tab w:val="num" w:pos="3600"/>
+        </w:tabs>
+        <w:ind w:left="3600" w:hanging="360"/>
+      </w:pPr>
+      <w:rPr>
+        <w:rFonts w:ascii="Wingdings" w:hAnsi="Wingdings" w:hint="default"/>
+        <w:sz w:val="20"/>
+      </w:rPr>
+    </w:lvl>
+    <w:lvl w:ilvl="5" w:tentative="1">
+      <w:start w:val="1"/>
+      <w:numFmt w:val="bullet"/>
+      <w:lvlText w:val=""/>
+      <w:lvlJc w:val="left"/>
+      <w:pPr>
+        <w:tabs>
+          <w:tab w:val="num" w:pos="4320"/>
+        </w:tabs>
+        <w:ind w:left="4320" w:hanging="360"/>
+      </w:pPr>
+      <w:rPr>
+        <w:rFonts w:ascii="Wingdings" w:hAnsi="Wingdings" w:hint="default"/>
+        <w:sz w:val="20"/>
+      </w:rPr>
+    </w:lvl>
+    <w:lvl w:ilvl="6" w:tentative="1">
+      <w:start w:val="1"/>
+      <w:numFmt w:val="bullet"/>
+      <w:lvlText w:val=""/>
+      <w:lvlJc w:val="left"/>
+      <w:pPr>
+        <w:tabs>
+          <w:tab w:val="num" w:pos="5040"/>
+        </w:tabs>
+        <w:ind w:left="5040" w:hanging="360"/>
+      </w:pPr>
+      <w:rPr>
+        <w:rFonts w:ascii="Wingdings" w:hAnsi="Wingdings" w:hint="default"/>
+        <w:sz w:val="20"/>
+      </w:rPr>
+    </w:lvl>
+    <w:lvl w:ilvl="7" w:tentative="1">
+      <w:start w:val="1"/>
+      <w:numFmt w:val="bullet"/>
+      <w:lvlText w:val=""/>
+      <w:lvlJc w:val="left"/>
+      <w:pPr>
+        <w:tabs>
+          <w:tab w:val="num" w:pos="5760"/>
+        </w:tabs>
+        <w:ind w:left="5760" w:hanging="360"/>
+      </w:pPr>
+      <w:rPr>
+        <w:rFonts w:ascii="Wingdings" w:hAnsi="Wingdings" w:hint="default"/>
+        <w:sz w:val="20"/>
+      </w:rPr>
+    </w:lvl>
+    <w:lvl w:ilvl="8" w:tentative="1">
+      <w:start w:val="1"/>
+      <w:numFmt w:val="bullet"/>
+      <w:lvlText w:val=""/>
+      <w:lvlJc w:val="left"/>
+      <w:pPr>
+        <w:tabs>
+          <w:tab w:val="num" w:pos="6480"/>
+        </w:tabs>
+        <w:ind w:left="6480" w:hanging="360"/>
+      </w:pPr>
+      <w:rPr>
+        <w:rFonts w:ascii="Wingdings" w:hAnsi="Wingdings" w:hint="default"/>
+        <w:sz w:val="20"/>
+      </w:rPr>
+    </w:lvl>
+  </w:abstractNum>
+  <w:abstractNum w:abstractNumId="21" w15:restartNumberingAfterBreak="0">
     <w:nsid w:val="3A4B7CBC"/>
     <w:multiLevelType w:val="hybridMultilevel"/>
     <w:tmpl w:val="F7C62A44"/>
@@ -9417,7 +13769,7 @@
       </w:pPr>
     </w:lvl>
   </w:abstractNum>
-  <w:abstractNum w:abstractNumId="16" w15:restartNumberingAfterBreak="0">
+  <w:abstractNum w:abstractNumId="22" w15:restartNumberingAfterBreak="0">
     <w:nsid w:val="3BD52B60"/>
     <w:multiLevelType w:val="multilevel"/>
     <w:tmpl w:val="6D3E8026"/>
@@ -9530,7 +13882,7 @@
       </w:pPr>
     </w:lvl>
   </w:abstractNum>
-  <w:abstractNum w:abstractNumId="17" w15:restartNumberingAfterBreak="0">
+  <w:abstractNum w:abstractNumId="23" w15:restartNumberingAfterBreak="0">
     <w:nsid w:val="3CEA2FFC"/>
     <w:multiLevelType w:val="multilevel"/>
     <w:tmpl w:val="169C9ED8"/>
@@ -9643,7 +13995,535 @@
       </w:pPr>
     </w:lvl>
   </w:abstractNum>
-  <w:abstractNum w:abstractNumId="18" w15:restartNumberingAfterBreak="0">
+  <w:abstractNum w:abstractNumId="24" w15:restartNumberingAfterBreak="0">
+    <w:nsid w:val="3E6035B7"/>
+    <w:multiLevelType w:val="multilevel"/>
+    <w:tmpl w:val="BC08ED62"/>
+    <w:lvl w:ilvl="0">
+      <w:start w:val="1"/>
+      <w:numFmt w:val="decimal"/>
+      <w:lvlText w:val="%1."/>
+      <w:lvlJc w:val="left"/>
+      <w:pPr>
+        <w:tabs>
+          <w:tab w:val="num" w:pos="720"/>
+        </w:tabs>
+        <w:ind w:left="720" w:hanging="360"/>
+      </w:pPr>
+    </w:lvl>
+    <w:lvl w:ilvl="1">
+      <w:start w:val="1"/>
+      <w:numFmt w:val="bullet"/>
+      <w:lvlText w:val="o"/>
+      <w:lvlJc w:val="left"/>
+      <w:pPr>
+        <w:tabs>
+          <w:tab w:val="num" w:pos="1440"/>
+        </w:tabs>
+        <w:ind w:left="1440" w:hanging="360"/>
+      </w:pPr>
+      <w:rPr>
+        <w:rFonts w:ascii="Courier New" w:hAnsi="Courier New" w:hint="default"/>
+        <w:sz w:val="20"/>
+      </w:rPr>
+    </w:lvl>
+    <w:lvl w:ilvl="2" w:tentative="1">
+      <w:start w:val="1"/>
+      <w:numFmt w:val="decimal"/>
+      <w:lvlText w:val="%3."/>
+      <w:lvlJc w:val="left"/>
+      <w:pPr>
+        <w:tabs>
+          <w:tab w:val="num" w:pos="2160"/>
+        </w:tabs>
+        <w:ind w:left="2160" w:hanging="360"/>
+      </w:pPr>
+    </w:lvl>
+    <w:lvl w:ilvl="3" w:tentative="1">
+      <w:start w:val="1"/>
+      <w:numFmt w:val="decimal"/>
+      <w:lvlText w:val="%4."/>
+      <w:lvlJc w:val="left"/>
+      <w:pPr>
+        <w:tabs>
+          <w:tab w:val="num" w:pos="2880"/>
+        </w:tabs>
+        <w:ind w:left="2880" w:hanging="360"/>
+      </w:pPr>
+    </w:lvl>
+    <w:lvl w:ilvl="4" w:tentative="1">
+      <w:start w:val="1"/>
+      <w:numFmt w:val="decimal"/>
+      <w:lvlText w:val="%5."/>
+      <w:lvlJc w:val="left"/>
+      <w:pPr>
+        <w:tabs>
+          <w:tab w:val="num" w:pos="3600"/>
+        </w:tabs>
+        <w:ind w:left="3600" w:hanging="360"/>
+      </w:pPr>
+    </w:lvl>
+    <w:lvl w:ilvl="5" w:tentative="1">
+      <w:start w:val="1"/>
+      <w:numFmt w:val="decimal"/>
+      <w:lvlText w:val="%6."/>
+      <w:lvlJc w:val="left"/>
+      <w:pPr>
+        <w:tabs>
+          <w:tab w:val="num" w:pos="4320"/>
+        </w:tabs>
+        <w:ind w:left="4320" w:hanging="360"/>
+      </w:pPr>
+    </w:lvl>
+    <w:lvl w:ilvl="6" w:tentative="1">
+      <w:start w:val="1"/>
+      <w:numFmt w:val="decimal"/>
+      <w:lvlText w:val="%7."/>
+      <w:lvlJc w:val="left"/>
+      <w:pPr>
+        <w:tabs>
+          <w:tab w:val="num" w:pos="5040"/>
+        </w:tabs>
+        <w:ind w:left="5040" w:hanging="360"/>
+      </w:pPr>
+    </w:lvl>
+    <w:lvl w:ilvl="7" w:tentative="1">
+      <w:start w:val="1"/>
+      <w:numFmt w:val="decimal"/>
+      <w:lvlText w:val="%8."/>
+      <w:lvlJc w:val="left"/>
+      <w:pPr>
+        <w:tabs>
+          <w:tab w:val="num" w:pos="5760"/>
+        </w:tabs>
+        <w:ind w:left="5760" w:hanging="360"/>
+      </w:pPr>
+    </w:lvl>
+    <w:lvl w:ilvl="8" w:tentative="1">
+      <w:start w:val="1"/>
+      <w:numFmt w:val="decimal"/>
+      <w:lvlText w:val="%9."/>
+      <w:lvlJc w:val="left"/>
+      <w:pPr>
+        <w:tabs>
+          <w:tab w:val="num" w:pos="6480"/>
+        </w:tabs>
+        <w:ind w:left="6480" w:hanging="360"/>
+      </w:pPr>
+    </w:lvl>
+  </w:abstractNum>
+  <w:abstractNum w:abstractNumId="25" w15:restartNumberingAfterBreak="0">
+    <w:nsid w:val="458133C1"/>
+    <w:multiLevelType w:val="multilevel"/>
+    <w:tmpl w:val="638AFC5C"/>
+    <w:lvl w:ilvl="0">
+      <w:start w:val="1"/>
+      <w:numFmt w:val="bullet"/>
+      <w:lvlText w:val=""/>
+      <w:lvlJc w:val="left"/>
+      <w:pPr>
+        <w:tabs>
+          <w:tab w:val="num" w:pos="720"/>
+        </w:tabs>
+        <w:ind w:left="720" w:hanging="360"/>
+      </w:pPr>
+      <w:rPr>
+        <w:rFonts w:ascii="Symbol" w:hAnsi="Symbol" w:hint="default"/>
+        <w:sz w:val="20"/>
+      </w:rPr>
+    </w:lvl>
+    <w:lvl w:ilvl="1" w:tentative="1">
+      <w:start w:val="1"/>
+      <w:numFmt w:val="bullet"/>
+      <w:lvlText w:val="o"/>
+      <w:lvlJc w:val="left"/>
+      <w:pPr>
+        <w:tabs>
+          <w:tab w:val="num" w:pos="1440"/>
+        </w:tabs>
+        <w:ind w:left="1440" w:hanging="360"/>
+      </w:pPr>
+      <w:rPr>
+        <w:rFonts w:ascii="Courier New" w:hAnsi="Courier New" w:hint="default"/>
+        <w:sz w:val="20"/>
+      </w:rPr>
+    </w:lvl>
+    <w:lvl w:ilvl="2" w:tentative="1">
+      <w:start w:val="1"/>
+      <w:numFmt w:val="bullet"/>
+      <w:lvlText w:val=""/>
+      <w:lvlJc w:val="left"/>
+      <w:pPr>
+        <w:tabs>
+          <w:tab w:val="num" w:pos="2160"/>
+        </w:tabs>
+        <w:ind w:left="2160" w:hanging="360"/>
+      </w:pPr>
+      <w:rPr>
+        <w:rFonts w:ascii="Wingdings" w:hAnsi="Wingdings" w:hint="default"/>
+        <w:sz w:val="20"/>
+      </w:rPr>
+    </w:lvl>
+    <w:lvl w:ilvl="3" w:tentative="1">
+      <w:start w:val="1"/>
+      <w:numFmt w:val="bullet"/>
+      <w:lvlText w:val=""/>
+      <w:lvlJc w:val="left"/>
+      <w:pPr>
+        <w:tabs>
+          <w:tab w:val="num" w:pos="2880"/>
+        </w:tabs>
+        <w:ind w:left="2880" w:hanging="360"/>
+      </w:pPr>
+      <w:rPr>
+        <w:rFonts w:ascii="Wingdings" w:hAnsi="Wingdings" w:hint="default"/>
+        <w:sz w:val="20"/>
+      </w:rPr>
+    </w:lvl>
+    <w:lvl w:ilvl="4" w:tentative="1">
+      <w:start w:val="1"/>
+      <w:numFmt w:val="bullet"/>
+      <w:lvlText w:val=""/>
+      <w:lvlJc w:val="left"/>
+      <w:pPr>
+        <w:tabs>
+          <w:tab w:val="num" w:pos="3600"/>
+        </w:tabs>
+        <w:ind w:left="3600" w:hanging="360"/>
+      </w:pPr>
+      <w:rPr>
+        <w:rFonts w:ascii="Wingdings" w:hAnsi="Wingdings" w:hint="default"/>
+        <w:sz w:val="20"/>
+      </w:rPr>
+    </w:lvl>
+    <w:lvl w:ilvl="5" w:tentative="1">
+      <w:start w:val="1"/>
+      <w:numFmt w:val="bullet"/>
+      <w:lvlText w:val=""/>
+      <w:lvlJc w:val="left"/>
+      <w:pPr>
+        <w:tabs>
+          <w:tab w:val="num" w:pos="4320"/>
+        </w:tabs>
+        <w:ind w:left="4320" w:hanging="360"/>
+      </w:pPr>
+      <w:rPr>
+        <w:rFonts w:ascii="Wingdings" w:hAnsi="Wingdings" w:hint="default"/>
+        <w:sz w:val="20"/>
+      </w:rPr>
+    </w:lvl>
+    <w:lvl w:ilvl="6" w:tentative="1">
+      <w:start w:val="1"/>
+      <w:numFmt w:val="bullet"/>
+      <w:lvlText w:val=""/>
+      <w:lvlJc w:val="left"/>
+      <w:pPr>
+        <w:tabs>
+          <w:tab w:val="num" w:pos="5040"/>
+        </w:tabs>
+        <w:ind w:left="5040" w:hanging="360"/>
+      </w:pPr>
+      <w:rPr>
+        <w:rFonts w:ascii="Wingdings" w:hAnsi="Wingdings" w:hint="default"/>
+        <w:sz w:val="20"/>
+      </w:rPr>
+    </w:lvl>
+    <w:lvl w:ilvl="7" w:tentative="1">
+      <w:start w:val="1"/>
+      <w:numFmt w:val="bullet"/>
+      <w:lvlText w:val=""/>
+      <w:lvlJc w:val="left"/>
+      <w:pPr>
+        <w:tabs>
+          <w:tab w:val="num" w:pos="5760"/>
+        </w:tabs>
+        <w:ind w:left="5760" w:hanging="360"/>
+      </w:pPr>
+      <w:rPr>
+        <w:rFonts w:ascii="Wingdings" w:hAnsi="Wingdings" w:hint="default"/>
+        <w:sz w:val="20"/>
+      </w:rPr>
+    </w:lvl>
+    <w:lvl w:ilvl="8" w:tentative="1">
+      <w:start w:val="1"/>
+      <w:numFmt w:val="bullet"/>
+      <w:lvlText w:val=""/>
+      <w:lvlJc w:val="left"/>
+      <w:pPr>
+        <w:tabs>
+          <w:tab w:val="num" w:pos="6480"/>
+        </w:tabs>
+        <w:ind w:left="6480" w:hanging="360"/>
+      </w:pPr>
+      <w:rPr>
+        <w:rFonts w:ascii="Wingdings" w:hAnsi="Wingdings" w:hint="default"/>
+        <w:sz w:val="20"/>
+      </w:rPr>
+    </w:lvl>
+  </w:abstractNum>
+  <w:abstractNum w:abstractNumId="26" w15:restartNumberingAfterBreak="0">
+    <w:nsid w:val="46933B24"/>
+    <w:multiLevelType w:val="multilevel"/>
+    <w:tmpl w:val="1B003A62"/>
+    <w:lvl w:ilvl="0">
+      <w:start w:val="1"/>
+      <w:numFmt w:val="bullet"/>
+      <w:lvlText w:val=""/>
+      <w:lvlJc w:val="left"/>
+      <w:pPr>
+        <w:tabs>
+          <w:tab w:val="num" w:pos="720"/>
+        </w:tabs>
+        <w:ind w:left="720" w:hanging="360"/>
+      </w:pPr>
+      <w:rPr>
+        <w:rFonts w:ascii="Symbol" w:hAnsi="Symbol" w:hint="default"/>
+        <w:sz w:val="20"/>
+      </w:rPr>
+    </w:lvl>
+    <w:lvl w:ilvl="1" w:tentative="1">
+      <w:start w:val="1"/>
+      <w:numFmt w:val="bullet"/>
+      <w:lvlText w:val="o"/>
+      <w:lvlJc w:val="left"/>
+      <w:pPr>
+        <w:tabs>
+          <w:tab w:val="num" w:pos="1440"/>
+        </w:tabs>
+        <w:ind w:left="1440" w:hanging="360"/>
+      </w:pPr>
+      <w:rPr>
+        <w:rFonts w:ascii="Courier New" w:hAnsi="Courier New" w:hint="default"/>
+        <w:sz w:val="20"/>
+      </w:rPr>
+    </w:lvl>
+    <w:lvl w:ilvl="2" w:tentative="1">
+      <w:start w:val="1"/>
+      <w:numFmt w:val="bullet"/>
+      <w:lvlText w:val=""/>
+      <w:lvlJc w:val="left"/>
+      <w:pPr>
+        <w:tabs>
+          <w:tab w:val="num" w:pos="2160"/>
+        </w:tabs>
+        <w:ind w:left="2160" w:hanging="360"/>
+      </w:pPr>
+      <w:rPr>
+        <w:rFonts w:ascii="Wingdings" w:hAnsi="Wingdings" w:hint="default"/>
+        <w:sz w:val="20"/>
+      </w:rPr>
+    </w:lvl>
+    <w:lvl w:ilvl="3" w:tentative="1">
+      <w:start w:val="1"/>
+      <w:numFmt w:val="bullet"/>
+      <w:lvlText w:val=""/>
+      <w:lvlJc w:val="left"/>
+      <w:pPr>
+        <w:tabs>
+          <w:tab w:val="num" w:pos="2880"/>
+        </w:tabs>
+        <w:ind w:left="2880" w:hanging="360"/>
+      </w:pPr>
+      <w:rPr>
+        <w:rFonts w:ascii="Wingdings" w:hAnsi="Wingdings" w:hint="default"/>
+        <w:sz w:val="20"/>
+      </w:rPr>
+    </w:lvl>
+    <w:lvl w:ilvl="4" w:tentative="1">
+      <w:start w:val="1"/>
+      <w:numFmt w:val="bullet"/>
+      <w:lvlText w:val=""/>
+      <w:lvlJc w:val="left"/>
+      <w:pPr>
+        <w:tabs>
+          <w:tab w:val="num" w:pos="3600"/>
+        </w:tabs>
+        <w:ind w:left="3600" w:hanging="360"/>
+      </w:pPr>
+      <w:rPr>
+        <w:rFonts w:ascii="Wingdings" w:hAnsi="Wingdings" w:hint="default"/>
+        <w:sz w:val="20"/>
+      </w:rPr>
+    </w:lvl>
+    <w:lvl w:ilvl="5" w:tentative="1">
+      <w:start w:val="1"/>
+      <w:numFmt w:val="bullet"/>
+      <w:lvlText w:val=""/>
+      <w:lvlJc w:val="left"/>
+      <w:pPr>
+        <w:tabs>
+          <w:tab w:val="num" w:pos="4320"/>
+        </w:tabs>
+        <w:ind w:left="4320" w:hanging="360"/>
+      </w:pPr>
+      <w:rPr>
+        <w:rFonts w:ascii="Wingdings" w:hAnsi="Wingdings" w:hint="default"/>
+        <w:sz w:val="20"/>
+      </w:rPr>
+    </w:lvl>
+    <w:lvl w:ilvl="6" w:tentative="1">
+      <w:start w:val="1"/>
+      <w:numFmt w:val="bullet"/>
+      <w:lvlText w:val=""/>
+      <w:lvlJc w:val="left"/>
+      <w:pPr>
+        <w:tabs>
+          <w:tab w:val="num" w:pos="5040"/>
+        </w:tabs>
+        <w:ind w:left="5040" w:hanging="360"/>
+      </w:pPr>
+      <w:rPr>
+        <w:rFonts w:ascii="Wingdings" w:hAnsi="Wingdings" w:hint="default"/>
+        <w:sz w:val="20"/>
+      </w:rPr>
+    </w:lvl>
+    <w:lvl w:ilvl="7" w:tentative="1">
+      <w:start w:val="1"/>
+      <w:numFmt w:val="bullet"/>
+      <w:lvlText w:val=""/>
+      <w:lvlJc w:val="left"/>
+      <w:pPr>
+        <w:tabs>
+          <w:tab w:val="num" w:pos="5760"/>
+        </w:tabs>
+        <w:ind w:left="5760" w:hanging="360"/>
+      </w:pPr>
+      <w:rPr>
+        <w:rFonts w:ascii="Wingdings" w:hAnsi="Wingdings" w:hint="default"/>
+        <w:sz w:val="20"/>
+      </w:rPr>
+    </w:lvl>
+    <w:lvl w:ilvl="8" w:tentative="1">
+      <w:start w:val="1"/>
+      <w:numFmt w:val="bullet"/>
+      <w:lvlText w:val=""/>
+      <w:lvlJc w:val="left"/>
+      <w:pPr>
+        <w:tabs>
+          <w:tab w:val="num" w:pos="6480"/>
+        </w:tabs>
+        <w:ind w:left="6480" w:hanging="360"/>
+      </w:pPr>
+      <w:rPr>
+        <w:rFonts w:ascii="Wingdings" w:hAnsi="Wingdings" w:hint="default"/>
+        <w:sz w:val="20"/>
+      </w:rPr>
+    </w:lvl>
+  </w:abstractNum>
+  <w:abstractNum w:abstractNumId="27" w15:restartNumberingAfterBreak="0">
+    <w:nsid w:val="49D12052"/>
+    <w:multiLevelType w:val="multilevel"/>
+    <w:tmpl w:val="5F641D18"/>
+    <w:lvl w:ilvl="0">
+      <w:start w:val="1"/>
+      <w:numFmt w:val="decimal"/>
+      <w:lvlText w:val="%1."/>
+      <w:lvlJc w:val="left"/>
+      <w:pPr>
+        <w:tabs>
+          <w:tab w:val="num" w:pos="720"/>
+        </w:tabs>
+        <w:ind w:left="720" w:hanging="360"/>
+      </w:pPr>
+    </w:lvl>
+    <w:lvl w:ilvl="1" w:tentative="1">
+      <w:start w:val="1"/>
+      <w:numFmt w:val="decimal"/>
+      <w:lvlText w:val="%2."/>
+      <w:lvlJc w:val="left"/>
+      <w:pPr>
+        <w:tabs>
+          <w:tab w:val="num" w:pos="1440"/>
+        </w:tabs>
+        <w:ind w:left="1440" w:hanging="360"/>
+      </w:pPr>
+    </w:lvl>
+    <w:lvl w:ilvl="2" w:tentative="1">
+      <w:start w:val="1"/>
+      <w:numFmt w:val="decimal"/>
+      <w:lvlText w:val="%3."/>
+      <w:lvlJc w:val="left"/>
+      <w:pPr>
+        <w:tabs>
+          <w:tab w:val="num" w:pos="2160"/>
+        </w:tabs>
+        <w:ind w:left="2160" w:hanging="360"/>
+      </w:pPr>
+    </w:lvl>
+    <w:lvl w:ilvl="3" w:tentative="1">
+      <w:start w:val="1"/>
+      <w:numFmt w:val="decimal"/>
+      <w:lvlText w:val="%4."/>
+      <w:lvlJc w:val="left"/>
+      <w:pPr>
+        <w:tabs>
+          <w:tab w:val="num" w:pos="2880"/>
+        </w:tabs>
+        <w:ind w:left="2880" w:hanging="360"/>
+      </w:pPr>
+    </w:lvl>
+    <w:lvl w:ilvl="4" w:tentative="1">
+      <w:start w:val="1"/>
+      <w:numFmt w:val="decimal"/>
+      <w:lvlText w:val="%5."/>
+      <w:lvlJc w:val="left"/>
+      <w:pPr>
+        <w:tabs>
+          <w:tab w:val="num" w:pos="3600"/>
+        </w:tabs>
+        <w:ind w:left="3600" w:hanging="360"/>
+      </w:pPr>
+    </w:lvl>
+    <w:lvl w:ilvl="5" w:tentative="1">
+      <w:start w:val="1"/>
+      <w:numFmt w:val="decimal"/>
+      <w:lvlText w:val="%6."/>
+      <w:lvlJc w:val="left"/>
+      <w:pPr>
+        <w:tabs>
+          <w:tab w:val="num" w:pos="4320"/>
+        </w:tabs>
+        <w:ind w:left="4320" w:hanging="360"/>
+      </w:pPr>
+    </w:lvl>
+    <w:lvl w:ilvl="6" w:tentative="1">
+      <w:start w:val="1"/>
+      <w:numFmt w:val="decimal"/>
+      <w:lvlText w:val="%7."/>
+      <w:lvlJc w:val="left"/>
+      <w:pPr>
+        <w:tabs>
+          <w:tab w:val="num" w:pos="5040"/>
+        </w:tabs>
+        <w:ind w:left="5040" w:hanging="360"/>
+      </w:pPr>
+    </w:lvl>
+    <w:lvl w:ilvl="7" w:tentative="1">
+      <w:start w:val="1"/>
+      <w:numFmt w:val="decimal"/>
+      <w:lvlText w:val="%8."/>
+      <w:lvlJc w:val="left"/>
+      <w:pPr>
+        <w:tabs>
+          <w:tab w:val="num" w:pos="5760"/>
+        </w:tabs>
+        <w:ind w:left="5760" w:hanging="360"/>
+      </w:pPr>
+    </w:lvl>
+    <w:lvl w:ilvl="8" w:tentative="1">
+      <w:start w:val="1"/>
+      <w:numFmt w:val="decimal"/>
+      <w:lvlText w:val="%9."/>
+      <w:lvlJc w:val="left"/>
+      <w:pPr>
+        <w:tabs>
+          <w:tab w:val="num" w:pos="6480"/>
+        </w:tabs>
+        <w:ind w:left="6480" w:hanging="360"/>
+      </w:pPr>
+    </w:lvl>
+  </w:abstractNum>
+  <w:abstractNum w:abstractNumId="28" w15:restartNumberingAfterBreak="0">
     <w:nsid w:val="4D476889"/>
     <w:multiLevelType w:val="multilevel"/>
     <w:tmpl w:val="2EB06534"/>
@@ -9792,7 +14672,7 @@
       </w:rPr>
     </w:lvl>
   </w:abstractNum>
-  <w:abstractNum w:abstractNumId="19" w15:restartNumberingAfterBreak="0">
+  <w:abstractNum w:abstractNumId="29" w15:restartNumberingAfterBreak="0">
     <w:nsid w:val="4DCF5247"/>
     <w:multiLevelType w:val="multilevel"/>
     <w:tmpl w:val="85B28FA2"/>
@@ -9941,7 +14821,7 @@
       </w:rPr>
     </w:lvl>
   </w:abstractNum>
-  <w:abstractNum w:abstractNumId="20" w15:restartNumberingAfterBreak="0">
+  <w:abstractNum w:abstractNumId="30" w15:restartNumberingAfterBreak="0">
     <w:nsid w:val="4EEC7B0A"/>
     <w:multiLevelType w:val="multilevel"/>
     <w:tmpl w:val="F42C02A2"/>
@@ -10054,7 +14934,7 @@
       </w:pPr>
     </w:lvl>
   </w:abstractNum>
-  <w:abstractNum w:abstractNumId="21" w15:restartNumberingAfterBreak="0">
+  <w:abstractNum w:abstractNumId="31" w15:restartNumberingAfterBreak="0">
     <w:nsid w:val="4F746510"/>
     <w:multiLevelType w:val="multilevel"/>
     <w:tmpl w:val="C78A7D8C"/>
@@ -10167,7 +15047,7 @@
       </w:pPr>
     </w:lvl>
   </w:abstractNum>
-  <w:abstractNum w:abstractNumId="22" w15:restartNumberingAfterBreak="0">
+  <w:abstractNum w:abstractNumId="32" w15:restartNumberingAfterBreak="0">
     <w:nsid w:val="4FF375FA"/>
     <w:multiLevelType w:val="multilevel"/>
     <w:tmpl w:val="848C7734"/>
@@ -10280,7 +15160,7 @@
       </w:pPr>
     </w:lvl>
   </w:abstractNum>
-  <w:abstractNum w:abstractNumId="23" w15:restartNumberingAfterBreak="0">
+  <w:abstractNum w:abstractNumId="33" w15:restartNumberingAfterBreak="0">
     <w:nsid w:val="58D10BD4"/>
     <w:multiLevelType w:val="multilevel"/>
     <w:tmpl w:val="F31652F6"/>
@@ -10429,7 +15309,7 @@
       </w:rPr>
     </w:lvl>
   </w:abstractNum>
-  <w:abstractNum w:abstractNumId="24" w15:restartNumberingAfterBreak="0">
+  <w:abstractNum w:abstractNumId="34" w15:restartNumberingAfterBreak="0">
     <w:nsid w:val="58D22752"/>
     <w:multiLevelType w:val="hybridMultilevel"/>
     <w:tmpl w:val="C7545EA2"/>
@@ -10515,7 +15395,7 @@
       </w:pPr>
     </w:lvl>
   </w:abstractNum>
-  <w:abstractNum w:abstractNumId="25" w15:restartNumberingAfterBreak="0">
+  <w:abstractNum w:abstractNumId="35" w15:restartNumberingAfterBreak="0">
     <w:nsid w:val="5A040C97"/>
     <w:multiLevelType w:val="multilevel"/>
     <w:tmpl w:val="3CFE67AE"/>
@@ -10628,7 +15508,7 @@
       </w:pPr>
     </w:lvl>
   </w:abstractNum>
-  <w:abstractNum w:abstractNumId="26" w15:restartNumberingAfterBreak="0">
+  <w:abstractNum w:abstractNumId="36" w15:restartNumberingAfterBreak="0">
     <w:nsid w:val="5A606252"/>
     <w:multiLevelType w:val="multilevel"/>
     <w:tmpl w:val="4F004688"/>
@@ -10777,7 +15657,7 @@
       </w:rPr>
     </w:lvl>
   </w:abstractNum>
-  <w:abstractNum w:abstractNumId="27" w15:restartNumberingAfterBreak="0">
+  <w:abstractNum w:abstractNumId="37" w15:restartNumberingAfterBreak="0">
     <w:nsid w:val="5A9B420B"/>
     <w:multiLevelType w:val="multilevel"/>
     <w:tmpl w:val="DE40FAE8"/>
@@ -10926,7 +15806,7 @@
       </w:rPr>
     </w:lvl>
   </w:abstractNum>
-  <w:abstractNum w:abstractNumId="28" w15:restartNumberingAfterBreak="0">
+  <w:abstractNum w:abstractNumId="38" w15:restartNumberingAfterBreak="0">
     <w:nsid w:val="637B25A6"/>
     <w:multiLevelType w:val="multilevel"/>
     <w:tmpl w:val="1884DE14"/>
@@ -11039,7 +15919,7 @@
       </w:pPr>
     </w:lvl>
   </w:abstractNum>
-  <w:abstractNum w:abstractNumId="29" w15:restartNumberingAfterBreak="0">
+  <w:abstractNum w:abstractNumId="39" w15:restartNumberingAfterBreak="0">
     <w:nsid w:val="647A7020"/>
     <w:multiLevelType w:val="multilevel"/>
     <w:tmpl w:val="A38A6F18"/>
@@ -11152,7 +16032,7 @@
       </w:pPr>
     </w:lvl>
   </w:abstractNum>
-  <w:abstractNum w:abstractNumId="30" w15:restartNumberingAfterBreak="0">
+  <w:abstractNum w:abstractNumId="40" w15:restartNumberingAfterBreak="0">
     <w:nsid w:val="6E630C5C"/>
     <w:multiLevelType w:val="multilevel"/>
     <w:tmpl w:val="B2888342"/>
@@ -11301,7 +16181,156 @@
       </w:rPr>
     </w:lvl>
   </w:abstractNum>
-  <w:abstractNum w:abstractNumId="31" w15:restartNumberingAfterBreak="0">
+  <w:abstractNum w:abstractNumId="41" w15:restartNumberingAfterBreak="0">
+    <w:nsid w:val="6F346C92"/>
+    <w:multiLevelType w:val="multilevel"/>
+    <w:tmpl w:val="E88A733A"/>
+    <w:lvl w:ilvl="0">
+      <w:start w:val="1"/>
+      <w:numFmt w:val="bullet"/>
+      <w:lvlText w:val=""/>
+      <w:lvlJc w:val="left"/>
+      <w:pPr>
+        <w:tabs>
+          <w:tab w:val="num" w:pos="720"/>
+        </w:tabs>
+        <w:ind w:left="720" w:hanging="360"/>
+      </w:pPr>
+      <w:rPr>
+        <w:rFonts w:ascii="Symbol" w:hAnsi="Symbol" w:hint="default"/>
+        <w:sz w:val="20"/>
+      </w:rPr>
+    </w:lvl>
+    <w:lvl w:ilvl="1" w:tentative="1">
+      <w:start w:val="1"/>
+      <w:numFmt w:val="bullet"/>
+      <w:lvlText w:val="o"/>
+      <w:lvlJc w:val="left"/>
+      <w:pPr>
+        <w:tabs>
+          <w:tab w:val="num" w:pos="1440"/>
+        </w:tabs>
+        <w:ind w:left="1440" w:hanging="360"/>
+      </w:pPr>
+      <w:rPr>
+        <w:rFonts w:ascii="Courier New" w:hAnsi="Courier New" w:hint="default"/>
+        <w:sz w:val="20"/>
+      </w:rPr>
+    </w:lvl>
+    <w:lvl w:ilvl="2" w:tentative="1">
+      <w:start w:val="1"/>
+      <w:numFmt w:val="bullet"/>
+      <w:lvlText w:val=""/>
+      <w:lvlJc w:val="left"/>
+      <w:pPr>
+        <w:tabs>
+          <w:tab w:val="num" w:pos="2160"/>
+        </w:tabs>
+        <w:ind w:left="2160" w:hanging="360"/>
+      </w:pPr>
+      <w:rPr>
+        <w:rFonts w:ascii="Wingdings" w:hAnsi="Wingdings" w:hint="default"/>
+        <w:sz w:val="20"/>
+      </w:rPr>
+    </w:lvl>
+    <w:lvl w:ilvl="3" w:tentative="1">
+      <w:start w:val="1"/>
+      <w:numFmt w:val="bullet"/>
+      <w:lvlText w:val=""/>
+      <w:lvlJc w:val="left"/>
+      <w:pPr>
+        <w:tabs>
+          <w:tab w:val="num" w:pos="2880"/>
+        </w:tabs>
+        <w:ind w:left="2880" w:hanging="360"/>
+      </w:pPr>
+      <w:rPr>
+        <w:rFonts w:ascii="Wingdings" w:hAnsi="Wingdings" w:hint="default"/>
+        <w:sz w:val="20"/>
+      </w:rPr>
+    </w:lvl>
+    <w:lvl w:ilvl="4" w:tentative="1">
+      <w:start w:val="1"/>
+      <w:numFmt w:val="bullet"/>
+      <w:lvlText w:val=""/>
+      <w:lvlJc w:val="left"/>
+      <w:pPr>
+        <w:tabs>
+          <w:tab w:val="num" w:pos="3600"/>
+        </w:tabs>
+        <w:ind w:left="3600" w:hanging="360"/>
+      </w:pPr>
+      <w:rPr>
+        <w:rFonts w:ascii="Wingdings" w:hAnsi="Wingdings" w:hint="default"/>
+        <w:sz w:val="20"/>
+      </w:rPr>
+    </w:lvl>
+    <w:lvl w:ilvl="5" w:tentative="1">
+      <w:start w:val="1"/>
+      <w:numFmt w:val="bullet"/>
+      <w:lvlText w:val=""/>
+      <w:lvlJc w:val="left"/>
+      <w:pPr>
+        <w:tabs>
+          <w:tab w:val="num" w:pos="4320"/>
+        </w:tabs>
+        <w:ind w:left="4320" w:hanging="360"/>
+      </w:pPr>
+      <w:rPr>
+        <w:rFonts w:ascii="Wingdings" w:hAnsi="Wingdings" w:hint="default"/>
+        <w:sz w:val="20"/>
+      </w:rPr>
+    </w:lvl>
+    <w:lvl w:ilvl="6" w:tentative="1">
+      <w:start w:val="1"/>
+      <w:numFmt w:val="bullet"/>
+      <w:lvlText w:val=""/>
+      <w:lvlJc w:val="left"/>
+      <w:pPr>
+        <w:tabs>
+          <w:tab w:val="num" w:pos="5040"/>
+        </w:tabs>
+        <w:ind w:left="5040" w:hanging="360"/>
+      </w:pPr>
+      <w:rPr>
+        <w:rFonts w:ascii="Wingdings" w:hAnsi="Wingdings" w:hint="default"/>
+        <w:sz w:val="20"/>
+      </w:rPr>
+    </w:lvl>
+    <w:lvl w:ilvl="7" w:tentative="1">
+      <w:start w:val="1"/>
+      <w:numFmt w:val="bullet"/>
+      <w:lvlText w:val=""/>
+      <w:lvlJc w:val="left"/>
+      <w:pPr>
+        <w:tabs>
+          <w:tab w:val="num" w:pos="5760"/>
+        </w:tabs>
+        <w:ind w:left="5760" w:hanging="360"/>
+      </w:pPr>
+      <w:rPr>
+        <w:rFonts w:ascii="Wingdings" w:hAnsi="Wingdings" w:hint="default"/>
+        <w:sz w:val="20"/>
+      </w:rPr>
+    </w:lvl>
+    <w:lvl w:ilvl="8" w:tentative="1">
+      <w:start w:val="1"/>
+      <w:numFmt w:val="bullet"/>
+      <w:lvlText w:val=""/>
+      <w:lvlJc w:val="left"/>
+      <w:pPr>
+        <w:tabs>
+          <w:tab w:val="num" w:pos="6480"/>
+        </w:tabs>
+        <w:ind w:left="6480" w:hanging="360"/>
+      </w:pPr>
+      <w:rPr>
+        <w:rFonts w:ascii="Wingdings" w:hAnsi="Wingdings" w:hint="default"/>
+        <w:sz w:val="20"/>
+      </w:rPr>
+    </w:lvl>
+  </w:abstractNum>
+  <w:abstractNum w:abstractNumId="42" w15:restartNumberingAfterBreak="0">
     <w:nsid w:val="74523562"/>
     <w:multiLevelType w:val="multilevel"/>
     <w:tmpl w:val="5A0A9E66"/>
@@ -11450,7 +16479,120 @@
       </w:rPr>
     </w:lvl>
   </w:abstractNum>
-  <w:abstractNum w:abstractNumId="32" w15:restartNumberingAfterBreak="0">
+  <w:abstractNum w:abstractNumId="43" w15:restartNumberingAfterBreak="0">
+    <w:nsid w:val="763A5CD0"/>
+    <w:multiLevelType w:val="multilevel"/>
+    <w:tmpl w:val="D5582502"/>
+    <w:lvl w:ilvl="0">
+      <w:start w:val="1"/>
+      <w:numFmt w:val="decimal"/>
+      <w:lvlText w:val="%1."/>
+      <w:lvlJc w:val="left"/>
+      <w:pPr>
+        <w:tabs>
+          <w:tab w:val="num" w:pos="720"/>
+        </w:tabs>
+        <w:ind w:left="720" w:hanging="360"/>
+      </w:pPr>
+    </w:lvl>
+    <w:lvl w:ilvl="1" w:tentative="1">
+      <w:start w:val="1"/>
+      <w:numFmt w:val="decimal"/>
+      <w:lvlText w:val="%2."/>
+      <w:lvlJc w:val="left"/>
+      <w:pPr>
+        <w:tabs>
+          <w:tab w:val="num" w:pos="1440"/>
+        </w:tabs>
+        <w:ind w:left="1440" w:hanging="360"/>
+      </w:pPr>
+    </w:lvl>
+    <w:lvl w:ilvl="2" w:tentative="1">
+      <w:start w:val="1"/>
+      <w:numFmt w:val="decimal"/>
+      <w:lvlText w:val="%3."/>
+      <w:lvlJc w:val="left"/>
+      <w:pPr>
+        <w:tabs>
+          <w:tab w:val="num" w:pos="2160"/>
+        </w:tabs>
+        <w:ind w:left="2160" w:hanging="360"/>
+      </w:pPr>
+    </w:lvl>
+    <w:lvl w:ilvl="3" w:tentative="1">
+      <w:start w:val="1"/>
+      <w:numFmt w:val="decimal"/>
+      <w:lvlText w:val="%4."/>
+      <w:lvlJc w:val="left"/>
+      <w:pPr>
+        <w:tabs>
+          <w:tab w:val="num" w:pos="2880"/>
+        </w:tabs>
+        <w:ind w:left="2880" w:hanging="360"/>
+      </w:pPr>
+    </w:lvl>
+    <w:lvl w:ilvl="4" w:tentative="1">
+      <w:start w:val="1"/>
+      <w:numFmt w:val="decimal"/>
+      <w:lvlText w:val="%5."/>
+      <w:lvlJc w:val="left"/>
+      <w:pPr>
+        <w:tabs>
+          <w:tab w:val="num" w:pos="3600"/>
+        </w:tabs>
+        <w:ind w:left="3600" w:hanging="360"/>
+      </w:pPr>
+    </w:lvl>
+    <w:lvl w:ilvl="5" w:tentative="1">
+      <w:start w:val="1"/>
+      <w:numFmt w:val="decimal"/>
+      <w:lvlText w:val="%6."/>
+      <w:lvlJc w:val="left"/>
+      <w:pPr>
+        <w:tabs>
+          <w:tab w:val="num" w:pos="4320"/>
+        </w:tabs>
+        <w:ind w:left="4320" w:hanging="360"/>
+      </w:pPr>
+    </w:lvl>
+    <w:lvl w:ilvl="6" w:tentative="1">
+      <w:start w:val="1"/>
+      <w:numFmt w:val="decimal"/>
+      <w:lvlText w:val="%7."/>
+      <w:lvlJc w:val="left"/>
+      <w:pPr>
+        <w:tabs>
+          <w:tab w:val="num" w:pos="5040"/>
+        </w:tabs>
+        <w:ind w:left="5040" w:hanging="360"/>
+      </w:pPr>
+    </w:lvl>
+    <w:lvl w:ilvl="7" w:tentative="1">
+      <w:start w:val="1"/>
+      <w:numFmt w:val="decimal"/>
+      <w:lvlText w:val="%8."/>
+      <w:lvlJc w:val="left"/>
+      <w:pPr>
+        <w:tabs>
+          <w:tab w:val="num" w:pos="5760"/>
+        </w:tabs>
+        <w:ind w:left="5760" w:hanging="360"/>
+      </w:pPr>
+    </w:lvl>
+    <w:lvl w:ilvl="8" w:tentative="1">
+      <w:start w:val="1"/>
+      <w:numFmt w:val="decimal"/>
+      <w:lvlText w:val="%9."/>
+      <w:lvlJc w:val="left"/>
+      <w:pPr>
+        <w:tabs>
+          <w:tab w:val="num" w:pos="6480"/>
+        </w:tabs>
+        <w:ind w:left="6480" w:hanging="360"/>
+      </w:pPr>
+    </w:lvl>
+  </w:abstractNum>
+  <w:abstractNum w:abstractNumId="44" w15:restartNumberingAfterBreak="0">
     <w:nsid w:val="78B75FE3"/>
     <w:multiLevelType w:val="multilevel"/>
     <w:tmpl w:val="91BC64EA"/>
@@ -11567,7 +16709,7 @@
       </w:pPr>
     </w:lvl>
   </w:abstractNum>
-  <w:abstractNum w:abstractNumId="33" w15:restartNumberingAfterBreak="0">
+  <w:abstractNum w:abstractNumId="45" w15:restartNumberingAfterBreak="0">
     <w:nsid w:val="793960EE"/>
     <w:multiLevelType w:val="multilevel"/>
     <w:tmpl w:val="87065F8E"/>
@@ -11680,7 +16822,233 @@
       </w:pPr>
     </w:lvl>
   </w:abstractNum>
-  <w:abstractNum w:abstractNumId="34" w15:restartNumberingAfterBreak="0">
+  <w:abstractNum w:abstractNumId="46" w15:restartNumberingAfterBreak="0">
+    <w:nsid w:val="79BB552B"/>
+    <w:multiLevelType w:val="multilevel"/>
+    <w:tmpl w:val="5046F426"/>
+    <w:lvl w:ilvl="0">
+      <w:start w:val="1"/>
+      <w:numFmt w:val="decimal"/>
+      <w:lvlText w:val="%1."/>
+      <w:lvlJc w:val="left"/>
+      <w:pPr>
+        <w:tabs>
+          <w:tab w:val="num" w:pos="720"/>
+        </w:tabs>
+        <w:ind w:left="720" w:hanging="360"/>
+      </w:pPr>
+    </w:lvl>
+    <w:lvl w:ilvl="1" w:tentative="1">
+      <w:start w:val="1"/>
+      <w:numFmt w:val="decimal"/>
+      <w:lvlText w:val="%2."/>
+      <w:lvlJc w:val="left"/>
+      <w:pPr>
+        <w:tabs>
+          <w:tab w:val="num" w:pos="1440"/>
+        </w:tabs>
+        <w:ind w:left="1440" w:hanging="360"/>
+      </w:pPr>
+    </w:lvl>
+    <w:lvl w:ilvl="2" w:tentative="1">
+      <w:start w:val="1"/>
+      <w:numFmt w:val="decimal"/>
+      <w:lvlText w:val="%3."/>
+      <w:lvlJc w:val="left"/>
+      <w:pPr>
+        <w:tabs>
+          <w:tab w:val="num" w:pos="2160"/>
+        </w:tabs>
+        <w:ind w:left="2160" w:hanging="360"/>
+      </w:pPr>
+    </w:lvl>
+    <w:lvl w:ilvl="3" w:tentative="1">
+      <w:start w:val="1"/>
+      <w:numFmt w:val="decimal"/>
+      <w:lvlText w:val="%4."/>
+      <w:lvlJc w:val="left"/>
+      <w:pPr>
+        <w:tabs>
+          <w:tab w:val="num" w:pos="2880"/>
+        </w:tabs>
+        <w:ind w:left="2880" w:hanging="360"/>
+      </w:pPr>
+    </w:lvl>
+    <w:lvl w:ilvl="4" w:tentative="1">
+      <w:start w:val="1"/>
+      <w:numFmt w:val="decimal"/>
+      <w:lvlText w:val="%5."/>
+      <w:lvlJc w:val="left"/>
+      <w:pPr>
+        <w:tabs>
+          <w:tab w:val="num" w:pos="3600"/>
+        </w:tabs>
+        <w:ind w:left="3600" w:hanging="360"/>
+      </w:pPr>
+    </w:lvl>
+    <w:lvl w:ilvl="5" w:tentative="1">
+      <w:start w:val="1"/>
+      <w:numFmt w:val="decimal"/>
+      <w:lvlText w:val="%6."/>
+      <w:lvlJc w:val="left"/>
+      <w:pPr>
+        <w:tabs>
+          <w:tab w:val="num" w:pos="4320"/>
+        </w:tabs>
+        <w:ind w:left="4320" w:hanging="360"/>
+      </w:pPr>
+    </w:lvl>
+    <w:lvl w:ilvl="6" w:tentative="1">
+      <w:start w:val="1"/>
+      <w:numFmt w:val="decimal"/>
+      <w:lvlText w:val="%7."/>
+      <w:lvlJc w:val="left"/>
+      <w:pPr>
+        <w:tabs>
+          <w:tab w:val="num" w:pos="5040"/>
+        </w:tabs>
+        <w:ind w:left="5040" w:hanging="360"/>
+      </w:pPr>
+    </w:lvl>
+    <w:lvl w:ilvl="7" w:tentative="1">
+      <w:start w:val="1"/>
+      <w:numFmt w:val="decimal"/>
+      <w:lvlText w:val="%8."/>
+      <w:lvlJc w:val="left"/>
+      <w:pPr>
+        <w:tabs>
+          <w:tab w:val="num" w:pos="5760"/>
+        </w:tabs>
+        <w:ind w:left="5760" w:hanging="360"/>
+      </w:pPr>
+    </w:lvl>
+    <w:lvl w:ilvl="8" w:tentative="1">
+      <w:start w:val="1"/>
+      <w:numFmt w:val="decimal"/>
+      <w:lvlText w:val="%9."/>
+      <w:lvlJc w:val="left"/>
+      <w:pPr>
+        <w:tabs>
+          <w:tab w:val="num" w:pos="6480"/>
+        </w:tabs>
+        <w:ind w:left="6480" w:hanging="360"/>
+      </w:pPr>
+    </w:lvl>
+  </w:abstractNum>
+  <w:abstractNum w:abstractNumId="47" w15:restartNumberingAfterBreak="0">
+    <w:nsid w:val="79EA54A1"/>
+    <w:multiLevelType w:val="multilevel"/>
+    <w:tmpl w:val="D34217B6"/>
+    <w:lvl w:ilvl="0">
+      <w:start w:val="1"/>
+      <w:numFmt w:val="decimal"/>
+      <w:lvlText w:val="%1."/>
+      <w:lvlJc w:val="left"/>
+      <w:pPr>
+        <w:tabs>
+          <w:tab w:val="num" w:pos="720"/>
+        </w:tabs>
+        <w:ind w:left="720" w:hanging="360"/>
+      </w:pPr>
+    </w:lvl>
+    <w:lvl w:ilvl="1" w:tentative="1">
+      <w:start w:val="1"/>
+      <w:numFmt w:val="decimal"/>
+      <w:lvlText w:val="%2."/>
+      <w:lvlJc w:val="left"/>
+      <w:pPr>
+        <w:tabs>
+          <w:tab w:val="num" w:pos="1440"/>
+        </w:tabs>
+        <w:ind w:left="1440" w:hanging="360"/>
+      </w:pPr>
+    </w:lvl>
+    <w:lvl w:ilvl="2" w:tentative="1">
+      <w:start w:val="1"/>
+      <w:numFmt w:val="decimal"/>
+      <w:lvlText w:val="%3."/>
+      <w:lvlJc w:val="left"/>
+      <w:pPr>
+        <w:tabs>
+          <w:tab w:val="num" w:pos="2160"/>
+        </w:tabs>
+        <w:ind w:left="2160" w:hanging="360"/>
+      </w:pPr>
+    </w:lvl>
+    <w:lvl w:ilvl="3" w:tentative="1">
+      <w:start w:val="1"/>
+      <w:numFmt w:val="decimal"/>
+      <w:lvlText w:val="%4."/>
+      <w:lvlJc w:val="left"/>
+      <w:pPr>
+        <w:tabs>
+          <w:tab w:val="num" w:pos="2880"/>
+        </w:tabs>
+        <w:ind w:left="2880" w:hanging="360"/>
+      </w:pPr>
+    </w:lvl>
+    <w:lvl w:ilvl="4" w:tentative="1">
+      <w:start w:val="1"/>
+      <w:numFmt w:val="decimal"/>
+      <w:lvlText w:val="%5."/>
+      <w:lvlJc w:val="left"/>
+      <w:pPr>
+        <w:tabs>
+          <w:tab w:val="num" w:pos="3600"/>
+        </w:tabs>
+        <w:ind w:left="3600" w:hanging="360"/>
+      </w:pPr>
+    </w:lvl>
+    <w:lvl w:ilvl="5" w:tentative="1">
+      <w:start w:val="1"/>
+      <w:numFmt w:val="decimal"/>
+      <w:lvlText w:val="%6."/>
+      <w:lvlJc w:val="left"/>
+      <w:pPr>
+        <w:tabs>
+          <w:tab w:val="num" w:pos="4320"/>
+        </w:tabs>
+        <w:ind w:left="4320" w:hanging="360"/>
+      </w:pPr>
+    </w:lvl>
+    <w:lvl w:ilvl="6" w:tentative="1">
+      <w:start w:val="1"/>
+      <w:numFmt w:val="decimal"/>
+      <w:lvlText w:val="%7."/>
+      <w:lvlJc w:val="left"/>
+      <w:pPr>
+        <w:tabs>
+          <w:tab w:val="num" w:pos="5040"/>
+        </w:tabs>
+        <w:ind w:left="5040" w:hanging="360"/>
+      </w:pPr>
+    </w:lvl>
+    <w:lvl w:ilvl="7" w:tentative="1">
+      <w:start w:val="1"/>
+      <w:numFmt w:val="decimal"/>
+      <w:lvlText w:val="%8."/>
+      <w:lvlJc w:val="left"/>
+      <w:pPr>
+        <w:tabs>
+          <w:tab w:val="num" w:pos="5760"/>
+        </w:tabs>
+        <w:ind w:left="5760" w:hanging="360"/>
+      </w:pPr>
+    </w:lvl>
+    <w:lvl w:ilvl="8" w:tentative="1">
+      <w:start w:val="1"/>
+      <w:numFmt w:val="decimal"/>
+      <w:lvlText w:val="%9."/>
+      <w:lvlJc w:val="left"/>
+      <w:pPr>
+        <w:tabs>
+          <w:tab w:val="num" w:pos="6480"/>
+        </w:tabs>
+        <w:ind w:left="6480" w:hanging="360"/>
+      </w:pPr>
+    </w:lvl>
+  </w:abstractNum>
+  <w:abstractNum w:abstractNumId="48" w15:restartNumberingAfterBreak="0">
     <w:nsid w:val="7F5707CE"/>
     <w:multiLevelType w:val="multilevel"/>
     <w:tmpl w:val="3FC00D2C"/>
@@ -11794,67 +17162,67 @@
     </w:lvl>
   </w:abstractNum>
   <w:num w:numId="1" w16cid:durableId="331488138">
+    <w:abstractNumId w:val="33"/>
+  </w:num>
+  <w:num w:numId="2" w16cid:durableId="580483664">
+    <w:abstractNumId w:val="15"/>
+  </w:num>
+  <w:num w:numId="3" w16cid:durableId="350037060">
+    <w:abstractNumId w:val="14"/>
+  </w:num>
+  <w:num w:numId="4" w16cid:durableId="1563759836">
+    <w:abstractNumId w:val="48"/>
+  </w:num>
+  <w:num w:numId="5" w16cid:durableId="374044309">
+    <w:abstractNumId w:val="42"/>
+  </w:num>
+  <w:num w:numId="6" w16cid:durableId="33431715">
+    <w:abstractNumId w:val="44"/>
+  </w:num>
+  <w:num w:numId="7" w16cid:durableId="736586619">
+    <w:abstractNumId w:val="30"/>
+  </w:num>
+  <w:num w:numId="8" w16cid:durableId="934289842">
+    <w:abstractNumId w:val="13"/>
+  </w:num>
+  <w:num w:numId="9" w16cid:durableId="2036879012">
+    <w:abstractNumId w:val="35"/>
+  </w:num>
+  <w:num w:numId="10" w16cid:durableId="1328091330">
+    <w:abstractNumId w:val="22"/>
+  </w:num>
+  <w:num w:numId="11" w16cid:durableId="44329579">
+    <w:abstractNumId w:val="6"/>
+  </w:num>
+  <w:num w:numId="12" w16cid:durableId="422268187">
+    <w:abstractNumId w:val="38"/>
+  </w:num>
+  <w:num w:numId="13" w16cid:durableId="943805022">
+    <w:abstractNumId w:val="32"/>
+  </w:num>
+  <w:num w:numId="14" w16cid:durableId="1496915155">
+    <w:abstractNumId w:val="29"/>
+  </w:num>
+  <w:num w:numId="15" w16cid:durableId="297227672">
+    <w:abstractNumId w:val="45"/>
+  </w:num>
+  <w:num w:numId="16" w16cid:durableId="136916096">
+    <w:abstractNumId w:val="40"/>
+  </w:num>
+  <w:num w:numId="17" w16cid:durableId="753624048">
+    <w:abstractNumId w:val="37"/>
+  </w:num>
+  <w:num w:numId="18" w16cid:durableId="6638961">
+    <w:abstractNumId w:val="28"/>
+  </w:num>
+  <w:num w:numId="19" w16cid:durableId="660084061">
+    <w:abstractNumId w:val="18"/>
+  </w:num>
+  <w:num w:numId="20" w16cid:durableId="589044571">
     <w:abstractNumId w:val="23"/>
   </w:num>
-  <w:num w:numId="2" w16cid:durableId="580483664">
-    <w:abstractNumId w:val="10"/>
-  </w:num>
-  <w:num w:numId="3" w16cid:durableId="350037060">
-    <w:abstractNumId w:val="9"/>
-  </w:num>
-  <w:num w:numId="4" w16cid:durableId="1563759836">
-    <w:abstractNumId w:val="34"/>
-  </w:num>
-  <w:num w:numId="5" w16cid:durableId="374044309">
-    <w:abstractNumId w:val="31"/>
-  </w:num>
-  <w:num w:numId="6" w16cid:durableId="33431715">
-    <w:abstractNumId w:val="32"/>
-  </w:num>
-  <w:num w:numId="7" w16cid:durableId="736586619">
-    <w:abstractNumId w:val="20"/>
-  </w:num>
-  <w:num w:numId="8" w16cid:durableId="934289842">
-    <w:abstractNumId w:val="8"/>
-  </w:num>
-  <w:num w:numId="9" w16cid:durableId="2036879012">
-    <w:abstractNumId w:val="25"/>
-  </w:num>
-  <w:num w:numId="10" w16cid:durableId="1328091330">
-    <w:abstractNumId w:val="16"/>
-  </w:num>
-  <w:num w:numId="11" w16cid:durableId="44329579">
-    <w:abstractNumId w:val="5"/>
-  </w:num>
-  <w:num w:numId="12" w16cid:durableId="422268187">
-    <w:abstractNumId w:val="28"/>
-  </w:num>
-  <w:num w:numId="13" w16cid:durableId="943805022">
-    <w:abstractNumId w:val="22"/>
-  </w:num>
-  <w:num w:numId="14" w16cid:durableId="1496915155">
+  <w:num w:numId="21" w16cid:durableId="207450913">
     <w:abstractNumId w:val="19"/>
-  </w:num>
-  <w:num w:numId="15" w16cid:durableId="297227672">
-    <w:abstractNumId w:val="33"/>
-  </w:num>
-  <w:num w:numId="16" w16cid:durableId="136916096">
-    <w:abstractNumId w:val="30"/>
-  </w:num>
-  <w:num w:numId="17" w16cid:durableId="753624048">
-    <w:abstractNumId w:val="27"/>
-  </w:num>
-  <w:num w:numId="18" w16cid:durableId="6638961">
-    <w:abstractNumId w:val="18"/>
-  </w:num>
-  <w:num w:numId="19" w16cid:durableId="660084061">
-    <w:abstractNumId w:val="13"/>
-  </w:num>
-  <w:num w:numId="20" w16cid:durableId="589044571">
-    <w:abstractNumId w:val="17"/>
-  </w:num>
-  <w:num w:numId="21" w16cid:durableId="207450913">
-    <w:abstractNumId w:val="14"/>
   </w:num>
   <w:num w:numId="22" w16cid:durableId="1938899972">
     <w:abstractNumId w:val="1"/>
@@ -11863,40 +17231,82 @@
     <w:abstractNumId w:val="0"/>
   </w:num>
   <w:num w:numId="24" w16cid:durableId="173541064">
+    <w:abstractNumId w:val="4"/>
+  </w:num>
+  <w:num w:numId="25" w16cid:durableId="529413263">
+    <w:abstractNumId w:val="36"/>
+  </w:num>
+  <w:num w:numId="26" w16cid:durableId="360860744">
+    <w:abstractNumId w:val="11"/>
+  </w:num>
+  <w:num w:numId="27" w16cid:durableId="1217085364">
+    <w:abstractNumId w:val="16"/>
+  </w:num>
+  <w:num w:numId="28" w16cid:durableId="1647738803">
+    <w:abstractNumId w:val="21"/>
+  </w:num>
+  <w:num w:numId="29" w16cid:durableId="15356071">
+    <w:abstractNumId w:val="34"/>
+  </w:num>
+  <w:num w:numId="30" w16cid:durableId="2037995456">
+    <w:abstractNumId w:val="31"/>
+  </w:num>
+  <w:num w:numId="31" w16cid:durableId="782268033">
+    <w:abstractNumId w:val="17"/>
+  </w:num>
+  <w:num w:numId="32" w16cid:durableId="1832480557">
+    <w:abstractNumId w:val="5"/>
+  </w:num>
+  <w:num w:numId="33" w16cid:durableId="1004162086">
+    <w:abstractNumId w:val="39"/>
+  </w:num>
+  <w:num w:numId="34" w16cid:durableId="370955382">
+    <w:abstractNumId w:val="9"/>
+  </w:num>
+  <w:num w:numId="35" w16cid:durableId="1033650045">
     <w:abstractNumId w:val="3"/>
   </w:num>
-  <w:num w:numId="25" w16cid:durableId="529413263">
+  <w:num w:numId="36" w16cid:durableId="881284772">
+    <w:abstractNumId w:val="8"/>
+  </w:num>
+  <w:num w:numId="37" w16cid:durableId="1077510048">
+    <w:abstractNumId w:val="12"/>
+  </w:num>
+  <w:num w:numId="38" w16cid:durableId="170920225">
+    <w:abstractNumId w:val="41"/>
+  </w:num>
+  <w:num w:numId="39" w16cid:durableId="52899540">
+    <w:abstractNumId w:val="43"/>
+  </w:num>
+  <w:num w:numId="40" w16cid:durableId="2003965916">
+    <w:abstractNumId w:val="25"/>
+  </w:num>
+  <w:num w:numId="41" w16cid:durableId="1847549705">
+    <w:abstractNumId w:val="46"/>
+  </w:num>
+  <w:num w:numId="42" w16cid:durableId="332296819">
+    <w:abstractNumId w:val="20"/>
+  </w:num>
+  <w:num w:numId="43" w16cid:durableId="21170720">
+    <w:abstractNumId w:val="47"/>
+  </w:num>
+  <w:num w:numId="44" w16cid:durableId="1625892010">
+    <w:abstractNumId w:val="10"/>
+  </w:num>
+  <w:num w:numId="45" w16cid:durableId="985209251">
+    <w:abstractNumId w:val="27"/>
+  </w:num>
+  <w:num w:numId="46" w16cid:durableId="606541324">
     <w:abstractNumId w:val="26"/>
   </w:num>
-  <w:num w:numId="26" w16cid:durableId="360860744">
-    <w:abstractNumId w:val="7"/>
+  <w:num w:numId="47" w16cid:durableId="725296802">
+    <w:abstractNumId w:val="2"/>
   </w:num>
-  <w:num w:numId="27" w16cid:durableId="1217085364">
-    <w:abstractNumId w:val="11"/>
-  </w:num>
-  <w:num w:numId="28" w16cid:durableId="1647738803">
-    <w:abstractNumId w:val="15"/>
-  </w:num>
-  <w:num w:numId="29" w16cid:durableId="15356071">
+  <w:num w:numId="48" w16cid:durableId="710114816">
     <w:abstractNumId w:val="24"/>
   </w:num>
-  <w:num w:numId="30" w16cid:durableId="2037995456">
-    <w:abstractNumId w:val="21"/>
-  </w:num>
-  <w:num w:numId="31" w16cid:durableId="782268033">
-    <w:abstractNumId w:val="12"/>
-  </w:num>
-  <w:num w:numId="32" w16cid:durableId="1832480557">
-    <w:abstractNumId w:val="4"/>
-  </w:num>
-  <w:num w:numId="33" w16cid:durableId="1004162086">
-    <w:abstractNumId w:val="29"/>
-  </w:num>
-  <w:num w:numId="34" w16cid:durableId="370955382">
-    <w:abstractNumId w:val="6"/>
-  </w:num>
-  <w:num w:numId="35" w16cid:durableId="1033650045">
-    <w:abstractNumId w:val="2"/>
+  <w:num w:numId="49" w16cid:durableId="2106994416">
+    <w:abstractNumId w:val="7"/>
   </w:num>
 </w:numbering>
 </file>
@@ -12503,7 +17913,6 @@
   <w:style w:type="character" w:default="1" w:styleId="Fontepargpadro">
     <w:name w:val="Default Paragraph Font"/>
     <w:uiPriority w:val="1"/>
-    <w:semiHidden/>
     <w:unhideWhenUsed/>
   </w:style>
   <w:style w:type="table" w:default="1" w:styleId="Tabelanormal">
